--- a/Сети/КП/Документация/3. Пояснительная записка.docx
+++ b/Сети/КП/Документация/3. Пояснительная записка.docx
@@ -513,7 +513,7 @@
       <w:pPr>
         <w:pStyle w:val="1"/>
       </w:pPr>
-      <w:bookmarkStart w:id="0" w:name="_Toc130001963"/>
+      <w:bookmarkStart w:id="0" w:name="_Toc216303667"/>
       <w:r>
         <w:lastRenderedPageBreak/>
         <w:t>АННОТАЦИЯ</w:t>
@@ -562,7 +562,8 @@
     <w:sdt>
       <w:sdtPr>
         <w:rPr>
-          <w:rFonts w:eastAsia="Times New Roman" w:cs="Times New Roman"/>
+          <w:rFonts w:ascii="Times New Roman" w:eastAsia="Times New Roman" w:hAnsi="Times New Roman" w:cs="Times New Roman"/>
+          <w:color w:val="auto"/>
           <w:sz w:val="24"/>
           <w:szCs w:val="24"/>
           <w:lang w:eastAsia="ar-SA"/>
@@ -575,16 +576,15 @@
       </w:sdtPr>
       <w:sdtEndPr>
         <w:rPr>
-          <w:rFonts w:ascii="Times New Roman" w:hAnsi="Times New Roman"/>
           <w:b/>
           <w:bCs/>
-          <w:color w:val="auto"/>
         </w:rPr>
       </w:sdtEndPr>
       <w:sdtContent>
         <w:p>
           <w:pPr>
             <w:pStyle w:val="aa"/>
+            <w:jc w:val="center"/>
             <w:rPr>
               <w:rStyle w:val="10"/>
               <w:color w:val="auto"/>
@@ -595,25 +595,16 @@
               <w:rStyle w:val="10"/>
               <w:color w:val="auto"/>
             </w:rPr>
-            <w:t>О</w:t>
-          </w:r>
-          <w:r>
-            <w:rPr>
-              <w:rStyle w:val="10"/>
-              <w:color w:val="auto"/>
-            </w:rPr>
-            <w:t>ГЛАВЛЕНИЕ</w:t>
+            <w:t>СОДЕРЖАНИЕ</w:t>
           </w:r>
         </w:p>
         <w:p>
           <w:pPr>
             <w:pStyle w:val="11"/>
-            <w:tabs>
-              <w:tab w:val="right" w:leader="dot" w:pos="10195"/>
-            </w:tabs>
             <w:rPr>
               <w:rFonts w:asciiTheme="minorHAnsi" w:eastAsiaTheme="minorEastAsia" w:hAnsiTheme="minorHAnsi" w:cstheme="minorBidi"/>
-              <w:noProof/>
+              <w:sz w:val="24"/>
+              <w:szCs w:val="24"/>
               <w:lang w:eastAsia="ru-RU"/>
             </w:rPr>
           </w:pPr>
@@ -626,75 +617,51 @@
           <w:r>
             <w:fldChar w:fldCharType="separate"/>
           </w:r>
-          <w:hyperlink w:anchor="_Toc130001963" w:history="1">
+          <w:hyperlink w:anchor="_Toc216303667" w:history="1">
             <w:r>
               <w:rPr>
                 <w:rStyle w:val="ab"/>
-                <w:noProof/>
-                <w:sz w:val="28"/>
-                <w:szCs w:val="28"/>
               </w:rPr>
               <w:t>АННОТАЦИЯ</w:t>
             </w:r>
             <w:r>
               <w:rPr>
-                <w:noProof/>
                 <w:webHidden/>
-                <w:sz w:val="28"/>
-                <w:szCs w:val="28"/>
               </w:rPr>
               <w:tab/>
             </w:r>
             <w:r>
               <w:rPr>
-                <w:noProof/>
                 <w:webHidden/>
-                <w:sz w:val="28"/>
-                <w:szCs w:val="28"/>
               </w:rPr>
               <w:fldChar w:fldCharType="begin"/>
             </w:r>
             <w:r>
               <w:rPr>
-                <w:noProof/>
                 <w:webHidden/>
-                <w:sz w:val="28"/>
-                <w:szCs w:val="28"/>
-              </w:rPr>
-              <w:instrText xml:space="preserve"> PAGEREF _Toc130001963 \h </w:instrText>
-            </w:r>
-            <w:r>
-              <w:rPr>
-                <w:noProof/>
+              </w:rPr>
+              <w:instrText xml:space="preserve"> PAGEREF _Toc216303667 \h </w:instrText>
+            </w:r>
+            <w:r>
+              <w:rPr>
                 <w:webHidden/>
-                <w:sz w:val="28"/>
-                <w:szCs w:val="28"/>
-              </w:rPr>
-            </w:r>
-            <w:r>
-              <w:rPr>
-                <w:noProof/>
+              </w:rPr>
+            </w:r>
+            <w:r>
+              <w:rPr>
                 <w:webHidden/>
-                <w:sz w:val="28"/>
-                <w:szCs w:val="28"/>
               </w:rPr>
               <w:fldChar w:fldCharType="separate"/>
             </w:r>
             <w:r>
               <w:rPr>
-                <w:noProof/>
                 <w:webHidden/>
-                <w:sz w:val="28"/>
-                <w:szCs w:val="28"/>
               </w:rPr>
               <w:t>2</w:t>
             </w:r>
             <w:r>
               <w:rPr>
-                <w:noProof/>
                 <w:webHidden/>
-                <w:sz w:val="28"/>
-                <w:szCs w:val="28"/>
               </w:rPr>
               <w:fldChar w:fldCharType="end"/>
             </w:r>
@@ -703,84 +670,58 @@
         <w:p>
           <w:pPr>
             <w:pStyle w:val="11"/>
-            <w:tabs>
-              <w:tab w:val="right" w:leader="dot" w:pos="10195"/>
-            </w:tabs>
             <w:rPr>
               <w:rFonts w:asciiTheme="minorHAnsi" w:eastAsiaTheme="minorEastAsia" w:hAnsiTheme="minorHAnsi" w:cstheme="minorBidi"/>
-              <w:noProof/>
+              <w:sz w:val="24"/>
+              <w:szCs w:val="24"/>
               <w:lang w:eastAsia="ru-RU"/>
             </w:rPr>
           </w:pPr>
-          <w:hyperlink w:anchor="_Toc130001964" w:history="1">
+          <w:hyperlink w:anchor="_Toc216303668" w:history="1">
             <w:r>
               <w:rPr>
                 <w:rStyle w:val="ab"/>
-                <w:noProof/>
-                <w:sz w:val="28"/>
-                <w:szCs w:val="28"/>
               </w:rPr>
               <w:t>ВВЕДЕНИЕ</w:t>
             </w:r>
             <w:r>
               <w:rPr>
-                <w:noProof/>
                 <w:webHidden/>
-                <w:sz w:val="28"/>
-                <w:szCs w:val="28"/>
               </w:rPr>
               <w:tab/>
             </w:r>
             <w:r>
               <w:rPr>
-                <w:noProof/>
                 <w:webHidden/>
-                <w:sz w:val="28"/>
-                <w:szCs w:val="28"/>
               </w:rPr>
               <w:fldChar w:fldCharType="begin"/>
             </w:r>
             <w:r>
               <w:rPr>
-                <w:noProof/>
                 <w:webHidden/>
-                <w:sz w:val="28"/>
-                <w:szCs w:val="28"/>
-              </w:rPr>
-              <w:instrText xml:space="preserve"> PAGEREF _Toc130001964 \h </w:instrText>
-            </w:r>
-            <w:r>
-              <w:rPr>
-                <w:noProof/>
+              </w:rPr>
+              <w:instrText xml:space="preserve"> PAGEREF _Toc216303668 \h </w:instrText>
+            </w:r>
+            <w:r>
+              <w:rPr>
                 <w:webHidden/>
-                <w:sz w:val="28"/>
-                <w:szCs w:val="28"/>
-              </w:rPr>
-            </w:r>
-            <w:r>
-              <w:rPr>
-                <w:noProof/>
+              </w:rPr>
+            </w:r>
+            <w:r>
+              <w:rPr>
                 <w:webHidden/>
-                <w:sz w:val="28"/>
-                <w:szCs w:val="28"/>
               </w:rPr>
               <w:fldChar w:fldCharType="separate"/>
             </w:r>
             <w:r>
               <w:rPr>
-                <w:noProof/>
                 <w:webHidden/>
-                <w:sz w:val="28"/>
-                <w:szCs w:val="28"/>
               </w:rPr>
               <w:t>4</w:t>
             </w:r>
             <w:r>
               <w:rPr>
-                <w:noProof/>
                 <w:webHidden/>
-                <w:sz w:val="28"/>
-                <w:szCs w:val="28"/>
               </w:rPr>
               <w:fldChar w:fldCharType="end"/>
             </w:r>
@@ -789,84 +730,58 @@
         <w:p>
           <w:pPr>
             <w:pStyle w:val="11"/>
-            <w:tabs>
-              <w:tab w:val="right" w:leader="dot" w:pos="10195"/>
-            </w:tabs>
             <w:rPr>
               <w:rFonts w:asciiTheme="minorHAnsi" w:eastAsiaTheme="minorEastAsia" w:hAnsiTheme="minorHAnsi" w:cstheme="minorBidi"/>
-              <w:noProof/>
+              <w:sz w:val="24"/>
+              <w:szCs w:val="24"/>
               <w:lang w:eastAsia="ru-RU"/>
             </w:rPr>
           </w:pPr>
-          <w:hyperlink w:anchor="_Toc130001965" w:history="1">
+          <w:hyperlink w:anchor="_Toc216303669" w:history="1">
             <w:r>
               <w:rPr>
                 <w:rStyle w:val="ab"/>
-                <w:noProof/>
-                <w:sz w:val="28"/>
-                <w:szCs w:val="28"/>
-              </w:rPr>
-              <w:t>1 ХОД РАБОТЫ</w:t>
-            </w:r>
-            <w:r>
-              <w:rPr>
-                <w:noProof/>
+              </w:rPr>
+              <w:t>ГЛАВА 1. ХОД РАБОТЫ</w:t>
+            </w:r>
+            <w:r>
+              <w:rPr>
                 <w:webHidden/>
-                <w:sz w:val="28"/>
-                <w:szCs w:val="28"/>
               </w:rPr>
               <w:tab/>
             </w:r>
             <w:r>
               <w:rPr>
-                <w:noProof/>
                 <w:webHidden/>
-                <w:sz w:val="28"/>
-                <w:szCs w:val="28"/>
               </w:rPr>
               <w:fldChar w:fldCharType="begin"/>
             </w:r>
             <w:r>
               <w:rPr>
-                <w:noProof/>
                 <w:webHidden/>
-                <w:sz w:val="28"/>
-                <w:szCs w:val="28"/>
-              </w:rPr>
-              <w:instrText xml:space="preserve"> PAGEREF _Toc130001965 \h </w:instrText>
-            </w:r>
-            <w:r>
-              <w:rPr>
-                <w:noProof/>
+              </w:rPr>
+              <w:instrText xml:space="preserve"> PAGEREF _Toc216303669 \h </w:instrText>
+            </w:r>
+            <w:r>
+              <w:rPr>
                 <w:webHidden/>
-                <w:sz w:val="28"/>
-                <w:szCs w:val="28"/>
-              </w:rPr>
-            </w:r>
-            <w:r>
-              <w:rPr>
-                <w:noProof/>
+              </w:rPr>
+            </w:r>
+            <w:r>
+              <w:rPr>
                 <w:webHidden/>
-                <w:sz w:val="28"/>
-                <w:szCs w:val="28"/>
               </w:rPr>
               <w:fldChar w:fldCharType="separate"/>
             </w:r>
             <w:r>
               <w:rPr>
-                <w:noProof/>
                 <w:webHidden/>
-                <w:sz w:val="28"/>
-                <w:szCs w:val="28"/>
               </w:rPr>
               <w:t>6</w:t>
             </w:r>
             <w:r>
               <w:rPr>
-                <w:noProof/>
                 <w:webHidden/>
-                <w:sz w:val="28"/>
-                <w:szCs w:val="28"/>
               </w:rPr>
               <w:fldChar w:fldCharType="end"/>
             </w:r>
@@ -885,7 +800,7 @@
               <w:lang w:eastAsia="ru-RU"/>
             </w:rPr>
           </w:pPr>
-          <w:hyperlink w:anchor="_Toc130001966" w:history="1">
+          <w:hyperlink w:anchor="_Toc216303670" w:history="1">
             <w:r>
               <w:rPr>
                 <w:rStyle w:val="ab"/>
@@ -937,7 +852,7 @@
                 <w:sz w:val="28"/>
                 <w:szCs w:val="28"/>
               </w:rPr>
-              <w:instrText xml:space="preserve"> PAGEREF _Toc130001966 \h </w:instrText>
+              <w:instrText xml:space="preserve"> PAGEREF _Toc216303670 \h </w:instrText>
             </w:r>
             <w:r>
               <w:rPr>
@@ -989,7 +904,7 @@
               <w:lang w:eastAsia="ru-RU"/>
             </w:rPr>
           </w:pPr>
-          <w:hyperlink w:anchor="_Toc130001967" w:history="1">
+          <w:hyperlink w:anchor="_Toc216303671" w:history="1">
             <w:r>
               <w:rPr>
                 <w:rStyle w:val="ab"/>
@@ -1041,7 +956,7 @@
                 <w:sz w:val="28"/>
                 <w:szCs w:val="28"/>
               </w:rPr>
-              <w:instrText xml:space="preserve"> PAGEREF _Toc130001967 \h </w:instrText>
+              <w:instrText xml:space="preserve"> PAGEREF _Toc216303671 \h </w:instrText>
             </w:r>
             <w:r>
               <w:rPr>
@@ -1083,84 +998,58 @@
         <w:p>
           <w:pPr>
             <w:pStyle w:val="11"/>
-            <w:tabs>
-              <w:tab w:val="right" w:leader="dot" w:pos="10195"/>
-            </w:tabs>
             <w:rPr>
               <w:rFonts w:asciiTheme="minorHAnsi" w:eastAsiaTheme="minorEastAsia" w:hAnsiTheme="minorHAnsi" w:cstheme="minorBidi"/>
-              <w:noProof/>
+              <w:sz w:val="24"/>
+              <w:szCs w:val="24"/>
               <w:lang w:eastAsia="ru-RU"/>
             </w:rPr>
           </w:pPr>
-          <w:hyperlink w:anchor="_Toc130001968" w:history="1">
+          <w:hyperlink w:anchor="_Toc216303672" w:history="1">
             <w:r>
               <w:rPr>
                 <w:rStyle w:val="ab"/>
-                <w:noProof/>
-                <w:sz w:val="28"/>
-                <w:szCs w:val="28"/>
-              </w:rPr>
-              <w:t>2 ЗАКЛЮЧЕНИЕ</w:t>
-            </w:r>
-            <w:r>
-              <w:rPr>
-                <w:noProof/>
+              </w:rPr>
+              <w:t>ЗАКЛЮЧЕНИЕ</w:t>
+            </w:r>
+            <w:r>
+              <w:rPr>
                 <w:webHidden/>
-                <w:sz w:val="28"/>
-                <w:szCs w:val="28"/>
               </w:rPr>
               <w:tab/>
             </w:r>
             <w:r>
               <w:rPr>
-                <w:noProof/>
                 <w:webHidden/>
-                <w:sz w:val="28"/>
-                <w:szCs w:val="28"/>
               </w:rPr>
               <w:fldChar w:fldCharType="begin"/>
             </w:r>
             <w:r>
               <w:rPr>
-                <w:noProof/>
                 <w:webHidden/>
-                <w:sz w:val="28"/>
-                <w:szCs w:val="28"/>
-              </w:rPr>
-              <w:instrText xml:space="preserve"> PAGEREF _Toc130001968 \h </w:instrText>
-            </w:r>
-            <w:r>
-              <w:rPr>
-                <w:noProof/>
+              </w:rPr>
+              <w:instrText xml:space="preserve"> PAGEREF _Toc216303672 \h </w:instrText>
+            </w:r>
+            <w:r>
+              <w:rPr>
                 <w:webHidden/>
-                <w:sz w:val="28"/>
-                <w:szCs w:val="28"/>
-              </w:rPr>
-            </w:r>
-            <w:r>
-              <w:rPr>
-                <w:noProof/>
+              </w:rPr>
+            </w:r>
+            <w:r>
+              <w:rPr>
                 <w:webHidden/>
-                <w:sz w:val="28"/>
-                <w:szCs w:val="28"/>
               </w:rPr>
               <w:fldChar w:fldCharType="separate"/>
             </w:r>
             <w:r>
               <w:rPr>
-                <w:noProof/>
                 <w:webHidden/>
-                <w:sz w:val="28"/>
-                <w:szCs w:val="28"/>
               </w:rPr>
               <w:t>10</w:t>
             </w:r>
             <w:r>
               <w:rPr>
-                <w:noProof/>
                 <w:webHidden/>
-                <w:sz w:val="28"/>
-                <w:szCs w:val="28"/>
               </w:rPr>
               <w:fldChar w:fldCharType="end"/>
             </w:r>
@@ -1169,84 +1058,58 @@
         <w:p>
           <w:pPr>
             <w:pStyle w:val="11"/>
-            <w:tabs>
-              <w:tab w:val="right" w:leader="dot" w:pos="10195"/>
-            </w:tabs>
             <w:rPr>
               <w:rFonts w:asciiTheme="minorHAnsi" w:eastAsiaTheme="minorEastAsia" w:hAnsiTheme="minorHAnsi" w:cstheme="minorBidi"/>
-              <w:noProof/>
+              <w:sz w:val="24"/>
+              <w:szCs w:val="24"/>
               <w:lang w:eastAsia="ru-RU"/>
             </w:rPr>
           </w:pPr>
-          <w:hyperlink w:anchor="_Toc130001969" w:history="1">
+          <w:hyperlink w:anchor="_Toc216303673" w:history="1">
             <w:r>
               <w:rPr>
                 <w:rStyle w:val="ab"/>
-                <w:noProof/>
-                <w:sz w:val="28"/>
-                <w:szCs w:val="28"/>
-              </w:rPr>
-              <w:t>3 СПИСОК ЛИТЕРАТУРЫ</w:t>
-            </w:r>
-            <w:r>
-              <w:rPr>
-                <w:noProof/>
+              </w:rPr>
+              <w:t>СПИСОК ИСПОЛЬЗОВАННЫХ ИСТОЧНИКОВ</w:t>
+            </w:r>
+            <w:r>
+              <w:rPr>
                 <w:webHidden/>
-                <w:sz w:val="28"/>
-                <w:szCs w:val="28"/>
               </w:rPr>
               <w:tab/>
             </w:r>
             <w:r>
               <w:rPr>
-                <w:noProof/>
                 <w:webHidden/>
-                <w:sz w:val="28"/>
-                <w:szCs w:val="28"/>
               </w:rPr>
               <w:fldChar w:fldCharType="begin"/>
             </w:r>
             <w:r>
               <w:rPr>
-                <w:noProof/>
                 <w:webHidden/>
-                <w:sz w:val="28"/>
-                <w:szCs w:val="28"/>
-              </w:rPr>
-              <w:instrText xml:space="preserve"> PAGEREF _Toc130001969 \h </w:instrText>
-            </w:r>
-            <w:r>
-              <w:rPr>
-                <w:noProof/>
+              </w:rPr>
+              <w:instrText xml:space="preserve"> PAGEREF _Toc216303673 \h </w:instrText>
+            </w:r>
+            <w:r>
+              <w:rPr>
                 <w:webHidden/>
-                <w:sz w:val="28"/>
-                <w:szCs w:val="28"/>
-              </w:rPr>
-            </w:r>
-            <w:r>
-              <w:rPr>
-                <w:noProof/>
+              </w:rPr>
+            </w:r>
+            <w:r>
+              <w:rPr>
                 <w:webHidden/>
-                <w:sz w:val="28"/>
-                <w:szCs w:val="28"/>
               </w:rPr>
               <w:fldChar w:fldCharType="separate"/>
             </w:r>
             <w:r>
               <w:rPr>
-                <w:noProof/>
                 <w:webHidden/>
-                <w:sz w:val="28"/>
-                <w:szCs w:val="28"/>
               </w:rPr>
               <w:t>11</w:t>
             </w:r>
             <w:r>
               <w:rPr>
-                <w:noProof/>
                 <w:webHidden/>
-                <w:sz w:val="28"/>
-                <w:szCs w:val="28"/>
               </w:rPr>
               <w:fldChar w:fldCharType="end"/>
             </w:r>
@@ -1286,7 +1149,7 @@
       <w:pPr>
         <w:pStyle w:val="1"/>
       </w:pPr>
-      <w:bookmarkStart w:id="1" w:name="_Toc130001964"/>
+      <w:bookmarkStart w:id="1" w:name="_Toc216303668"/>
       <w:r>
         <w:lastRenderedPageBreak/>
         <w:t>ВВЕДЕНИЕ</w:t>
@@ -2076,7 +1939,7 @@
       <w:pPr>
         <w:pStyle w:val="1"/>
       </w:pPr>
-      <w:bookmarkStart w:id="2" w:name="_Toc130001965"/>
+      <w:bookmarkStart w:id="2" w:name="_Toc216303669"/>
       <w:r>
         <w:lastRenderedPageBreak/>
         <w:t xml:space="preserve">ГЛАВА 1. </w:t>
@@ -2090,7 +1953,7 @@
       <w:pPr>
         <w:pStyle w:val="2"/>
       </w:pPr>
-      <w:bookmarkStart w:id="3" w:name="_Toc130001966"/>
+      <w:bookmarkStart w:id="3" w:name="_Toc216303670"/>
       <w:r>
         <w:t>Основные исходные данные для проектирования</w:t>
       </w:r>
@@ -2751,6 +2614,21 @@
           <w:sz w:val="28"/>
           <w:szCs w:val="18"/>
         </w:rPr>
+        <w:t xml:space="preserve"> [3</w:t>
+      </w:r>
+      <w:r>
+        <w:rPr>
+          <w:sz w:val="28"/>
+          <w:szCs w:val="18"/>
+          <w:lang w:val="en-US"/>
+        </w:rPr>
+        <w:t>]</w:t>
+      </w:r>
+      <w:r>
+        <w:rPr>
+          <w:sz w:val="28"/>
+          <w:szCs w:val="18"/>
+        </w:rPr>
         <w:t>, а также возможность приоритезации трафика на уровне распределения.</w:t>
       </w:r>
     </w:p>
@@ -2758,7 +2636,7 @@
       <w:pPr>
         <w:pStyle w:val="2"/>
       </w:pPr>
-      <w:bookmarkStart w:id="4" w:name="_Toc130001967"/>
+      <w:bookmarkStart w:id="4" w:name="_Toc216303671"/>
       <w:r>
         <w:t>Описание и обоснование основных проектных решений</w:t>
       </w:r>
@@ -2903,7 +2781,6 @@
         <w:rPr>
           <w:sz w:val="28"/>
           <w:szCs w:val="28"/>
-          <w:highlight w:val="yellow"/>
           <w:lang w:eastAsia="ru-RU"/>
         </w:rPr>
         <w:t>Cisco Catalyst WS-C2960R+24TC-L</w:t>
@@ -2912,18 +2789,9 @@
         <w:rPr>
           <w:sz w:val="28"/>
           <w:szCs w:val="28"/>
-          <w:highlight w:val="yellow"/>
-          <w:lang w:eastAsia="ru-RU"/>
-        </w:rPr>
-        <w:t xml:space="preserve"> на 24 порта, Cisco Catalyst WS-C2960R+48TC-L на 48 портов</w:t>
-      </w:r>
-      <w:r>
-        <w:rPr>
-          <w:sz w:val="28"/>
-          <w:szCs w:val="28"/>
-          <w:lang w:eastAsia="ru-RU"/>
-        </w:rPr>
-        <w:t>.</w:t>
+          <w:lang w:eastAsia="ru-RU"/>
+        </w:rPr>
+        <w:t xml:space="preserve"> на 24 порта, Cisco Catalyst WS-C2960R+48TC-L на 48 портов.</w:t>
       </w:r>
     </w:p>
     <w:p>
@@ -2934,25 +2802,38 @@
         <w:rPr>
           <w:sz w:val="28"/>
           <w:szCs w:val="28"/>
-          <w:highlight w:val="yellow"/>
-          <w:lang w:eastAsia="ru-RU"/>
-        </w:rPr>
-      </w:pPr>
-      <w:r>
-        <w:rPr>
-          <w:sz w:val="28"/>
-          <w:szCs w:val="28"/>
-          <w:highlight w:val="yellow"/>
+          <w:lang w:eastAsia="ru-RU"/>
+        </w:rPr>
+      </w:pPr>
+      <w:r>
+        <w:rPr>
+          <w:sz w:val="28"/>
+          <w:szCs w:val="28"/>
           <w:lang w:eastAsia="ru-RU"/>
         </w:rPr>
         <w:lastRenderedPageBreak/>
-        <w:t xml:space="preserve">Таблица 1. Характеристики </w:t>
-      </w:r>
-      <w:r>
-        <w:rPr>
-          <w:sz w:val="28"/>
-          <w:szCs w:val="28"/>
-          <w:highlight w:val="yellow"/>
+        <w:t>Таблица 1</w:t>
+      </w:r>
+      <w:r>
+        <w:rPr>
+          <w:sz w:val="28"/>
+          <w:szCs w:val="28"/>
+          <w:lang w:eastAsia="ru-RU"/>
+        </w:rPr>
+        <w:t xml:space="preserve"> – </w:t>
+      </w:r>
+      <w:r>
+        <w:rPr>
+          <w:sz w:val="28"/>
+          <w:szCs w:val="28"/>
+          <w:lang w:eastAsia="ru-RU"/>
+        </w:rPr>
+        <w:t xml:space="preserve"> Характеристики </w:t>
+      </w:r>
+      <w:r>
+        <w:rPr>
+          <w:sz w:val="28"/>
+          <w:szCs w:val="28"/>
           <w:lang w:val="en-US" w:eastAsia="ru-RU"/>
         </w:rPr>
         <w:t>Cisco</w:t>
@@ -2961,7 +2842,6 @@
         <w:rPr>
           <w:sz w:val="28"/>
           <w:szCs w:val="28"/>
-          <w:highlight w:val="yellow"/>
           <w:lang w:eastAsia="ru-RU"/>
         </w:rPr>
         <w:t xml:space="preserve"> </w:t>
@@ -2970,7 +2850,6 @@
         <w:rPr>
           <w:sz w:val="28"/>
           <w:szCs w:val="28"/>
-          <w:highlight w:val="yellow"/>
           <w:lang w:val="en-US" w:eastAsia="ru-RU"/>
         </w:rPr>
         <w:t>Catalyst</w:t>
@@ -2979,7 +2858,6 @@
         <w:rPr>
           <w:sz w:val="28"/>
           <w:szCs w:val="28"/>
-          <w:highlight w:val="yellow"/>
           <w:lang w:eastAsia="ru-RU"/>
         </w:rPr>
         <w:t xml:space="preserve"> </w:t>
@@ -2988,7 +2866,6 @@
         <w:rPr>
           <w:sz w:val="28"/>
           <w:szCs w:val="28"/>
-          <w:highlight w:val="yellow"/>
           <w:lang w:val="en-US" w:eastAsia="ru-RU"/>
         </w:rPr>
         <w:t>WS</w:t>
@@ -2997,7 +2874,6 @@
         <w:rPr>
           <w:sz w:val="28"/>
           <w:szCs w:val="28"/>
-          <w:highlight w:val="yellow"/>
           <w:lang w:eastAsia="ru-RU"/>
         </w:rPr>
         <w:t>-</w:t>
@@ -3006,7 +2882,6 @@
         <w:rPr>
           <w:sz w:val="28"/>
           <w:szCs w:val="28"/>
-          <w:highlight w:val="yellow"/>
           <w:lang w:val="en-US" w:eastAsia="ru-RU"/>
         </w:rPr>
         <w:t>C</w:t>
@@ -3015,7 +2890,6 @@
         <w:rPr>
           <w:sz w:val="28"/>
           <w:szCs w:val="28"/>
-          <w:highlight w:val="yellow"/>
           <w:lang w:eastAsia="ru-RU"/>
         </w:rPr>
         <w:t>2960+24</w:t>
@@ -3024,7 +2898,6 @@
         <w:rPr>
           <w:sz w:val="28"/>
           <w:szCs w:val="28"/>
-          <w:highlight w:val="yellow"/>
           <w:lang w:val="en-US" w:eastAsia="ru-RU"/>
         </w:rPr>
         <w:t>TC</w:t>
@@ -3033,7 +2906,6 @@
         <w:rPr>
           <w:sz w:val="28"/>
           <w:szCs w:val="28"/>
-          <w:highlight w:val="yellow"/>
           <w:lang w:eastAsia="ru-RU"/>
         </w:rPr>
         <w:t>-</w:t>
@@ -3042,7 +2914,6 @@
         <w:rPr>
           <w:sz w:val="28"/>
           <w:szCs w:val="28"/>
-          <w:highlight w:val="yellow"/>
           <w:lang w:val="en-US" w:eastAsia="ru-RU"/>
         </w:rPr>
         <w:t>L</w:t>
@@ -3069,7 +2940,6 @@
               <w:rPr>
                 <w:sz w:val="28"/>
                 <w:szCs w:val="28"/>
-                <w:highlight w:val="yellow"/>
                 <w:lang w:eastAsia="ru-RU"/>
               </w:rPr>
             </w:pPr>
@@ -3077,7 +2947,6 @@
               <w:rPr>
                 <w:sz w:val="28"/>
                 <w:szCs w:val="28"/>
-                <w:highlight w:val="yellow"/>
                 <w:lang w:eastAsia="ru-RU"/>
               </w:rPr>
               <w:t>Тип коммутатора</w:t>
@@ -3095,7 +2964,6 @@
               <w:rPr>
                 <w:sz w:val="28"/>
                 <w:szCs w:val="28"/>
-                <w:highlight w:val="yellow"/>
                 <w:lang w:eastAsia="ru-RU"/>
               </w:rPr>
             </w:pPr>
@@ -3103,7 +2971,6 @@
               <w:rPr>
                 <w:sz w:val="28"/>
                 <w:szCs w:val="28"/>
-                <w:highlight w:val="yellow"/>
                 <w:lang w:eastAsia="ru-RU"/>
               </w:rPr>
               <w:t>Управляемый (Layer 2)</w:t>
@@ -3122,7 +2989,6 @@
               <w:rPr>
                 <w:sz w:val="28"/>
                 <w:szCs w:val="28"/>
-                <w:highlight w:val="yellow"/>
                 <w:lang w:eastAsia="ru-RU"/>
               </w:rPr>
             </w:pPr>
@@ -3130,7 +2996,6 @@
               <w:rPr>
                 <w:sz w:val="28"/>
                 <w:szCs w:val="28"/>
-                <w:highlight w:val="yellow"/>
                 <w:lang w:eastAsia="ru-RU"/>
               </w:rPr>
               <w:t>Технология доступа</w:t>
@@ -3148,7 +3013,6 @@
               <w:rPr>
                 <w:sz w:val="28"/>
                 <w:szCs w:val="28"/>
-                <w:highlight w:val="yellow"/>
                 <w:lang w:eastAsia="ru-RU"/>
               </w:rPr>
             </w:pPr>
@@ -3156,7 +3020,6 @@
               <w:rPr>
                 <w:sz w:val="28"/>
                 <w:szCs w:val="28"/>
-                <w:highlight w:val="yellow"/>
                 <w:lang w:eastAsia="ru-RU"/>
               </w:rPr>
               <w:t>Ethernet</w:t>
@@ -3175,7 +3038,6 @@
               <w:rPr>
                 <w:sz w:val="28"/>
                 <w:szCs w:val="28"/>
-                <w:highlight w:val="yellow"/>
                 <w:lang w:eastAsia="ru-RU"/>
               </w:rPr>
             </w:pPr>
@@ -3183,7 +3045,6 @@
               <w:rPr>
                 <w:sz w:val="28"/>
                 <w:szCs w:val="28"/>
-                <w:highlight w:val="yellow"/>
                 <w:lang w:eastAsia="ru-RU"/>
               </w:rPr>
               <w:t>Тип разъемов</w:t>
@@ -3201,7 +3062,6 @@
               <w:rPr>
                 <w:sz w:val="28"/>
                 <w:szCs w:val="28"/>
-                <w:highlight w:val="yellow"/>
                 <w:lang w:eastAsia="ru-RU"/>
               </w:rPr>
             </w:pPr>
@@ -3209,7 +3069,6 @@
               <w:rPr>
                 <w:sz w:val="28"/>
                 <w:szCs w:val="28"/>
-                <w:highlight w:val="yellow"/>
                 <w:lang w:eastAsia="ru-RU"/>
               </w:rPr>
               <w:t>RJ-45, SFP</w:t>
@@ -3228,7 +3087,6 @@
               <w:rPr>
                 <w:sz w:val="28"/>
                 <w:szCs w:val="28"/>
-                <w:highlight w:val="yellow"/>
                 <w:lang w:eastAsia="ru-RU"/>
               </w:rPr>
             </w:pPr>
@@ -3236,7 +3094,6 @@
               <w:rPr>
                 <w:sz w:val="28"/>
                 <w:szCs w:val="28"/>
-                <w:highlight w:val="yellow"/>
                 <w:lang w:eastAsia="ru-RU"/>
               </w:rPr>
               <w:t>Тип кабеля</w:t>
@@ -3254,7 +3111,6 @@
               <w:rPr>
                 <w:sz w:val="28"/>
                 <w:szCs w:val="28"/>
-                <w:highlight w:val="yellow"/>
                 <w:lang w:eastAsia="ru-RU"/>
               </w:rPr>
             </w:pPr>
@@ -3262,7 +3118,6 @@
               <w:rPr>
                 <w:sz w:val="28"/>
                 <w:szCs w:val="28"/>
-                <w:highlight w:val="yellow"/>
                 <w:lang w:eastAsia="ru-RU"/>
               </w:rPr>
               <w:t>Витая пара</w:t>
@@ -3281,7 +3136,6 @@
               <w:rPr>
                 <w:sz w:val="28"/>
                 <w:szCs w:val="28"/>
-                <w:highlight w:val="yellow"/>
                 <w:lang w:eastAsia="ru-RU"/>
               </w:rPr>
             </w:pPr>
@@ -3289,7 +3143,6 @@
               <w:rPr>
                 <w:sz w:val="28"/>
                 <w:szCs w:val="28"/>
-                <w:highlight w:val="yellow"/>
                 <w:lang w:eastAsia="ru-RU"/>
               </w:rPr>
               <w:t xml:space="preserve">Количество </w:t>
@@ -3298,7 +3151,6 @@
               <w:rPr>
                 <w:sz w:val="28"/>
                 <w:szCs w:val="28"/>
-                <w:highlight w:val="yellow"/>
                 <w:lang w:val="en-US" w:eastAsia="ru-RU"/>
               </w:rPr>
               <w:t>LAN</w:t>
@@ -3307,7 +3159,6 @@
               <w:rPr>
                 <w:sz w:val="28"/>
                 <w:szCs w:val="28"/>
-                <w:highlight w:val="yellow"/>
                 <w:lang w:eastAsia="ru-RU"/>
               </w:rPr>
               <w:t>-портов</w:t>
@@ -3325,7 +3176,6 @@
               <w:rPr>
                 <w:sz w:val="28"/>
                 <w:szCs w:val="28"/>
-                <w:highlight w:val="yellow"/>
                 <w:lang w:eastAsia="ru-RU"/>
               </w:rPr>
             </w:pPr>
@@ -3333,7 +3183,6 @@
               <w:rPr>
                 <w:sz w:val="28"/>
                 <w:szCs w:val="28"/>
-                <w:highlight w:val="yellow"/>
                 <w:lang w:eastAsia="ru-RU"/>
               </w:rPr>
               <w:t>24 шт.</w:t>
@@ -3352,7 +3201,6 @@
               <w:rPr>
                 <w:sz w:val="28"/>
                 <w:szCs w:val="28"/>
-                <w:highlight w:val="yellow"/>
                 <w:lang w:eastAsia="ru-RU"/>
               </w:rPr>
             </w:pPr>
@@ -3360,7 +3208,6 @@
               <w:rPr>
                 <w:sz w:val="28"/>
                 <w:szCs w:val="28"/>
-                <w:highlight w:val="yellow"/>
                 <w:lang w:eastAsia="ru-RU"/>
               </w:rPr>
               <w:t xml:space="preserve">Тип </w:t>
@@ -3369,7 +3216,6 @@
               <w:rPr>
                 <w:sz w:val="28"/>
                 <w:szCs w:val="28"/>
-                <w:highlight w:val="yellow"/>
                 <w:lang w:val="en-US" w:eastAsia="ru-RU"/>
               </w:rPr>
               <w:t xml:space="preserve">LAN </w:t>
@@ -3378,7 +3224,6 @@
               <w:rPr>
                 <w:sz w:val="28"/>
                 <w:szCs w:val="28"/>
-                <w:highlight w:val="yellow"/>
                 <w:lang w:eastAsia="ru-RU"/>
               </w:rPr>
               <w:t>портов</w:t>
@@ -3396,7 +3241,6 @@
               <w:rPr>
                 <w:sz w:val="28"/>
                 <w:szCs w:val="28"/>
-                <w:highlight w:val="yellow"/>
                 <w:lang w:eastAsia="ru-RU"/>
               </w:rPr>
             </w:pPr>
@@ -3404,7 +3248,6 @@
               <w:rPr>
                 <w:sz w:val="28"/>
                 <w:szCs w:val="28"/>
-                <w:highlight w:val="yellow"/>
                 <w:lang w:eastAsia="ru-RU"/>
               </w:rPr>
               <w:t>10/100Base-TX (100 Мбит/с)</w:t>
@@ -3423,7 +3266,6 @@
               <w:rPr>
                 <w:sz w:val="28"/>
                 <w:szCs w:val="28"/>
-                <w:highlight w:val="yellow"/>
                 <w:lang w:eastAsia="ru-RU"/>
               </w:rPr>
             </w:pPr>
@@ -3431,7 +3273,6 @@
               <w:rPr>
                 <w:sz w:val="28"/>
                 <w:szCs w:val="28"/>
-                <w:highlight w:val="yellow"/>
                 <w:lang w:eastAsia="ru-RU"/>
               </w:rPr>
               <w:t xml:space="preserve">Количество </w:t>
@@ -3440,7 +3281,6 @@
               <w:rPr>
                 <w:sz w:val="28"/>
                 <w:szCs w:val="28"/>
-                <w:highlight w:val="yellow"/>
                 <w:lang w:val="en-US" w:eastAsia="ru-RU"/>
               </w:rPr>
               <w:t>uplink-</w:t>
@@ -3449,7 +3289,6 @@
               <w:rPr>
                 <w:sz w:val="28"/>
                 <w:szCs w:val="28"/>
-                <w:highlight w:val="yellow"/>
                 <w:lang w:eastAsia="ru-RU"/>
               </w:rPr>
               <w:t>портов</w:t>
@@ -3467,7 +3306,6 @@
               <w:rPr>
                 <w:sz w:val="28"/>
                 <w:szCs w:val="28"/>
-                <w:highlight w:val="yellow"/>
                 <w:lang w:eastAsia="ru-RU"/>
               </w:rPr>
             </w:pPr>
@@ -3475,7 +3313,6 @@
               <w:rPr>
                 <w:sz w:val="28"/>
                 <w:szCs w:val="28"/>
-                <w:highlight w:val="yellow"/>
                 <w:lang w:eastAsia="ru-RU"/>
               </w:rPr>
               <w:t>2 шт.</w:t>
@@ -3494,7 +3331,6 @@
               <w:rPr>
                 <w:sz w:val="28"/>
                 <w:szCs w:val="28"/>
-                <w:highlight w:val="yellow"/>
                 <w:lang w:eastAsia="ru-RU"/>
               </w:rPr>
             </w:pPr>
@@ -3502,7 +3338,6 @@
               <w:rPr>
                 <w:sz w:val="28"/>
                 <w:szCs w:val="28"/>
-                <w:highlight w:val="yellow"/>
                 <w:lang w:eastAsia="ru-RU"/>
               </w:rPr>
               <w:t xml:space="preserve">Тип </w:t>
@@ -3511,7 +3346,6 @@
               <w:rPr>
                 <w:sz w:val="28"/>
                 <w:szCs w:val="28"/>
-                <w:highlight w:val="yellow"/>
                 <w:lang w:val="en-US" w:eastAsia="ru-RU"/>
               </w:rPr>
               <w:t>uplink-</w:t>
@@ -3520,7 +3354,6 @@
               <w:rPr>
                 <w:sz w:val="28"/>
                 <w:szCs w:val="28"/>
-                <w:highlight w:val="yellow"/>
                 <w:lang w:eastAsia="ru-RU"/>
               </w:rPr>
               <w:t>портов</w:t>
@@ -3538,7 +3371,6 @@
               <w:rPr>
                 <w:sz w:val="28"/>
                 <w:szCs w:val="28"/>
-                <w:highlight w:val="yellow"/>
                 <w:lang w:eastAsia="ru-RU"/>
               </w:rPr>
             </w:pPr>
@@ -3546,7 +3378,6 @@
               <w:rPr>
                 <w:sz w:val="28"/>
                 <w:szCs w:val="28"/>
-                <w:highlight w:val="yellow"/>
                 <w:lang w:eastAsia="ru-RU"/>
               </w:rPr>
               <w:t>10/100/1000 Base-TX (1000 Мбит/с)</w:t>
@@ -3565,7 +3396,6 @@
               <w:rPr>
                 <w:sz w:val="28"/>
                 <w:szCs w:val="28"/>
-                <w:highlight w:val="yellow"/>
                 <w:lang w:val="en-US" w:eastAsia="ru-RU"/>
               </w:rPr>
             </w:pPr>
@@ -3573,7 +3403,6 @@
               <w:rPr>
                 <w:sz w:val="28"/>
                 <w:szCs w:val="28"/>
-                <w:highlight w:val="yellow"/>
                 <w:lang w:eastAsia="ru-RU"/>
               </w:rPr>
               <w:t xml:space="preserve">Наличие </w:t>
@@ -3582,7 +3411,6 @@
               <w:rPr>
                 <w:sz w:val="28"/>
                 <w:szCs w:val="28"/>
-                <w:highlight w:val="yellow"/>
                 <w:lang w:val="en-US" w:eastAsia="ru-RU"/>
               </w:rPr>
               <w:t>SFP (mini GBIC)</w:t>
@@ -3600,7 +3428,6 @@
               <w:rPr>
                 <w:sz w:val="28"/>
                 <w:szCs w:val="28"/>
-                <w:highlight w:val="yellow"/>
                 <w:lang w:eastAsia="ru-RU"/>
               </w:rPr>
             </w:pPr>
@@ -3608,7 +3435,6 @@
               <w:rPr>
                 <w:sz w:val="28"/>
                 <w:szCs w:val="28"/>
-                <w:highlight w:val="yellow"/>
                 <w:lang w:eastAsia="ru-RU"/>
               </w:rPr>
               <w:t>Есть</w:t>
@@ -3627,7 +3453,6 @@
               <w:rPr>
                 <w:sz w:val="28"/>
                 <w:szCs w:val="28"/>
-                <w:highlight w:val="yellow"/>
                 <w:lang w:eastAsia="ru-RU"/>
               </w:rPr>
             </w:pPr>
@@ -3635,7 +3460,6 @@
               <w:rPr>
                 <w:sz w:val="28"/>
                 <w:szCs w:val="28"/>
-                <w:highlight w:val="yellow"/>
                 <w:lang w:eastAsia="ru-RU"/>
               </w:rPr>
               <w:t xml:space="preserve">Количество портов </w:t>
@@ -3644,7 +3468,6 @@
               <w:rPr>
                 <w:sz w:val="28"/>
                 <w:szCs w:val="28"/>
-                <w:highlight w:val="yellow"/>
                 <w:lang w:val="en-US" w:eastAsia="ru-RU"/>
               </w:rPr>
               <w:t>SFP</w:t>
@@ -3653,7 +3476,6 @@
               <w:rPr>
                 <w:sz w:val="28"/>
                 <w:szCs w:val="28"/>
-                <w:highlight w:val="yellow"/>
                 <w:lang w:eastAsia="ru-RU"/>
               </w:rPr>
               <w:t xml:space="preserve"> (</w:t>
@@ -3662,7 +3484,6 @@
               <w:rPr>
                 <w:sz w:val="28"/>
                 <w:szCs w:val="28"/>
-                <w:highlight w:val="yellow"/>
                 <w:lang w:val="en-US" w:eastAsia="ru-RU"/>
               </w:rPr>
               <w:t>mini</w:t>
@@ -3671,7 +3492,6 @@
               <w:rPr>
                 <w:sz w:val="28"/>
                 <w:szCs w:val="28"/>
-                <w:highlight w:val="yellow"/>
                 <w:lang w:eastAsia="ru-RU"/>
               </w:rPr>
               <w:t xml:space="preserve"> </w:t>
@@ -3680,7 +3500,6 @@
               <w:rPr>
                 <w:sz w:val="28"/>
                 <w:szCs w:val="28"/>
-                <w:highlight w:val="yellow"/>
                 <w:lang w:val="en-US" w:eastAsia="ru-RU"/>
               </w:rPr>
               <w:t>GBIC</w:t>
@@ -3689,7 +3508,6 @@
               <w:rPr>
                 <w:sz w:val="28"/>
                 <w:szCs w:val="28"/>
-                <w:highlight w:val="yellow"/>
                 <w:lang w:eastAsia="ru-RU"/>
               </w:rPr>
               <w:t>)</w:t>
@@ -3707,7 +3525,6 @@
               <w:rPr>
                 <w:sz w:val="28"/>
                 <w:szCs w:val="28"/>
-                <w:highlight w:val="yellow"/>
                 <w:lang w:val="en-US" w:eastAsia="ru-RU"/>
               </w:rPr>
             </w:pPr>
@@ -3715,7 +3532,6 @@
               <w:rPr>
                 <w:sz w:val="28"/>
                 <w:szCs w:val="28"/>
-                <w:highlight w:val="yellow"/>
                 <w:lang w:eastAsia="ru-RU"/>
               </w:rPr>
               <w:t>2 шт.</w:t>
@@ -3734,7 +3550,6 @@
               <w:rPr>
                 <w:sz w:val="28"/>
                 <w:szCs w:val="28"/>
-                <w:highlight w:val="yellow"/>
                 <w:lang w:val="en-US" w:eastAsia="ru-RU"/>
               </w:rPr>
             </w:pPr>
@@ -3742,7 +3557,6 @@
               <w:rPr>
                 <w:sz w:val="28"/>
                 <w:szCs w:val="28"/>
-                <w:highlight w:val="yellow"/>
                 <w:lang w:eastAsia="ru-RU"/>
               </w:rPr>
               <w:t xml:space="preserve">Протоколы </w:t>
@@ -3751,7 +3565,6 @@
               <w:rPr>
                 <w:sz w:val="28"/>
                 <w:szCs w:val="28"/>
-                <w:highlight w:val="yellow"/>
                 <w:lang w:val="en-US" w:eastAsia="ru-RU"/>
               </w:rPr>
               <w:t>Ethernet</w:t>
@@ -3769,7 +3582,6 @@
               <w:rPr>
                 <w:sz w:val="28"/>
                 <w:szCs w:val="28"/>
-                <w:highlight w:val="yellow"/>
                 <w:lang w:val="en-US" w:eastAsia="ru-RU"/>
               </w:rPr>
             </w:pPr>
@@ -3777,7 +3589,6 @@
               <w:rPr>
                 <w:sz w:val="28"/>
                 <w:szCs w:val="28"/>
-                <w:highlight w:val="yellow"/>
                 <w:lang w:val="en-US" w:eastAsia="ru-RU"/>
               </w:rPr>
               <w:t>IEEE 802.3a, IEEE 802.3ab, IEEE 802.3u</w:t>
@@ -3794,15 +3605,13 @@
         <w:rPr>
           <w:sz w:val="28"/>
           <w:szCs w:val="28"/>
-          <w:highlight w:val="yellow"/>
-          <w:lang w:eastAsia="ru-RU"/>
-        </w:rPr>
-      </w:pPr>
-      <w:r>
-        <w:rPr>
-          <w:sz w:val="28"/>
-          <w:szCs w:val="28"/>
-          <w:highlight w:val="yellow"/>
+          <w:lang w:eastAsia="ru-RU"/>
+        </w:rPr>
+      </w:pPr>
+      <w:r>
+        <w:rPr>
+          <w:sz w:val="28"/>
+          <w:szCs w:val="28"/>
           <w:lang w:eastAsia="ru-RU"/>
         </w:rPr>
         <w:t>Для каждого серверного сегмента выбраны коммутаторы второго уровня Cisco Catalyst WS-C2960R+48TC-L на 48 портов.</w:t>
@@ -3816,24 +3625,37 @@
         <w:rPr>
           <w:sz w:val="28"/>
           <w:szCs w:val="28"/>
-          <w:highlight w:val="yellow"/>
-          <w:lang w:eastAsia="ru-RU"/>
-        </w:rPr>
-      </w:pPr>
-      <w:r>
-        <w:rPr>
-          <w:sz w:val="28"/>
-          <w:szCs w:val="28"/>
-          <w:highlight w:val="yellow"/>
-          <w:lang w:eastAsia="ru-RU"/>
-        </w:rPr>
-        <w:t xml:space="preserve">Таблица 2. Характеристики </w:t>
-      </w:r>
-      <w:r>
-        <w:rPr>
-          <w:sz w:val="28"/>
-          <w:szCs w:val="28"/>
-          <w:highlight w:val="yellow"/>
+          <w:lang w:eastAsia="ru-RU"/>
+        </w:rPr>
+      </w:pPr>
+      <w:r>
+        <w:rPr>
+          <w:sz w:val="28"/>
+          <w:szCs w:val="28"/>
+          <w:lang w:eastAsia="ru-RU"/>
+        </w:rPr>
+        <w:t>Таблица 2</w:t>
+      </w:r>
+      <w:r>
+        <w:rPr>
+          <w:sz w:val="28"/>
+          <w:szCs w:val="28"/>
+          <w:lang w:eastAsia="ru-RU"/>
+        </w:rPr>
+        <w:t xml:space="preserve"> –</w:t>
+      </w:r>
+      <w:r>
+        <w:rPr>
+          <w:sz w:val="28"/>
+          <w:szCs w:val="28"/>
+          <w:lang w:eastAsia="ru-RU"/>
+        </w:rPr>
+        <w:t xml:space="preserve"> Характеристики </w:t>
+      </w:r>
+      <w:r>
+        <w:rPr>
+          <w:sz w:val="28"/>
+          <w:szCs w:val="28"/>
           <w:lang w:val="en-US" w:eastAsia="ru-RU"/>
         </w:rPr>
         <w:t>Cisco</w:t>
@@ -3842,7 +3664,6 @@
         <w:rPr>
           <w:sz w:val="28"/>
           <w:szCs w:val="28"/>
-          <w:highlight w:val="yellow"/>
           <w:lang w:eastAsia="ru-RU"/>
         </w:rPr>
         <w:t xml:space="preserve"> </w:t>
@@ -3851,7 +3672,6 @@
         <w:rPr>
           <w:sz w:val="28"/>
           <w:szCs w:val="28"/>
-          <w:highlight w:val="yellow"/>
           <w:lang w:val="en-US" w:eastAsia="ru-RU"/>
         </w:rPr>
         <w:t>Catalyst</w:t>
@@ -3860,7 +3680,6 @@
         <w:rPr>
           <w:sz w:val="28"/>
           <w:szCs w:val="28"/>
-          <w:highlight w:val="yellow"/>
           <w:lang w:eastAsia="ru-RU"/>
         </w:rPr>
         <w:t xml:space="preserve"> </w:t>
@@ -3869,7 +3688,6 @@
         <w:rPr>
           <w:sz w:val="28"/>
           <w:szCs w:val="28"/>
-          <w:highlight w:val="yellow"/>
           <w:lang w:val="en-US" w:eastAsia="ru-RU"/>
         </w:rPr>
         <w:t>WS</w:t>
@@ -3878,7 +3696,6 @@
         <w:rPr>
           <w:sz w:val="28"/>
           <w:szCs w:val="28"/>
-          <w:highlight w:val="yellow"/>
           <w:lang w:eastAsia="ru-RU"/>
         </w:rPr>
         <w:t>-</w:t>
@@ -3887,7 +3704,6 @@
         <w:rPr>
           <w:sz w:val="28"/>
           <w:szCs w:val="28"/>
-          <w:highlight w:val="yellow"/>
           <w:lang w:val="en-US" w:eastAsia="ru-RU"/>
         </w:rPr>
         <w:t>C</w:t>
@@ -3896,7 +3712,6 @@
         <w:rPr>
           <w:sz w:val="28"/>
           <w:szCs w:val="28"/>
-          <w:highlight w:val="yellow"/>
           <w:lang w:eastAsia="ru-RU"/>
         </w:rPr>
         <w:t>2960+48</w:t>
@@ -3905,7 +3720,6 @@
         <w:rPr>
           <w:sz w:val="28"/>
           <w:szCs w:val="28"/>
-          <w:highlight w:val="yellow"/>
           <w:lang w:val="en-US" w:eastAsia="ru-RU"/>
         </w:rPr>
         <w:t>TC</w:t>
@@ -3914,7 +3728,6 @@
         <w:rPr>
           <w:sz w:val="28"/>
           <w:szCs w:val="28"/>
-          <w:highlight w:val="yellow"/>
           <w:lang w:eastAsia="ru-RU"/>
         </w:rPr>
         <w:t>-</w:t>
@@ -3923,7 +3736,6 @@
         <w:rPr>
           <w:sz w:val="28"/>
           <w:szCs w:val="28"/>
-          <w:highlight w:val="yellow"/>
           <w:lang w:val="en-US" w:eastAsia="ru-RU"/>
         </w:rPr>
         <w:t>L</w:t>
@@ -3932,7 +3744,6 @@
         <w:rPr>
           <w:sz w:val="28"/>
           <w:szCs w:val="28"/>
-          <w:highlight w:val="yellow"/>
           <w:lang w:eastAsia="ru-RU"/>
         </w:rPr>
         <w:t xml:space="preserve"> </w:t>
@@ -3959,7 +3770,6 @@
               <w:rPr>
                 <w:sz w:val="28"/>
                 <w:szCs w:val="28"/>
-                <w:highlight w:val="yellow"/>
                 <w:lang w:eastAsia="ru-RU"/>
               </w:rPr>
             </w:pPr>
@@ -3967,7 +3777,6 @@
               <w:rPr>
                 <w:sz w:val="28"/>
                 <w:szCs w:val="28"/>
-                <w:highlight w:val="yellow"/>
                 <w:lang w:eastAsia="ru-RU"/>
               </w:rPr>
               <w:t>Тип коммутатора</w:t>
@@ -3985,7 +3794,6 @@
               <w:rPr>
                 <w:sz w:val="28"/>
                 <w:szCs w:val="28"/>
-                <w:highlight w:val="yellow"/>
                 <w:lang w:eastAsia="ru-RU"/>
               </w:rPr>
             </w:pPr>
@@ -3993,7 +3801,6 @@
               <w:rPr>
                 <w:sz w:val="28"/>
                 <w:szCs w:val="28"/>
-                <w:highlight w:val="yellow"/>
                 <w:lang w:eastAsia="ru-RU"/>
               </w:rPr>
               <w:t>Управляемый (Layer 2)</w:t>
@@ -4012,7 +3819,6 @@
               <w:rPr>
                 <w:sz w:val="28"/>
                 <w:szCs w:val="28"/>
-                <w:highlight w:val="yellow"/>
                 <w:lang w:eastAsia="ru-RU"/>
               </w:rPr>
             </w:pPr>
@@ -4020,7 +3826,6 @@
               <w:rPr>
                 <w:sz w:val="28"/>
                 <w:szCs w:val="28"/>
-                <w:highlight w:val="yellow"/>
                 <w:lang w:eastAsia="ru-RU"/>
               </w:rPr>
               <w:t>Технология доступа</w:t>
@@ -4038,7 +3843,6 @@
               <w:rPr>
                 <w:sz w:val="28"/>
                 <w:szCs w:val="28"/>
-                <w:highlight w:val="yellow"/>
                 <w:lang w:eastAsia="ru-RU"/>
               </w:rPr>
             </w:pPr>
@@ -4046,7 +3850,6 @@
               <w:rPr>
                 <w:sz w:val="28"/>
                 <w:szCs w:val="28"/>
-                <w:highlight w:val="yellow"/>
                 <w:lang w:eastAsia="ru-RU"/>
               </w:rPr>
               <w:t>Ethernet</w:t>
@@ -4065,7 +3868,6 @@
               <w:rPr>
                 <w:sz w:val="28"/>
                 <w:szCs w:val="28"/>
-                <w:highlight w:val="yellow"/>
                 <w:lang w:eastAsia="ru-RU"/>
               </w:rPr>
             </w:pPr>
@@ -4073,7 +3875,6 @@
               <w:rPr>
                 <w:sz w:val="28"/>
                 <w:szCs w:val="28"/>
-                <w:highlight w:val="yellow"/>
                 <w:lang w:eastAsia="ru-RU"/>
               </w:rPr>
               <w:t>Тип разъемов</w:t>
@@ -4091,7 +3892,6 @@
               <w:rPr>
                 <w:sz w:val="28"/>
                 <w:szCs w:val="28"/>
-                <w:highlight w:val="yellow"/>
                 <w:lang w:eastAsia="ru-RU"/>
               </w:rPr>
             </w:pPr>
@@ -4099,7 +3899,6 @@
               <w:rPr>
                 <w:sz w:val="28"/>
                 <w:szCs w:val="28"/>
-                <w:highlight w:val="yellow"/>
                 <w:lang w:eastAsia="ru-RU"/>
               </w:rPr>
               <w:t>RJ-45, SFP</w:t>
@@ -4118,7 +3917,6 @@
               <w:rPr>
                 <w:sz w:val="28"/>
                 <w:szCs w:val="28"/>
-                <w:highlight w:val="yellow"/>
                 <w:lang w:eastAsia="ru-RU"/>
               </w:rPr>
             </w:pPr>
@@ -4126,7 +3924,6 @@
               <w:rPr>
                 <w:sz w:val="28"/>
                 <w:szCs w:val="28"/>
-                <w:highlight w:val="yellow"/>
                 <w:lang w:eastAsia="ru-RU"/>
               </w:rPr>
               <w:t>Тип кабеля</w:t>
@@ -4144,7 +3941,6 @@
               <w:rPr>
                 <w:sz w:val="28"/>
                 <w:szCs w:val="28"/>
-                <w:highlight w:val="yellow"/>
                 <w:lang w:eastAsia="ru-RU"/>
               </w:rPr>
             </w:pPr>
@@ -4152,7 +3948,6 @@
               <w:rPr>
                 <w:sz w:val="28"/>
                 <w:szCs w:val="28"/>
-                <w:highlight w:val="yellow"/>
                 <w:lang w:eastAsia="ru-RU"/>
               </w:rPr>
               <w:t>Витая пара</w:t>
@@ -4171,7 +3966,6 @@
               <w:rPr>
                 <w:sz w:val="28"/>
                 <w:szCs w:val="28"/>
-                <w:highlight w:val="yellow"/>
                 <w:lang w:eastAsia="ru-RU"/>
               </w:rPr>
             </w:pPr>
@@ -4179,7 +3973,6 @@
               <w:rPr>
                 <w:sz w:val="28"/>
                 <w:szCs w:val="28"/>
-                <w:highlight w:val="yellow"/>
                 <w:lang w:eastAsia="ru-RU"/>
               </w:rPr>
               <w:t xml:space="preserve">Количество </w:t>
@@ -4188,7 +3981,6 @@
               <w:rPr>
                 <w:sz w:val="28"/>
                 <w:szCs w:val="28"/>
-                <w:highlight w:val="yellow"/>
                 <w:lang w:val="en-US" w:eastAsia="ru-RU"/>
               </w:rPr>
               <w:t>LAN</w:t>
@@ -4197,7 +3989,6 @@
               <w:rPr>
                 <w:sz w:val="28"/>
                 <w:szCs w:val="28"/>
-                <w:highlight w:val="yellow"/>
                 <w:lang w:eastAsia="ru-RU"/>
               </w:rPr>
               <w:t>-портов</w:t>
@@ -4215,7 +4006,6 @@
               <w:rPr>
                 <w:sz w:val="28"/>
                 <w:szCs w:val="28"/>
-                <w:highlight w:val="yellow"/>
                 <w:lang w:eastAsia="ru-RU"/>
               </w:rPr>
             </w:pPr>
@@ -4223,7 +4013,6 @@
               <w:rPr>
                 <w:sz w:val="28"/>
                 <w:szCs w:val="28"/>
-                <w:highlight w:val="yellow"/>
                 <w:lang w:eastAsia="ru-RU"/>
               </w:rPr>
               <w:t>48 шт.</w:t>
@@ -4242,7 +4031,6 @@
               <w:rPr>
                 <w:sz w:val="28"/>
                 <w:szCs w:val="28"/>
-                <w:highlight w:val="yellow"/>
                 <w:lang w:eastAsia="ru-RU"/>
               </w:rPr>
             </w:pPr>
@@ -4250,7 +4038,6 @@
               <w:rPr>
                 <w:sz w:val="28"/>
                 <w:szCs w:val="28"/>
-                <w:highlight w:val="yellow"/>
                 <w:lang w:eastAsia="ru-RU"/>
               </w:rPr>
               <w:t xml:space="preserve">Тип </w:t>
@@ -4259,7 +4046,6 @@
               <w:rPr>
                 <w:sz w:val="28"/>
                 <w:szCs w:val="28"/>
-                <w:highlight w:val="yellow"/>
                 <w:lang w:val="en-US" w:eastAsia="ru-RU"/>
               </w:rPr>
               <w:t xml:space="preserve">LAN </w:t>
@@ -4268,7 +4054,6 @@
               <w:rPr>
                 <w:sz w:val="28"/>
                 <w:szCs w:val="28"/>
-                <w:highlight w:val="yellow"/>
                 <w:lang w:eastAsia="ru-RU"/>
               </w:rPr>
               <w:t>портов</w:t>
@@ -4286,7 +4071,6 @@
               <w:rPr>
                 <w:sz w:val="28"/>
                 <w:szCs w:val="28"/>
-                <w:highlight w:val="yellow"/>
                 <w:lang w:eastAsia="ru-RU"/>
               </w:rPr>
             </w:pPr>
@@ -4294,7 +4078,6 @@
               <w:rPr>
                 <w:sz w:val="28"/>
                 <w:szCs w:val="28"/>
-                <w:highlight w:val="yellow"/>
                 <w:lang w:eastAsia="ru-RU"/>
               </w:rPr>
               <w:t>10/100Base-TX (100 Мбит/с)</w:t>
@@ -4313,7 +4096,6 @@
               <w:rPr>
                 <w:sz w:val="28"/>
                 <w:szCs w:val="28"/>
-                <w:highlight w:val="yellow"/>
                 <w:lang w:eastAsia="ru-RU"/>
               </w:rPr>
             </w:pPr>
@@ -4321,7 +4103,6 @@
               <w:rPr>
                 <w:sz w:val="28"/>
                 <w:szCs w:val="28"/>
-                <w:highlight w:val="yellow"/>
                 <w:lang w:eastAsia="ru-RU"/>
               </w:rPr>
               <w:t xml:space="preserve">Количество </w:t>
@@ -4330,7 +4111,6 @@
               <w:rPr>
                 <w:sz w:val="28"/>
                 <w:szCs w:val="28"/>
-                <w:highlight w:val="yellow"/>
                 <w:lang w:val="en-US" w:eastAsia="ru-RU"/>
               </w:rPr>
               <w:t>uplink-</w:t>
@@ -4339,7 +4119,6 @@
               <w:rPr>
                 <w:sz w:val="28"/>
                 <w:szCs w:val="28"/>
-                <w:highlight w:val="yellow"/>
                 <w:lang w:eastAsia="ru-RU"/>
               </w:rPr>
               <w:t>портов</w:t>
@@ -4357,7 +4136,6 @@
               <w:rPr>
                 <w:sz w:val="28"/>
                 <w:szCs w:val="28"/>
-                <w:highlight w:val="yellow"/>
                 <w:lang w:eastAsia="ru-RU"/>
               </w:rPr>
             </w:pPr>
@@ -4365,7 +4143,6 @@
               <w:rPr>
                 <w:sz w:val="28"/>
                 <w:szCs w:val="28"/>
-                <w:highlight w:val="yellow"/>
                 <w:lang w:eastAsia="ru-RU"/>
               </w:rPr>
               <w:t>2 шт.</w:t>
@@ -4384,7 +4161,6 @@
               <w:rPr>
                 <w:sz w:val="28"/>
                 <w:szCs w:val="28"/>
-                <w:highlight w:val="yellow"/>
                 <w:lang w:eastAsia="ru-RU"/>
               </w:rPr>
             </w:pPr>
@@ -4392,7 +4168,6 @@
               <w:rPr>
                 <w:sz w:val="28"/>
                 <w:szCs w:val="28"/>
-                <w:highlight w:val="yellow"/>
                 <w:lang w:eastAsia="ru-RU"/>
               </w:rPr>
               <w:t xml:space="preserve">Тип </w:t>
@@ -4401,7 +4176,6 @@
               <w:rPr>
                 <w:sz w:val="28"/>
                 <w:szCs w:val="28"/>
-                <w:highlight w:val="yellow"/>
                 <w:lang w:val="en-US" w:eastAsia="ru-RU"/>
               </w:rPr>
               <w:t>uplink-</w:t>
@@ -4410,7 +4184,6 @@
               <w:rPr>
                 <w:sz w:val="28"/>
                 <w:szCs w:val="28"/>
-                <w:highlight w:val="yellow"/>
                 <w:lang w:eastAsia="ru-RU"/>
               </w:rPr>
               <w:t>портов</w:t>
@@ -4428,7 +4201,6 @@
               <w:rPr>
                 <w:sz w:val="28"/>
                 <w:szCs w:val="28"/>
-                <w:highlight w:val="yellow"/>
                 <w:lang w:val="en-US" w:eastAsia="ru-RU"/>
               </w:rPr>
             </w:pPr>
@@ -4436,7 +4208,6 @@
               <w:rPr>
                 <w:sz w:val="28"/>
                 <w:szCs w:val="28"/>
-                <w:highlight w:val="yellow"/>
                 <w:lang w:val="en-US" w:eastAsia="ru-RU"/>
               </w:rPr>
               <w:t xml:space="preserve">10/100/1000 Base-TX (1000 </w:t>
@@ -4445,7 +4216,6 @@
               <w:rPr>
                 <w:sz w:val="28"/>
                 <w:szCs w:val="28"/>
-                <w:highlight w:val="yellow"/>
                 <w:lang w:eastAsia="ru-RU"/>
               </w:rPr>
               <w:t>Мбит</w:t>
@@ -4454,7 +4224,6 @@
               <w:rPr>
                 <w:sz w:val="28"/>
                 <w:szCs w:val="28"/>
-                <w:highlight w:val="yellow"/>
                 <w:lang w:val="en-US" w:eastAsia="ru-RU"/>
               </w:rPr>
               <w:t>/</w:t>
@@ -4463,7 +4232,6 @@
               <w:rPr>
                 <w:sz w:val="28"/>
                 <w:szCs w:val="28"/>
-                <w:highlight w:val="yellow"/>
                 <w:lang w:eastAsia="ru-RU"/>
               </w:rPr>
               <w:t>с</w:t>
@@ -4472,7 +4240,6 @@
               <w:rPr>
                 <w:sz w:val="28"/>
                 <w:szCs w:val="28"/>
-                <w:highlight w:val="yellow"/>
                 <w:lang w:val="en-US" w:eastAsia="ru-RU"/>
               </w:rPr>
               <w:t>), Combo SFP</w:t>
@@ -4491,7 +4258,6 @@
               <w:rPr>
                 <w:sz w:val="28"/>
                 <w:szCs w:val="28"/>
-                <w:highlight w:val="yellow"/>
                 <w:lang w:val="en-US" w:eastAsia="ru-RU"/>
               </w:rPr>
             </w:pPr>
@@ -4499,7 +4265,6 @@
               <w:rPr>
                 <w:sz w:val="28"/>
                 <w:szCs w:val="28"/>
-                <w:highlight w:val="yellow"/>
                 <w:lang w:eastAsia="ru-RU"/>
               </w:rPr>
               <w:t>Внутренняя пропускная способность</w:t>
@@ -4517,7 +4282,6 @@
               <w:rPr>
                 <w:sz w:val="28"/>
                 <w:szCs w:val="28"/>
-                <w:highlight w:val="yellow"/>
                 <w:lang w:val="en-US" w:eastAsia="ru-RU"/>
               </w:rPr>
             </w:pPr>
@@ -4525,7 +4289,6 @@
               <w:rPr>
                 <w:sz w:val="28"/>
                 <w:szCs w:val="28"/>
-                <w:highlight w:val="yellow"/>
                 <w:lang w:val="en-US" w:eastAsia="ru-RU"/>
               </w:rPr>
               <w:t xml:space="preserve">32 </w:t>
@@ -4534,7 +4297,6 @@
               <w:rPr>
                 <w:sz w:val="28"/>
                 <w:szCs w:val="28"/>
-                <w:highlight w:val="yellow"/>
                 <w:lang w:eastAsia="ru-RU"/>
               </w:rPr>
               <w:t>Гбит</w:t>
@@ -4543,7 +4305,6 @@
               <w:rPr>
                 <w:sz w:val="28"/>
                 <w:szCs w:val="28"/>
-                <w:highlight w:val="yellow"/>
                 <w:lang w:val="en-US" w:eastAsia="ru-RU"/>
               </w:rPr>
               <w:t>/c</w:t>
@@ -4562,7 +4323,6 @@
               <w:rPr>
                 <w:sz w:val="28"/>
                 <w:szCs w:val="28"/>
-                <w:highlight w:val="yellow"/>
                 <w:lang w:eastAsia="ru-RU"/>
               </w:rPr>
             </w:pPr>
@@ -4570,7 +4330,6 @@
               <w:rPr>
                 <w:sz w:val="28"/>
                 <w:szCs w:val="28"/>
-                <w:highlight w:val="yellow"/>
                 <w:lang w:eastAsia="ru-RU"/>
               </w:rPr>
               <w:t>Размер таблицы MAC-адресов</w:t>
@@ -4588,7 +4347,6 @@
               <w:rPr>
                 <w:sz w:val="28"/>
                 <w:szCs w:val="28"/>
-                <w:highlight w:val="yellow"/>
                 <w:lang w:val="en-US" w:eastAsia="ru-RU"/>
               </w:rPr>
             </w:pPr>
@@ -4596,7 +4354,6 @@
               <w:rPr>
                 <w:sz w:val="28"/>
                 <w:szCs w:val="28"/>
-                <w:highlight w:val="yellow"/>
                 <w:lang w:eastAsia="ru-RU"/>
               </w:rPr>
               <w:t>8000</w:t>
@@ -4615,7 +4372,6 @@
               <w:rPr>
                 <w:sz w:val="28"/>
                 <w:szCs w:val="28"/>
-                <w:highlight w:val="yellow"/>
                 <w:lang w:val="en-US" w:eastAsia="ru-RU"/>
               </w:rPr>
             </w:pPr>
@@ -4623,7 +4379,6 @@
               <w:rPr>
                 <w:sz w:val="28"/>
                 <w:szCs w:val="28"/>
-                <w:highlight w:val="yellow"/>
                 <w:lang w:eastAsia="ru-RU"/>
               </w:rPr>
               <w:t xml:space="preserve">Протоколы </w:t>
@@ -4632,7 +4387,6 @@
               <w:rPr>
                 <w:sz w:val="28"/>
                 <w:szCs w:val="28"/>
-                <w:highlight w:val="yellow"/>
                 <w:lang w:val="en-US" w:eastAsia="ru-RU"/>
               </w:rPr>
               <w:t>Ethernet</w:t>
@@ -4657,7 +4411,6 @@
               <w:rPr>
                 <w:sz w:val="28"/>
                 <w:szCs w:val="28"/>
-                <w:highlight w:val="yellow"/>
                 <w:lang w:val="en-US" w:eastAsia="ru-RU"/>
               </w:rPr>
               <w:t>IEEE 802.3a, IEEE 802.3ab, IEEE 802.3u</w:t>
@@ -4674,7 +4427,6 @@
         <w:rPr>
           <w:sz w:val="28"/>
           <w:szCs w:val="28"/>
-          <w:highlight w:val="yellow"/>
           <w:lang w:eastAsia="ru-RU"/>
         </w:rPr>
       </w:pPr>
@@ -4690,7 +4442,6 @@
         <w:rPr>
           <w:sz w:val="28"/>
           <w:szCs w:val="28"/>
-          <w:highlight w:val="yellow"/>
           <w:lang w:eastAsia="ru-RU"/>
         </w:rPr>
         <w:t>Cisco Catalyst WS-C3650-24PS-S на 24 порта.</w:t>
@@ -4704,24 +4455,37 @@
         <w:rPr>
           <w:sz w:val="28"/>
           <w:szCs w:val="28"/>
-          <w:highlight w:val="yellow"/>
-          <w:lang w:eastAsia="ru-RU"/>
-        </w:rPr>
-      </w:pPr>
-      <w:r>
-        <w:rPr>
-          <w:sz w:val="28"/>
-          <w:szCs w:val="28"/>
-          <w:highlight w:val="yellow"/>
-          <w:lang w:eastAsia="ru-RU"/>
-        </w:rPr>
-        <w:t xml:space="preserve">Таблица 3. Характеристики </w:t>
-      </w:r>
-      <w:r>
-        <w:rPr>
-          <w:sz w:val="28"/>
-          <w:szCs w:val="28"/>
-          <w:highlight w:val="yellow"/>
+          <w:lang w:eastAsia="ru-RU"/>
+        </w:rPr>
+      </w:pPr>
+      <w:r>
+        <w:rPr>
+          <w:sz w:val="28"/>
+          <w:szCs w:val="28"/>
+          <w:lang w:eastAsia="ru-RU"/>
+        </w:rPr>
+        <w:t>Таблица 3</w:t>
+      </w:r>
+      <w:r>
+        <w:rPr>
+          <w:sz w:val="28"/>
+          <w:szCs w:val="28"/>
+          <w:lang w:eastAsia="ru-RU"/>
+        </w:rPr>
+        <w:t xml:space="preserve"> – </w:t>
+      </w:r>
+      <w:r>
+        <w:rPr>
+          <w:sz w:val="28"/>
+          <w:szCs w:val="28"/>
+          <w:lang w:eastAsia="ru-RU"/>
+        </w:rPr>
+        <w:t xml:space="preserve">Характеристики </w:t>
+      </w:r>
+      <w:r>
+        <w:rPr>
+          <w:sz w:val="28"/>
+          <w:szCs w:val="28"/>
           <w:lang w:val="en-US" w:eastAsia="ru-RU"/>
         </w:rPr>
         <w:t>Cisco</w:t>
@@ -4730,7 +4494,6 @@
         <w:rPr>
           <w:sz w:val="28"/>
           <w:szCs w:val="28"/>
-          <w:highlight w:val="yellow"/>
           <w:lang w:eastAsia="ru-RU"/>
         </w:rPr>
         <w:t xml:space="preserve"> </w:t>
@@ -4739,7 +4502,6 @@
         <w:rPr>
           <w:sz w:val="28"/>
           <w:szCs w:val="28"/>
-          <w:highlight w:val="yellow"/>
           <w:lang w:val="en-US" w:eastAsia="ru-RU"/>
         </w:rPr>
         <w:t>Catalyst</w:t>
@@ -4748,7 +4510,6 @@
         <w:rPr>
           <w:sz w:val="28"/>
           <w:szCs w:val="28"/>
-          <w:highlight w:val="yellow"/>
           <w:lang w:eastAsia="ru-RU"/>
         </w:rPr>
         <w:t xml:space="preserve"> </w:t>
@@ -4757,7 +4518,6 @@
         <w:rPr>
           <w:sz w:val="28"/>
           <w:szCs w:val="28"/>
-          <w:highlight w:val="yellow"/>
           <w:lang w:val="en-US" w:eastAsia="ru-RU"/>
         </w:rPr>
         <w:t>WS</w:t>
@@ -4766,7 +4526,6 @@
         <w:rPr>
           <w:sz w:val="28"/>
           <w:szCs w:val="28"/>
-          <w:highlight w:val="yellow"/>
           <w:lang w:eastAsia="ru-RU"/>
         </w:rPr>
         <w:t>-</w:t>
@@ -4775,7 +4534,6 @@
         <w:rPr>
           <w:sz w:val="28"/>
           <w:szCs w:val="28"/>
-          <w:highlight w:val="yellow"/>
           <w:lang w:val="en-US" w:eastAsia="ru-RU"/>
         </w:rPr>
         <w:t>C</w:t>
@@ -4784,7 +4542,6 @@
         <w:rPr>
           <w:sz w:val="28"/>
           <w:szCs w:val="28"/>
-          <w:highlight w:val="yellow"/>
           <w:lang w:eastAsia="ru-RU"/>
         </w:rPr>
         <w:t>3650+24</w:t>
@@ -4793,7 +4550,6 @@
         <w:rPr>
           <w:sz w:val="28"/>
           <w:szCs w:val="28"/>
-          <w:highlight w:val="yellow"/>
           <w:lang w:val="en-US" w:eastAsia="ru-RU"/>
         </w:rPr>
         <w:t>PS</w:t>
@@ -4802,7 +4558,6 @@
         <w:rPr>
           <w:sz w:val="28"/>
           <w:szCs w:val="28"/>
-          <w:highlight w:val="yellow"/>
           <w:lang w:eastAsia="ru-RU"/>
         </w:rPr>
         <w:t>-</w:t>
@@ -4811,7 +4566,6 @@
         <w:rPr>
           <w:sz w:val="28"/>
           <w:szCs w:val="28"/>
-          <w:highlight w:val="yellow"/>
           <w:lang w:val="en-US" w:eastAsia="ru-RU"/>
         </w:rPr>
         <w:t>S</w:t>
@@ -4820,7 +4574,6 @@
         <w:rPr>
           <w:sz w:val="28"/>
           <w:szCs w:val="28"/>
-          <w:highlight w:val="yellow"/>
           <w:lang w:eastAsia="ru-RU"/>
         </w:rPr>
         <w:t xml:space="preserve"> </w:t>
@@ -4847,7 +4600,6 @@
               <w:rPr>
                 <w:sz w:val="28"/>
                 <w:szCs w:val="28"/>
-                <w:highlight w:val="yellow"/>
                 <w:lang w:eastAsia="ru-RU"/>
               </w:rPr>
             </w:pPr>
@@ -4855,7 +4607,6 @@
               <w:rPr>
                 <w:sz w:val="28"/>
                 <w:szCs w:val="28"/>
-                <w:highlight w:val="yellow"/>
                 <w:lang w:eastAsia="ru-RU"/>
               </w:rPr>
               <w:t>Тип коммутатора</w:t>
@@ -4873,7 +4624,6 @@
               <w:rPr>
                 <w:sz w:val="28"/>
                 <w:szCs w:val="28"/>
-                <w:highlight w:val="yellow"/>
                 <w:lang w:eastAsia="ru-RU"/>
               </w:rPr>
             </w:pPr>
@@ -4881,7 +4631,6 @@
               <w:rPr>
                 <w:sz w:val="28"/>
                 <w:szCs w:val="28"/>
-                <w:highlight w:val="yellow"/>
                 <w:lang w:eastAsia="ru-RU"/>
               </w:rPr>
               <w:t xml:space="preserve">Управляемый (Layer </w:t>
@@ -4890,7 +4639,6 @@
               <w:rPr>
                 <w:sz w:val="28"/>
                 <w:szCs w:val="28"/>
-                <w:highlight w:val="yellow"/>
                 <w:lang w:val="en-US" w:eastAsia="ru-RU"/>
               </w:rPr>
               <w:t>3</w:t>
@@ -4899,7 +4647,6 @@
               <w:rPr>
                 <w:sz w:val="28"/>
                 <w:szCs w:val="28"/>
-                <w:highlight w:val="yellow"/>
                 <w:lang w:eastAsia="ru-RU"/>
               </w:rPr>
               <w:t>)</w:t>
@@ -4918,7 +4665,6 @@
               <w:rPr>
                 <w:sz w:val="28"/>
                 <w:szCs w:val="28"/>
-                <w:highlight w:val="yellow"/>
                 <w:lang w:eastAsia="ru-RU"/>
               </w:rPr>
             </w:pPr>
@@ -4926,7 +4672,6 @@
               <w:rPr>
                 <w:sz w:val="28"/>
                 <w:szCs w:val="28"/>
-                <w:highlight w:val="yellow"/>
                 <w:lang w:eastAsia="ru-RU"/>
               </w:rPr>
               <w:t>Технология доступа</w:t>
@@ -4944,7 +4689,6 @@
               <w:rPr>
                 <w:sz w:val="28"/>
                 <w:szCs w:val="28"/>
-                <w:highlight w:val="yellow"/>
                 <w:lang w:eastAsia="ru-RU"/>
               </w:rPr>
             </w:pPr>
@@ -4952,7 +4696,6 @@
               <w:rPr>
                 <w:sz w:val="28"/>
                 <w:szCs w:val="28"/>
-                <w:highlight w:val="yellow"/>
                 <w:lang w:eastAsia="ru-RU"/>
               </w:rPr>
               <w:t>Ethernet</w:t>
@@ -4971,7 +4714,6 @@
               <w:rPr>
                 <w:sz w:val="28"/>
                 <w:szCs w:val="28"/>
-                <w:highlight w:val="yellow"/>
                 <w:lang w:eastAsia="ru-RU"/>
               </w:rPr>
             </w:pPr>
@@ -4979,7 +4721,6 @@
               <w:rPr>
                 <w:sz w:val="28"/>
                 <w:szCs w:val="28"/>
-                <w:highlight w:val="yellow"/>
                 <w:lang w:eastAsia="ru-RU"/>
               </w:rPr>
               <w:t>Тип разъемов</w:t>
@@ -4997,7 +4738,6 @@
               <w:rPr>
                 <w:sz w:val="28"/>
                 <w:szCs w:val="28"/>
-                <w:highlight w:val="yellow"/>
                 <w:lang w:eastAsia="ru-RU"/>
               </w:rPr>
             </w:pPr>
@@ -5005,7 +4745,6 @@
               <w:rPr>
                 <w:sz w:val="28"/>
                 <w:szCs w:val="28"/>
-                <w:highlight w:val="yellow"/>
                 <w:lang w:eastAsia="ru-RU"/>
               </w:rPr>
               <w:t>RJ-45</w:t>
@@ -5024,7 +4763,6 @@
               <w:rPr>
                 <w:sz w:val="28"/>
                 <w:szCs w:val="28"/>
-                <w:highlight w:val="yellow"/>
                 <w:lang w:eastAsia="ru-RU"/>
               </w:rPr>
             </w:pPr>
@@ -5032,7 +4770,6 @@
               <w:rPr>
                 <w:sz w:val="28"/>
                 <w:szCs w:val="28"/>
-                <w:highlight w:val="yellow"/>
                 <w:lang w:eastAsia="ru-RU"/>
               </w:rPr>
               <w:lastRenderedPageBreak/>
@@ -5051,7 +4788,6 @@
               <w:rPr>
                 <w:sz w:val="28"/>
                 <w:szCs w:val="28"/>
-                <w:highlight w:val="yellow"/>
                 <w:lang w:eastAsia="ru-RU"/>
               </w:rPr>
             </w:pPr>
@@ -5059,7 +4795,6 @@
               <w:rPr>
                 <w:sz w:val="28"/>
                 <w:szCs w:val="28"/>
-                <w:highlight w:val="yellow"/>
                 <w:lang w:eastAsia="ru-RU"/>
               </w:rPr>
               <w:t>Gigabit Ethernet (10/100/1000)</w:t>
@@ -5078,7 +4813,6 @@
               <w:rPr>
                 <w:sz w:val="28"/>
                 <w:szCs w:val="28"/>
-                <w:highlight w:val="yellow"/>
                 <w:lang w:eastAsia="ru-RU"/>
               </w:rPr>
             </w:pPr>
@@ -5086,7 +4820,6 @@
               <w:rPr>
                 <w:sz w:val="28"/>
                 <w:szCs w:val="28"/>
-                <w:highlight w:val="yellow"/>
                 <w:lang w:eastAsia="ru-RU"/>
               </w:rPr>
               <w:t>Количество RJ-45 Ethernet портов для основного подключения</w:t>
@@ -5104,7 +4837,6 @@
               <w:rPr>
                 <w:sz w:val="28"/>
                 <w:szCs w:val="28"/>
-                <w:highlight w:val="yellow"/>
                 <w:lang w:eastAsia="ru-RU"/>
               </w:rPr>
             </w:pPr>
@@ -5112,7 +4844,6 @@
               <w:rPr>
                 <w:sz w:val="28"/>
                 <w:szCs w:val="28"/>
-                <w:highlight w:val="yellow"/>
                 <w:lang w:val="en-US" w:eastAsia="ru-RU"/>
               </w:rPr>
               <w:t xml:space="preserve">24 </w:t>
@@ -5121,7 +4852,6 @@
               <w:rPr>
                 <w:sz w:val="28"/>
                 <w:szCs w:val="28"/>
-                <w:highlight w:val="yellow"/>
                 <w:lang w:eastAsia="ru-RU"/>
               </w:rPr>
               <w:t>шт.</w:t>
@@ -5140,7 +4870,6 @@
               <w:rPr>
                 <w:sz w:val="28"/>
                 <w:szCs w:val="28"/>
-                <w:highlight w:val="yellow"/>
                 <w:lang w:eastAsia="ru-RU"/>
               </w:rPr>
             </w:pPr>
@@ -5148,7 +4877,6 @@
               <w:rPr>
                 <w:sz w:val="28"/>
                 <w:szCs w:val="28"/>
-                <w:highlight w:val="yellow"/>
                 <w:lang w:eastAsia="ru-RU"/>
               </w:rPr>
               <w:t>Размер адресной таблицы</w:t>
@@ -5166,7 +4894,6 @@
               <w:rPr>
                 <w:sz w:val="28"/>
                 <w:szCs w:val="28"/>
-                <w:highlight w:val="yellow"/>
                 <w:lang w:eastAsia="ru-RU"/>
               </w:rPr>
             </w:pPr>
@@ -5174,7 +4901,6 @@
               <w:rPr>
                 <w:sz w:val="28"/>
                 <w:szCs w:val="28"/>
-                <w:highlight w:val="yellow"/>
                 <w:lang w:eastAsia="ru-RU"/>
               </w:rPr>
               <w:t>32000</w:t>
@@ -5193,7 +4919,6 @@
               <w:rPr>
                 <w:sz w:val="28"/>
                 <w:szCs w:val="28"/>
-                <w:highlight w:val="yellow"/>
                 <w:lang w:eastAsia="ru-RU"/>
               </w:rPr>
             </w:pPr>
@@ -5201,7 +4926,6 @@
               <w:rPr>
                 <w:sz w:val="28"/>
                 <w:szCs w:val="28"/>
-                <w:highlight w:val="yellow"/>
                 <w:lang w:eastAsia="ru-RU"/>
               </w:rPr>
               <w:t>Коммутационная способность</w:t>
@@ -5219,7 +4943,6 @@
               <w:rPr>
                 <w:sz w:val="28"/>
                 <w:szCs w:val="28"/>
-                <w:highlight w:val="yellow"/>
                 <w:lang w:eastAsia="ru-RU"/>
               </w:rPr>
             </w:pPr>
@@ -5227,7 +4950,6 @@
               <w:rPr>
                 <w:sz w:val="28"/>
                 <w:szCs w:val="28"/>
-                <w:highlight w:val="yellow"/>
                 <w:lang w:eastAsia="ru-RU"/>
               </w:rPr>
               <w:t>88 Гбит</w:t>
@@ -5236,7 +4958,6 @@
               <w:rPr>
                 <w:sz w:val="28"/>
                 <w:szCs w:val="28"/>
-                <w:highlight w:val="yellow"/>
                 <w:lang w:val="en-US" w:eastAsia="ru-RU"/>
               </w:rPr>
               <w:t>/</w:t>
@@ -5245,7 +4966,6 @@
               <w:rPr>
                 <w:sz w:val="28"/>
                 <w:szCs w:val="28"/>
-                <w:highlight w:val="yellow"/>
                 <w:lang w:eastAsia="ru-RU"/>
               </w:rPr>
               <w:t>с</w:t>
@@ -5264,7 +4984,6 @@
               <w:rPr>
                 <w:sz w:val="28"/>
                 <w:szCs w:val="28"/>
-                <w:highlight w:val="yellow"/>
                 <w:lang w:eastAsia="ru-RU"/>
               </w:rPr>
             </w:pPr>
@@ -5272,7 +4991,6 @@
               <w:rPr>
                 <w:sz w:val="28"/>
                 <w:szCs w:val="28"/>
-                <w:highlight w:val="yellow"/>
                 <w:lang w:eastAsia="ru-RU"/>
               </w:rPr>
               <w:t>Стандарты сети</w:t>
@@ -5290,7 +5008,6 @@
               <w:rPr>
                 <w:sz w:val="28"/>
                 <w:szCs w:val="28"/>
-                <w:highlight w:val="yellow"/>
                 <w:lang w:val="en-US" w:eastAsia="ru-RU"/>
               </w:rPr>
             </w:pPr>
@@ -5298,7 +5015,6 @@
               <w:rPr>
                 <w:sz w:val="28"/>
                 <w:szCs w:val="28"/>
-                <w:highlight w:val="yellow"/>
                 <w:lang w:val="en-US" w:eastAsia="ru-RU"/>
               </w:rPr>
               <w:t>IEEE 802.1D, IEEE 802.1p, IEEE 802.1Q, IEEE 802.1s, IEEE 802.1w, IEEE 802.1x, IEEE 802.3</w:t>
@@ -5315,15 +5031,13 @@
         <w:rPr>
           <w:sz w:val="28"/>
           <w:szCs w:val="28"/>
-          <w:highlight w:val="yellow"/>
-          <w:lang w:eastAsia="ru-RU"/>
-        </w:rPr>
-      </w:pPr>
-      <w:r>
-        <w:rPr>
-          <w:sz w:val="28"/>
-          <w:szCs w:val="28"/>
-          <w:highlight w:val="yellow"/>
+          <w:lang w:eastAsia="ru-RU"/>
+        </w:rPr>
+      </w:pPr>
+      <w:r>
+        <w:rPr>
+          <w:sz w:val="28"/>
+          <w:szCs w:val="28"/>
           <w:lang w:eastAsia="ru-RU"/>
         </w:rPr>
         <w:t>Маршрутизаторов будет установлено по 1 в каждом здании, модель – Cisco 2911/K9.</w:t>
@@ -5337,18 +5051,32 @@
         <w:rPr>
           <w:sz w:val="28"/>
           <w:szCs w:val="28"/>
-          <w:highlight w:val="yellow"/>
-          <w:lang w:eastAsia="ru-RU"/>
-        </w:rPr>
-      </w:pPr>
-      <w:r>
-        <w:rPr>
-          <w:sz w:val="28"/>
-          <w:szCs w:val="28"/>
-          <w:highlight w:val="yellow"/>
-          <w:lang w:eastAsia="ru-RU"/>
-        </w:rPr>
-        <w:t>Таблица 4. Характеристики Cisco 2911/K9</w:t>
+          <w:lang w:eastAsia="ru-RU"/>
+        </w:rPr>
+      </w:pPr>
+      <w:r>
+        <w:rPr>
+          <w:sz w:val="28"/>
+          <w:szCs w:val="28"/>
+          <w:lang w:eastAsia="ru-RU"/>
+        </w:rPr>
+        <w:t>Таблица 4</w:t>
+      </w:r>
+      <w:r>
+        <w:rPr>
+          <w:sz w:val="28"/>
+          <w:szCs w:val="28"/>
+          <w:lang w:eastAsia="ru-RU"/>
+        </w:rPr>
+        <w:t xml:space="preserve"> –</w:t>
+      </w:r>
+      <w:r>
+        <w:rPr>
+          <w:sz w:val="28"/>
+          <w:szCs w:val="28"/>
+          <w:lang w:eastAsia="ru-RU"/>
+        </w:rPr>
+        <w:t xml:space="preserve"> Характеристики Cisco 2911/K9</w:t>
       </w:r>
     </w:p>
     <w:tbl>
@@ -5372,14 +5100,12 @@
               <w:rPr>
                 <w:sz w:val="28"/>
                 <w:szCs w:val="28"/>
-                <w:highlight w:val="yellow"/>
               </w:rPr>
             </w:pPr>
             <w:r>
               <w:rPr>
                 <w:sz w:val="28"/>
                 <w:szCs w:val="28"/>
-                <w:highlight w:val="yellow"/>
               </w:rPr>
               <w:t>Стандарты сети</w:t>
             </w:r>
@@ -5396,7 +5122,6 @@
               <w:rPr>
                 <w:sz w:val="28"/>
                 <w:szCs w:val="28"/>
-                <w:highlight w:val="yellow"/>
                 <w:lang w:val="en-US"/>
               </w:rPr>
             </w:pPr>
@@ -5404,7 +5129,6 @@
               <w:rPr>
                 <w:sz w:val="28"/>
                 <w:szCs w:val="28"/>
-                <w:highlight w:val="yellow"/>
                 <w:lang w:val="en-US"/>
               </w:rPr>
               <w:t>IEEE 802.1Q,IEEE 802.1ag,IEEE 802.3,IEEE 802.3ab,IEEE 802.3ah,IEEE 802.3u</w:t>
@@ -5423,14 +5147,12 @@
               <w:rPr>
                 <w:sz w:val="28"/>
                 <w:szCs w:val="28"/>
-                <w:highlight w:val="yellow"/>
               </w:rPr>
             </w:pPr>
             <w:r>
               <w:rPr>
                 <w:sz w:val="28"/>
                 <w:szCs w:val="28"/>
-                <w:highlight w:val="yellow"/>
               </w:rPr>
               <w:t>Тип Ethernet интерфейса</w:t>
             </w:r>
@@ -5447,14 +5169,12 @@
               <w:rPr>
                 <w:sz w:val="28"/>
                 <w:szCs w:val="28"/>
-                <w:highlight w:val="yellow"/>
               </w:rPr>
             </w:pPr>
             <w:r>
               <w:rPr>
                 <w:sz w:val="28"/>
                 <w:szCs w:val="28"/>
-                <w:highlight w:val="yellow"/>
               </w:rPr>
               <w:t>Gigabit Ethernet</w:t>
             </w:r>
@@ -5472,14 +5192,12 @@
               <w:rPr>
                 <w:sz w:val="28"/>
                 <w:szCs w:val="28"/>
-                <w:highlight w:val="yellow"/>
               </w:rPr>
             </w:pPr>
             <w:r>
               <w:rPr>
                 <w:sz w:val="28"/>
                 <w:szCs w:val="28"/>
-                <w:highlight w:val="yellow"/>
               </w:rPr>
               <w:t>WAN порты Ethernet</w:t>
             </w:r>
@@ -5496,14 +5214,12 @@
               <w:rPr>
                 <w:sz w:val="28"/>
                 <w:szCs w:val="28"/>
-                <w:highlight w:val="yellow"/>
               </w:rPr>
             </w:pPr>
             <w:r>
               <w:rPr>
                 <w:sz w:val="28"/>
                 <w:szCs w:val="28"/>
-                <w:highlight w:val="yellow"/>
               </w:rPr>
               <w:t>3 шт.</w:t>
             </w:r>
@@ -5521,14 +5237,12 @@
               <w:rPr>
                 <w:sz w:val="28"/>
                 <w:szCs w:val="28"/>
-                <w:highlight w:val="yellow"/>
               </w:rPr>
             </w:pPr>
             <w:r>
               <w:rPr>
                 <w:sz w:val="28"/>
                 <w:szCs w:val="28"/>
-                <w:highlight w:val="yellow"/>
               </w:rPr>
               <w:t>LAN порты Ethernet</w:t>
             </w:r>
@@ -5545,14 +5259,12 @@
               <w:rPr>
                 <w:sz w:val="28"/>
                 <w:szCs w:val="28"/>
-                <w:highlight w:val="yellow"/>
               </w:rPr>
             </w:pPr>
             <w:r>
               <w:rPr>
                 <w:sz w:val="28"/>
                 <w:szCs w:val="28"/>
-                <w:highlight w:val="yellow"/>
               </w:rPr>
               <w:t>совмещаются c WAN</w:t>
             </w:r>
@@ -5570,14 +5282,12 @@
               <w:rPr>
                 <w:sz w:val="28"/>
                 <w:szCs w:val="28"/>
-                <w:highlight w:val="yellow"/>
               </w:rPr>
             </w:pPr>
             <w:r>
               <w:rPr>
                 <w:sz w:val="28"/>
                 <w:szCs w:val="28"/>
-                <w:highlight w:val="yellow"/>
               </w:rPr>
               <w:t>Свивка кабеля</w:t>
             </w:r>
@@ -5594,14 +5304,12 @@
               <w:rPr>
                 <w:sz w:val="28"/>
                 <w:szCs w:val="28"/>
-                <w:highlight w:val="yellow"/>
               </w:rPr>
             </w:pPr>
             <w:r>
               <w:rPr>
                 <w:sz w:val="28"/>
                 <w:szCs w:val="28"/>
-                <w:highlight w:val="yellow"/>
               </w:rPr>
               <w:t>10/100/1000Base-T(X)</w:t>
             </w:r>
@@ -5619,14 +5327,12 @@
               <w:rPr>
                 <w:sz w:val="28"/>
                 <w:szCs w:val="28"/>
-                <w:highlight w:val="yellow"/>
               </w:rPr>
             </w:pPr>
             <w:r>
               <w:rPr>
                 <w:sz w:val="28"/>
                 <w:szCs w:val="28"/>
-                <w:highlight w:val="yellow"/>
               </w:rPr>
               <w:t>Слоты интерфейсных карт</w:t>
             </w:r>
@@ -5643,14 +5349,12 @@
               <w:rPr>
                 <w:sz w:val="28"/>
                 <w:szCs w:val="28"/>
-                <w:highlight w:val="yellow"/>
               </w:rPr>
             </w:pPr>
             <w:r>
               <w:rPr>
                 <w:sz w:val="28"/>
                 <w:szCs w:val="28"/>
-                <w:highlight w:val="yellow"/>
               </w:rPr>
               <w:t>4 шт.</w:t>
             </w:r>
@@ -5668,14 +5372,12 @@
               <w:rPr>
                 <w:sz w:val="28"/>
                 <w:szCs w:val="28"/>
-                <w:highlight w:val="yellow"/>
               </w:rPr>
             </w:pPr>
             <w:r>
               <w:rPr>
                 <w:sz w:val="28"/>
                 <w:szCs w:val="28"/>
-                <w:highlight w:val="yellow"/>
               </w:rPr>
               <w:t>Протокол маршрутизации</w:t>
             </w:r>
@@ -5692,7 +5394,6 @@
               <w:rPr>
                 <w:sz w:val="28"/>
                 <w:szCs w:val="28"/>
-                <w:highlight w:val="yellow"/>
                 <w:lang w:val="en-US"/>
               </w:rPr>
             </w:pPr>
@@ -5700,7 +5401,6 @@
               <w:rPr>
                 <w:sz w:val="28"/>
                 <w:szCs w:val="28"/>
-                <w:highlight w:val="yellow"/>
                 <w:lang w:val="en-US"/>
               </w:rPr>
               <w:t>BGP,EIGRP,IGRP,IS-IS,MPLS,OSPF</w:t>
@@ -5719,14 +5419,12 @@
               <w:rPr>
                 <w:sz w:val="28"/>
                 <w:szCs w:val="28"/>
-                <w:highlight w:val="yellow"/>
               </w:rPr>
             </w:pPr>
             <w:r>
               <w:rPr>
                 <w:sz w:val="28"/>
                 <w:szCs w:val="28"/>
-                <w:highlight w:val="yellow"/>
               </w:rPr>
               <w:t>Поддерживаемые протоколы</w:t>
             </w:r>
@@ -5743,7 +5441,6 @@
               <w:rPr>
                 <w:sz w:val="28"/>
                 <w:szCs w:val="28"/>
-                <w:highlight w:val="yellow"/>
                 <w:lang w:val="en-US"/>
               </w:rPr>
             </w:pPr>
@@ -5751,7 +5448,6 @@
               <w:rPr>
                 <w:sz w:val="28"/>
                 <w:szCs w:val="28"/>
-                <w:highlight w:val="yellow"/>
                 <w:lang w:val="en-US"/>
               </w:rPr>
               <w:t>IPv4, IPv6, OSPF, EIGRP, BGP, IS-IS, IGMPv3, PIM SM, PIM SSM, DDVMRP, IPSec, GRE, BVD</w:t>
@@ -5770,14 +5466,12 @@
               <w:rPr>
                 <w:sz w:val="28"/>
                 <w:szCs w:val="28"/>
-                <w:highlight w:val="yellow"/>
               </w:rPr>
             </w:pPr>
             <w:r>
               <w:rPr>
                 <w:sz w:val="28"/>
                 <w:szCs w:val="28"/>
-                <w:highlight w:val="yellow"/>
               </w:rPr>
               <w:t>Флэш-память</w:t>
             </w:r>
@@ -5794,14 +5488,12 @@
               <w:rPr>
                 <w:sz w:val="28"/>
                 <w:szCs w:val="28"/>
-                <w:highlight w:val="yellow"/>
               </w:rPr>
             </w:pPr>
             <w:r>
               <w:rPr>
                 <w:sz w:val="28"/>
                 <w:szCs w:val="28"/>
-                <w:highlight w:val="yellow"/>
               </w:rPr>
               <w:t>256 MB (макс. 4 Гб)</w:t>
             </w:r>
@@ -5819,14 +5511,12 @@
               <w:rPr>
                 <w:sz w:val="28"/>
                 <w:szCs w:val="28"/>
-                <w:highlight w:val="yellow"/>
               </w:rPr>
             </w:pPr>
             <w:r>
               <w:rPr>
                 <w:sz w:val="28"/>
                 <w:szCs w:val="28"/>
-                <w:highlight w:val="yellow"/>
               </w:rPr>
               <w:t>Оперативная память</w:t>
             </w:r>
@@ -5843,14 +5533,12 @@
               <w:rPr>
                 <w:sz w:val="28"/>
                 <w:szCs w:val="28"/>
-                <w:highlight w:val="yellow"/>
               </w:rPr>
             </w:pPr>
             <w:r>
               <w:rPr>
                 <w:sz w:val="28"/>
                 <w:szCs w:val="28"/>
-                <w:highlight w:val="yellow"/>
               </w:rPr>
               <w:t>512 MB (макс. 2 Гб)</w:t>
             </w:r>
@@ -5868,14 +5556,12 @@
               <w:rPr>
                 <w:sz w:val="28"/>
                 <w:szCs w:val="28"/>
-                <w:highlight w:val="yellow"/>
               </w:rPr>
             </w:pPr>
             <w:r>
               <w:rPr>
                 <w:sz w:val="28"/>
                 <w:szCs w:val="28"/>
-                <w:highlight w:val="yellow"/>
               </w:rPr>
               <w:t>Совместимые карты памяти</w:t>
             </w:r>
@@ -5892,14 +5578,12 @@
               <w:rPr>
                 <w:sz w:val="28"/>
                 <w:szCs w:val="28"/>
-                <w:highlight w:val="yellow"/>
               </w:rPr>
             </w:pPr>
             <w:r>
               <w:rPr>
                 <w:sz w:val="28"/>
                 <w:szCs w:val="28"/>
-                <w:highlight w:val="yellow"/>
               </w:rPr>
               <w:t>CF</w:t>
             </w:r>
@@ -5917,14 +5601,12 @@
               <w:rPr>
                 <w:sz w:val="28"/>
                 <w:szCs w:val="28"/>
-                <w:highlight w:val="yellow"/>
               </w:rPr>
             </w:pPr>
             <w:r>
               <w:rPr>
                 <w:sz w:val="28"/>
                 <w:szCs w:val="28"/>
-                <w:highlight w:val="yellow"/>
               </w:rPr>
               <w:t>Порты USB</w:t>
             </w:r>
@@ -5941,14 +5623,12 @@
               <w:rPr>
                 <w:sz w:val="28"/>
                 <w:szCs w:val="28"/>
-                <w:highlight w:val="yellow"/>
               </w:rPr>
             </w:pPr>
             <w:r>
               <w:rPr>
                 <w:sz w:val="28"/>
                 <w:szCs w:val="28"/>
-                <w:highlight w:val="yellow"/>
               </w:rPr>
               <w:t>2 шт.</w:t>
             </w:r>
@@ -5966,14 +5646,12 @@
               <w:rPr>
                 <w:sz w:val="28"/>
                 <w:szCs w:val="28"/>
-                <w:highlight w:val="yellow"/>
               </w:rPr>
             </w:pPr>
             <w:r>
               <w:rPr>
                 <w:sz w:val="28"/>
                 <w:szCs w:val="28"/>
-                <w:highlight w:val="yellow"/>
               </w:rPr>
               <w:t>Порты консольные</w:t>
             </w:r>
@@ -5997,7 +5675,6 @@
               <w:rPr>
                 <w:sz w:val="28"/>
                 <w:szCs w:val="28"/>
-                <w:highlight w:val="yellow"/>
                 <w:lang w:val="en-US"/>
               </w:rPr>
               <w:t>RJ-45 (RS232), AUX RJ-45(RS232), USB, mini-USB</w:t>
@@ -6049,7 +5726,7 @@
       <w:pPr>
         <w:pStyle w:val="1"/>
       </w:pPr>
-      <w:bookmarkStart w:id="5" w:name="_Toc130001968"/>
+      <w:bookmarkStart w:id="5" w:name="_Toc216303672"/>
       <w:r>
         <w:lastRenderedPageBreak/>
         <w:t>ЗАКЛЮЧЕНИЕ</w:t>
@@ -6201,15 +5878,15 @@
       <w:pPr>
         <w:pStyle w:val="1"/>
       </w:pPr>
-      <w:bookmarkStart w:id="6" w:name="_Toc130001969"/>
+      <w:bookmarkStart w:id="6" w:name="_Toc216303673"/>
       <w:r>
         <w:lastRenderedPageBreak/>
         <w:t xml:space="preserve">СПИСОК </w:t>
       </w:r>
+      <w:r>
+        <w:t>ИСПОЛЬЗОВАННЫХ ИСТОЧНИКОВ</w:t>
+      </w:r>
       <w:bookmarkEnd w:id="6"/>
-      <w:r>
-        <w:t>ИСПОЛЬЗОВАННЫХ ИСТОЧНИКОВ</w:t>
-      </w:r>
     </w:p>
     <w:p>
       <w:pPr>
@@ -6782,9 +6459,173 @@
         <w:t xml:space="preserve"> </w:t>
       </w:r>
     </w:p>
+    <w:p>
+      <w:pPr>
+        <w:pStyle w:val="a8"/>
+        <w:numPr>
+          <w:ilvl w:val="0"/>
+          <w:numId w:val="12"/>
+        </w:numPr>
+        <w:spacing w:line="360" w:lineRule="auto"/>
+        <w:ind w:left="709" w:firstLine="709"/>
+        <w:jc w:val="both"/>
+        <w:rPr>
+          <w:sz w:val="28"/>
+          <w:szCs w:val="28"/>
+          <w:lang w:eastAsia="ru-RU"/>
+        </w:rPr>
+      </w:pPr>
+      <w:r>
+        <w:rPr>
+          <w:sz w:val="28"/>
+          <w:szCs w:val="28"/>
+          <w:lang w:eastAsia="ru-RU"/>
+        </w:rPr>
+        <w:t xml:space="preserve">Сложно о простом. Модель </w:t>
+      </w:r>
+      <w:r>
+        <w:rPr>
+          <w:sz w:val="28"/>
+          <w:szCs w:val="28"/>
+          <w:lang w:val="en-US" w:eastAsia="ru-RU"/>
+        </w:rPr>
+        <w:t>OSI</w:t>
+      </w:r>
+      <w:r>
+        <w:rPr>
+          <w:sz w:val="28"/>
+          <w:szCs w:val="28"/>
+          <w:lang w:eastAsia="ru-RU"/>
+        </w:rPr>
+        <w:t xml:space="preserve"> </w:t>
+      </w:r>
+      <w:r>
+        <w:rPr>
+          <w:sz w:val="28"/>
+          <w:szCs w:val="28"/>
+          <w:lang w:eastAsia="ru-RU"/>
+        </w:rPr>
+        <w:t xml:space="preserve">и </w:t>
+      </w:r>
+      <w:r>
+        <w:rPr>
+          <w:sz w:val="28"/>
+          <w:szCs w:val="28"/>
+          <w:lang w:val="en-US" w:eastAsia="ru-RU"/>
+        </w:rPr>
+        <w:t>TCP</w:t>
+      </w:r>
+      <w:r>
+        <w:rPr>
+          <w:sz w:val="28"/>
+          <w:szCs w:val="28"/>
+          <w:lang w:eastAsia="ru-RU"/>
+        </w:rPr>
+        <w:t>/</w:t>
+      </w:r>
+      <w:r>
+        <w:rPr>
+          <w:sz w:val="28"/>
+          <w:szCs w:val="28"/>
+          <w:lang w:val="en-US" w:eastAsia="ru-RU"/>
+        </w:rPr>
+        <w:t>IP</w:t>
+      </w:r>
+      <w:r>
+        <w:rPr>
+          <w:sz w:val="28"/>
+          <w:szCs w:val="28"/>
+          <w:lang w:eastAsia="ru-RU"/>
+        </w:rPr>
+        <w:t xml:space="preserve"> / </w:t>
+      </w:r>
+      <w:r>
+        <w:rPr>
+          <w:sz w:val="28"/>
+          <w:szCs w:val="28"/>
+          <w:lang w:eastAsia="ru-RU"/>
+        </w:rPr>
+        <w:t>Хабр</w:t>
+      </w:r>
+      <w:r>
+        <w:rPr>
+          <w:sz w:val="28"/>
+          <w:szCs w:val="28"/>
+          <w:lang w:eastAsia="ru-RU"/>
+        </w:rPr>
+        <w:t xml:space="preserve"> [</w:t>
+      </w:r>
+      <w:r>
+        <w:rPr>
+          <w:sz w:val="28"/>
+          <w:szCs w:val="28"/>
+          <w:lang w:eastAsia="ru-RU"/>
+        </w:rPr>
+        <w:t>Электронный ресурс</w:t>
+      </w:r>
+      <w:r>
+        <w:rPr>
+          <w:sz w:val="28"/>
+          <w:szCs w:val="28"/>
+          <w:lang w:eastAsia="ru-RU"/>
+        </w:rPr>
+        <w:t>]</w:t>
+      </w:r>
+      <w:r>
+        <w:rPr>
+          <w:sz w:val="28"/>
+          <w:szCs w:val="28"/>
+          <w:lang w:eastAsia="ru-RU"/>
+        </w:rPr>
+        <w:t xml:space="preserve">. – </w:t>
+      </w:r>
+      <w:r>
+        <w:rPr>
+          <w:sz w:val="28"/>
+          <w:szCs w:val="28"/>
+          <w:lang w:val="en-US" w:eastAsia="ru-RU"/>
+        </w:rPr>
+        <w:t>URL</w:t>
+      </w:r>
+      <w:r>
+        <w:rPr>
+          <w:sz w:val="28"/>
+          <w:szCs w:val="28"/>
+          <w:lang w:eastAsia="ru-RU"/>
+        </w:rPr>
+        <w:t xml:space="preserve">: </w:t>
+      </w:r>
+      <w:hyperlink r:id="rId10" w:history="1">
+        <w:r>
+          <w:rPr>
+            <w:rStyle w:val="ab"/>
+            <w:sz w:val="28"/>
+            <w:szCs w:val="28"/>
+            <w:lang w:eastAsia="ru-RU"/>
+          </w:rPr>
+          <w:t>https://habr.com/ru/articles/820419/</w:t>
+        </w:r>
+      </w:hyperlink>
+      <w:r>
+        <w:rPr>
+          <w:sz w:val="28"/>
+          <w:szCs w:val="28"/>
+          <w:lang w:eastAsia="ru-RU"/>
+        </w:rPr>
+        <w:t xml:space="preserve"> (</w:t>
+      </w:r>
+      <w:r>
+        <w:rPr>
+          <w:sz w:val="28"/>
+          <w:szCs w:val="28"/>
+          <w:lang w:eastAsia="ru-RU"/>
+        </w:rPr>
+        <w:t>дата обращения 09.12.2025).</w:t>
+      </w:r>
+    </w:p>
     <w:sectPr>
-      <w:headerReference w:type="default" r:id="rId10"/>
-      <w:footerReference w:type="default" r:id="rId11"/>
+      <w:headerReference w:type="default" r:id="rId11"/>
+      <w:footerReference w:type="default" r:id="rId12"/>
       <w:pgSz w:w="11906" w:h="16838"/>
       <w:pgMar w:top="1134" w:right="567" w:bottom="1134" w:left="1134" w:header="709" w:footer="709" w:gutter="0"/>
       <w:cols w:space="708"/>
@@ -8633,6 +8474,7 @@
   <w:style w:type="character" w:default="1" w:styleId="a0">
     <w:name w:val="Default Paragraph Font"/>
     <w:uiPriority w:val="1"/>
+    <w:semiHidden/>
     <w:unhideWhenUsed/>
   </w:style>
   <w:style w:type="table" w:default="1" w:styleId="a1">
@@ -8828,10 +8670,18 @@
     <w:autoRedefine/>
     <w:uiPriority w:val="39"/>
     <w:unhideWhenUsed/>
-    <w:rsid w:val="004D7836"/>
+    <w:rsid w:val="0057521C"/>
     <w:pPr>
+      <w:tabs>
+        <w:tab w:val="right" w:leader="dot" w:pos="10195"/>
+      </w:tabs>
       <w:spacing w:after="100"/>
     </w:pPr>
+    <w:rPr>
+      <w:noProof/>
+      <w:sz w:val="28"/>
+      <w:szCs w:val="28"/>
+    </w:rPr>
   </w:style>
   <w:style w:type="paragraph" w:styleId="21">
     <w:name w:val="toc 2"/>

--- a/Сети/КП/Документация/3. Пояснительная записка.docx
+++ b/Сети/КП/Документация/3. Пояснительная записка.docx
@@ -2171,7 +2171,43 @@
           <w:sz w:val="28"/>
           <w:szCs w:val="18"/>
         </w:rPr>
-        <w:t>Комплекс зданий А и Б оснащен внутренней структурированной кабельной системой (СКС). В состав СКС входит четыре узла, расположенные в помещениях 07 здания А и в помещениях 46 здания Б. Горизонтальная составляющая СКС построена с использованием медной витой пары категории 6. Вертикальная составляющая СКС включает в себя межузловые соединения организованные с использованием как медной витой пары категории 6, так и многомодового оптоволокна.</w:t>
+        <w:t xml:space="preserve">Комплекс зданий А и Б оснащен внутренней структурированной кабельной системой (СКС). В состав СКС входит четыре узла, расположенные в помещениях 07 здания А и в помещениях 46 здания Б. Горизонтальная составляющая СКС построена с использованием медной витой пары категории 6. Вертикальная составляющая СКС включает в себя </w:t>
+      </w:r>
+      <w:proofErr w:type="spellStart"/>
+      <w:r>
+        <w:rPr>
+          <w:color w:val="auto"/>
+          <w:sz w:val="28"/>
+          <w:szCs w:val="18"/>
+        </w:rPr>
+        <w:t>межузловые</w:t>
+      </w:r>
+      <w:proofErr w:type="spellEnd"/>
+      <w:r>
+        <w:rPr>
+          <w:color w:val="auto"/>
+          <w:sz w:val="28"/>
+          <w:szCs w:val="18"/>
+        </w:rPr>
+        <w:t xml:space="preserve"> соединения организованные с использованием как медной витой пары категории 6, так и </w:t>
+      </w:r>
+      <w:proofErr w:type="spellStart"/>
+      <w:r>
+        <w:rPr>
+          <w:color w:val="auto"/>
+          <w:sz w:val="28"/>
+          <w:szCs w:val="18"/>
+        </w:rPr>
+        <w:t>многомодового</w:t>
+      </w:r>
+      <w:proofErr w:type="spellEnd"/>
+      <w:r>
+        <w:rPr>
+          <w:color w:val="auto"/>
+          <w:sz w:val="28"/>
+          <w:szCs w:val="18"/>
+        </w:rPr>
+        <w:t xml:space="preserve"> оптоволокна.</w:t>
       </w:r>
     </w:p>
     <w:p>
@@ -2197,6 +2233,7 @@
         </w:rPr>
         <w:t xml:space="preserve">Активное оборудование ЛВС должно обеспечивать возможность подключения существующих маршрутизаторов Компании X на уровне ядра или уровне распределения по протоколам </w:t>
       </w:r>
+      <w:proofErr w:type="spellStart"/>
       <w:r>
         <w:rPr>
           <w:color w:val="auto"/>
@@ -2206,6 +2243,7 @@
         </w:rPr>
         <w:t>FastEthernet</w:t>
       </w:r>
+      <w:proofErr w:type="spellEnd"/>
       <w:r>
         <w:rPr>
           <w:color w:val="auto"/>
@@ -2214,6 +2252,7 @@
         </w:rPr>
         <w:t xml:space="preserve"> или </w:t>
       </w:r>
+      <w:proofErr w:type="spellStart"/>
       <w:r>
         <w:rPr>
           <w:color w:val="auto"/>
@@ -2223,6 +2262,7 @@
         </w:rPr>
         <w:t>GigabitEthernet</w:t>
       </w:r>
+      <w:proofErr w:type="spellEnd"/>
       <w:r>
         <w:rPr>
           <w:color w:val="auto"/>
@@ -2620,7 +2660,6 @@
         <w:rPr>
           <w:sz w:val="28"/>
           <w:szCs w:val="18"/>
-          <w:lang w:val="en-US"/>
         </w:rPr>
         <w:t>]</w:t>
       </w:r>
@@ -2828,7 +2867,7 @@
           <w:szCs w:val="28"/>
           <w:lang w:eastAsia="ru-RU"/>
         </w:rPr>
-        <w:t xml:space="preserve"> Характеристики </w:t>
+        <w:t xml:space="preserve">Характеристики </w:t>
       </w:r>
       <w:r>
         <w:rPr>
@@ -2938,15 +2977,11 @@
             <w:pPr>
               <w:spacing w:line="240" w:lineRule="auto"/>
               <w:rPr>
-                <w:sz w:val="28"/>
-                <w:szCs w:val="28"/>
                 <w:lang w:eastAsia="ru-RU"/>
               </w:rPr>
             </w:pPr>
             <w:r>
               <w:rPr>
-                <w:sz w:val="28"/>
-                <w:szCs w:val="28"/>
                 <w:lang w:eastAsia="ru-RU"/>
               </w:rPr>
               <w:t>Тип коммутатора</w:t>
@@ -2962,15 +2997,11 @@
               <w:spacing w:line="240" w:lineRule="auto"/>
               <w:jc w:val="center"/>
               <w:rPr>
-                <w:sz w:val="28"/>
-                <w:szCs w:val="28"/>
                 <w:lang w:eastAsia="ru-RU"/>
               </w:rPr>
             </w:pPr>
             <w:r>
               <w:rPr>
-                <w:sz w:val="28"/>
-                <w:szCs w:val="28"/>
                 <w:lang w:eastAsia="ru-RU"/>
               </w:rPr>
               <w:t>Управляемый (Layer 2)</w:t>
@@ -2987,15 +3018,11 @@
             <w:pPr>
               <w:spacing w:line="240" w:lineRule="auto"/>
               <w:rPr>
-                <w:sz w:val="28"/>
-                <w:szCs w:val="28"/>
                 <w:lang w:eastAsia="ru-RU"/>
               </w:rPr>
             </w:pPr>
             <w:r>
               <w:rPr>
-                <w:sz w:val="28"/>
-                <w:szCs w:val="28"/>
                 <w:lang w:eastAsia="ru-RU"/>
               </w:rPr>
               <w:t>Технология доступа</w:t>
@@ -3011,15 +3038,11 @@
               <w:spacing w:line="240" w:lineRule="auto"/>
               <w:jc w:val="center"/>
               <w:rPr>
-                <w:sz w:val="28"/>
-                <w:szCs w:val="28"/>
                 <w:lang w:eastAsia="ru-RU"/>
               </w:rPr>
             </w:pPr>
             <w:r>
               <w:rPr>
-                <w:sz w:val="28"/>
-                <w:szCs w:val="28"/>
                 <w:lang w:eastAsia="ru-RU"/>
               </w:rPr>
               <w:t>Ethernet</w:t>
@@ -3036,15 +3059,11 @@
             <w:pPr>
               <w:spacing w:line="240" w:lineRule="auto"/>
               <w:rPr>
-                <w:sz w:val="28"/>
-                <w:szCs w:val="28"/>
                 <w:lang w:eastAsia="ru-RU"/>
               </w:rPr>
             </w:pPr>
             <w:r>
               <w:rPr>
-                <w:sz w:val="28"/>
-                <w:szCs w:val="28"/>
                 <w:lang w:eastAsia="ru-RU"/>
               </w:rPr>
               <w:t>Тип разъемов</w:t>
@@ -3060,15 +3079,11 @@
               <w:spacing w:line="240" w:lineRule="auto"/>
               <w:jc w:val="center"/>
               <w:rPr>
-                <w:sz w:val="28"/>
-                <w:szCs w:val="28"/>
                 <w:lang w:eastAsia="ru-RU"/>
               </w:rPr>
             </w:pPr>
             <w:r>
               <w:rPr>
-                <w:sz w:val="28"/>
-                <w:szCs w:val="28"/>
                 <w:lang w:eastAsia="ru-RU"/>
               </w:rPr>
               <w:t>RJ-45, SFP</w:t>
@@ -3085,15 +3100,11 @@
             <w:pPr>
               <w:spacing w:line="240" w:lineRule="auto"/>
               <w:rPr>
-                <w:sz w:val="28"/>
-                <w:szCs w:val="28"/>
                 <w:lang w:eastAsia="ru-RU"/>
               </w:rPr>
             </w:pPr>
             <w:r>
               <w:rPr>
-                <w:sz w:val="28"/>
-                <w:szCs w:val="28"/>
                 <w:lang w:eastAsia="ru-RU"/>
               </w:rPr>
               <w:t>Тип кабеля</w:t>
@@ -3109,15 +3120,11 @@
               <w:spacing w:line="240" w:lineRule="auto"/>
               <w:jc w:val="center"/>
               <w:rPr>
-                <w:sz w:val="28"/>
-                <w:szCs w:val="28"/>
                 <w:lang w:eastAsia="ru-RU"/>
               </w:rPr>
             </w:pPr>
             <w:r>
               <w:rPr>
-                <w:sz w:val="28"/>
-                <w:szCs w:val="28"/>
                 <w:lang w:eastAsia="ru-RU"/>
               </w:rPr>
               <w:t>Витая пара</w:t>
@@ -3134,31 +3141,23 @@
             <w:pPr>
               <w:spacing w:line="240" w:lineRule="auto"/>
               <w:rPr>
-                <w:sz w:val="28"/>
-                <w:szCs w:val="28"/>
                 <w:lang w:eastAsia="ru-RU"/>
               </w:rPr>
             </w:pPr>
             <w:r>
               <w:rPr>
-                <w:sz w:val="28"/>
-                <w:szCs w:val="28"/>
                 <w:lang w:eastAsia="ru-RU"/>
               </w:rPr>
               <w:t xml:space="preserve">Количество </w:t>
             </w:r>
             <w:r>
               <w:rPr>
-                <w:sz w:val="28"/>
-                <w:szCs w:val="28"/>
                 <w:lang w:val="en-US" w:eastAsia="ru-RU"/>
               </w:rPr>
               <w:t>LAN</w:t>
             </w:r>
             <w:r>
               <w:rPr>
-                <w:sz w:val="28"/>
-                <w:szCs w:val="28"/>
                 <w:lang w:eastAsia="ru-RU"/>
               </w:rPr>
               <w:t>-портов</w:t>
@@ -3174,15 +3173,11 @@
               <w:spacing w:line="240" w:lineRule="auto"/>
               <w:jc w:val="center"/>
               <w:rPr>
-                <w:sz w:val="28"/>
-                <w:szCs w:val="28"/>
                 <w:lang w:eastAsia="ru-RU"/>
               </w:rPr>
             </w:pPr>
             <w:r>
               <w:rPr>
-                <w:sz w:val="28"/>
-                <w:szCs w:val="28"/>
                 <w:lang w:eastAsia="ru-RU"/>
               </w:rPr>
               <w:t>24 шт.</w:t>
@@ -3199,31 +3194,23 @@
             <w:pPr>
               <w:spacing w:line="240" w:lineRule="auto"/>
               <w:rPr>
-                <w:sz w:val="28"/>
-                <w:szCs w:val="28"/>
                 <w:lang w:eastAsia="ru-RU"/>
               </w:rPr>
             </w:pPr>
             <w:r>
               <w:rPr>
-                <w:sz w:val="28"/>
-                <w:szCs w:val="28"/>
                 <w:lang w:eastAsia="ru-RU"/>
               </w:rPr>
               <w:t xml:space="preserve">Тип </w:t>
             </w:r>
             <w:r>
               <w:rPr>
-                <w:sz w:val="28"/>
-                <w:szCs w:val="28"/>
                 <w:lang w:val="en-US" w:eastAsia="ru-RU"/>
               </w:rPr>
               <w:t xml:space="preserve">LAN </w:t>
             </w:r>
             <w:r>
               <w:rPr>
-                <w:sz w:val="28"/>
-                <w:szCs w:val="28"/>
                 <w:lang w:eastAsia="ru-RU"/>
               </w:rPr>
               <w:t>портов</w:t>
@@ -3239,15 +3226,11 @@
               <w:spacing w:line="240" w:lineRule="auto"/>
               <w:jc w:val="center"/>
               <w:rPr>
-                <w:sz w:val="28"/>
-                <w:szCs w:val="28"/>
                 <w:lang w:eastAsia="ru-RU"/>
               </w:rPr>
             </w:pPr>
             <w:r>
               <w:rPr>
-                <w:sz w:val="28"/>
-                <w:szCs w:val="28"/>
                 <w:lang w:eastAsia="ru-RU"/>
               </w:rPr>
               <w:t>10/100Base-TX (100 Мбит/с)</w:t>
@@ -3264,31 +3247,23 @@
             <w:pPr>
               <w:spacing w:line="240" w:lineRule="auto"/>
               <w:rPr>
-                <w:sz w:val="28"/>
-                <w:szCs w:val="28"/>
                 <w:lang w:eastAsia="ru-RU"/>
               </w:rPr>
             </w:pPr>
             <w:r>
               <w:rPr>
-                <w:sz w:val="28"/>
-                <w:szCs w:val="28"/>
                 <w:lang w:eastAsia="ru-RU"/>
               </w:rPr>
               <w:t xml:space="preserve">Количество </w:t>
             </w:r>
             <w:r>
               <w:rPr>
-                <w:sz w:val="28"/>
-                <w:szCs w:val="28"/>
                 <w:lang w:val="en-US" w:eastAsia="ru-RU"/>
               </w:rPr>
               <w:t>uplink-</w:t>
             </w:r>
             <w:r>
               <w:rPr>
-                <w:sz w:val="28"/>
-                <w:szCs w:val="28"/>
                 <w:lang w:eastAsia="ru-RU"/>
               </w:rPr>
               <w:t>портов</w:t>
@@ -3304,15 +3279,11 @@
               <w:spacing w:line="240" w:lineRule="auto"/>
               <w:jc w:val="center"/>
               <w:rPr>
-                <w:sz w:val="28"/>
-                <w:szCs w:val="28"/>
                 <w:lang w:eastAsia="ru-RU"/>
               </w:rPr>
             </w:pPr>
             <w:r>
               <w:rPr>
-                <w:sz w:val="28"/>
-                <w:szCs w:val="28"/>
                 <w:lang w:eastAsia="ru-RU"/>
               </w:rPr>
               <w:t>2 шт.</w:t>
@@ -3329,31 +3300,23 @@
             <w:pPr>
               <w:spacing w:line="240" w:lineRule="auto"/>
               <w:rPr>
-                <w:sz w:val="28"/>
-                <w:szCs w:val="28"/>
                 <w:lang w:eastAsia="ru-RU"/>
               </w:rPr>
             </w:pPr>
             <w:r>
               <w:rPr>
-                <w:sz w:val="28"/>
-                <w:szCs w:val="28"/>
                 <w:lang w:eastAsia="ru-RU"/>
               </w:rPr>
               <w:t xml:space="preserve">Тип </w:t>
             </w:r>
             <w:r>
               <w:rPr>
-                <w:sz w:val="28"/>
-                <w:szCs w:val="28"/>
                 <w:lang w:val="en-US" w:eastAsia="ru-RU"/>
               </w:rPr>
               <w:t>uplink-</w:t>
             </w:r>
             <w:r>
               <w:rPr>
-                <w:sz w:val="28"/>
-                <w:szCs w:val="28"/>
                 <w:lang w:eastAsia="ru-RU"/>
               </w:rPr>
               <w:t>портов</w:t>
@@ -3369,15 +3332,11 @@
               <w:spacing w:line="240" w:lineRule="auto"/>
               <w:jc w:val="center"/>
               <w:rPr>
-                <w:sz w:val="28"/>
-                <w:szCs w:val="28"/>
                 <w:lang w:eastAsia="ru-RU"/>
               </w:rPr>
             </w:pPr>
             <w:r>
               <w:rPr>
-                <w:sz w:val="28"/>
-                <w:szCs w:val="28"/>
                 <w:lang w:eastAsia="ru-RU"/>
               </w:rPr>
               <w:t>10/100/1000 Base-TX (1000 Мбит/с)</w:t>
@@ -3394,23 +3353,17 @@
             <w:pPr>
               <w:spacing w:line="240" w:lineRule="auto"/>
               <w:rPr>
-                <w:sz w:val="28"/>
-                <w:szCs w:val="28"/>
                 <w:lang w:val="en-US" w:eastAsia="ru-RU"/>
               </w:rPr>
             </w:pPr>
             <w:r>
               <w:rPr>
-                <w:sz w:val="28"/>
-                <w:szCs w:val="28"/>
                 <w:lang w:eastAsia="ru-RU"/>
               </w:rPr>
               <w:t xml:space="preserve">Наличие </w:t>
             </w:r>
             <w:r>
               <w:rPr>
-                <w:sz w:val="28"/>
-                <w:szCs w:val="28"/>
                 <w:lang w:val="en-US" w:eastAsia="ru-RU"/>
               </w:rPr>
               <w:t>SFP (mini GBIC)</w:t>
@@ -3426,15 +3379,11 @@
               <w:spacing w:line="240" w:lineRule="auto"/>
               <w:jc w:val="center"/>
               <w:rPr>
-                <w:sz w:val="28"/>
-                <w:szCs w:val="28"/>
                 <w:lang w:eastAsia="ru-RU"/>
               </w:rPr>
             </w:pPr>
             <w:r>
               <w:rPr>
-                <w:sz w:val="28"/>
-                <w:szCs w:val="28"/>
                 <w:lang w:eastAsia="ru-RU"/>
               </w:rPr>
               <w:t>Есть</w:t>
@@ -3451,63 +3400,47 @@
             <w:pPr>
               <w:spacing w:line="240" w:lineRule="auto"/>
               <w:rPr>
-                <w:sz w:val="28"/>
-                <w:szCs w:val="28"/>
                 <w:lang w:eastAsia="ru-RU"/>
               </w:rPr>
             </w:pPr>
             <w:r>
               <w:rPr>
-                <w:sz w:val="28"/>
-                <w:szCs w:val="28"/>
                 <w:lang w:eastAsia="ru-RU"/>
               </w:rPr>
               <w:t xml:space="preserve">Количество портов </w:t>
             </w:r>
             <w:r>
               <w:rPr>
-                <w:sz w:val="28"/>
-                <w:szCs w:val="28"/>
                 <w:lang w:val="en-US" w:eastAsia="ru-RU"/>
               </w:rPr>
               <w:t>SFP</w:t>
             </w:r>
             <w:r>
               <w:rPr>
-                <w:sz w:val="28"/>
-                <w:szCs w:val="28"/>
                 <w:lang w:eastAsia="ru-RU"/>
               </w:rPr>
               <w:t xml:space="preserve"> (</w:t>
             </w:r>
             <w:r>
               <w:rPr>
-                <w:sz w:val="28"/>
-                <w:szCs w:val="28"/>
                 <w:lang w:val="en-US" w:eastAsia="ru-RU"/>
               </w:rPr>
               <w:t>mini</w:t>
             </w:r>
             <w:r>
               <w:rPr>
-                <w:sz w:val="28"/>
-                <w:szCs w:val="28"/>
                 <w:lang w:eastAsia="ru-RU"/>
               </w:rPr>
               <w:t xml:space="preserve"> </w:t>
             </w:r>
             <w:r>
               <w:rPr>
-                <w:sz w:val="28"/>
-                <w:szCs w:val="28"/>
                 <w:lang w:val="en-US" w:eastAsia="ru-RU"/>
               </w:rPr>
               <w:t>GBIC</w:t>
             </w:r>
             <w:r>
               <w:rPr>
-                <w:sz w:val="28"/>
-                <w:szCs w:val="28"/>
                 <w:lang w:eastAsia="ru-RU"/>
               </w:rPr>
               <w:t>)</w:t>
@@ -3523,15 +3456,11 @@
               <w:spacing w:line="240" w:lineRule="auto"/>
               <w:jc w:val="center"/>
               <w:rPr>
-                <w:sz w:val="28"/>
-                <w:szCs w:val="28"/>
                 <w:lang w:val="en-US" w:eastAsia="ru-RU"/>
               </w:rPr>
             </w:pPr>
             <w:r>
               <w:rPr>
-                <w:sz w:val="28"/>
-                <w:szCs w:val="28"/>
                 <w:lang w:eastAsia="ru-RU"/>
               </w:rPr>
               <w:t>2 шт.</w:t>
@@ -3548,23 +3477,17 @@
             <w:pPr>
               <w:spacing w:line="240" w:lineRule="auto"/>
               <w:rPr>
-                <w:sz w:val="28"/>
-                <w:szCs w:val="28"/>
                 <w:lang w:val="en-US" w:eastAsia="ru-RU"/>
               </w:rPr>
             </w:pPr>
             <w:r>
               <w:rPr>
-                <w:sz w:val="28"/>
-                <w:szCs w:val="28"/>
                 <w:lang w:eastAsia="ru-RU"/>
               </w:rPr>
               <w:t xml:space="preserve">Протоколы </w:t>
             </w:r>
             <w:r>
               <w:rPr>
-                <w:sz w:val="28"/>
-                <w:szCs w:val="28"/>
                 <w:lang w:val="en-US" w:eastAsia="ru-RU"/>
               </w:rPr>
               <w:t>Ethernet</w:t>
@@ -3580,15 +3503,11 @@
               <w:spacing w:line="240" w:lineRule="auto"/>
               <w:jc w:val="center"/>
               <w:rPr>
-                <w:sz w:val="28"/>
-                <w:szCs w:val="28"/>
                 <w:lang w:val="en-US" w:eastAsia="ru-RU"/>
               </w:rPr>
             </w:pPr>
             <w:r>
               <w:rPr>
-                <w:sz w:val="28"/>
-                <w:szCs w:val="28"/>
                 <w:lang w:val="en-US" w:eastAsia="ru-RU"/>
               </w:rPr>
               <w:t>IEEE 802.3a, IEEE 802.3ab, IEEE 802.3u</w:t>
@@ -3768,15 +3687,11 @@
             <w:pPr>
               <w:spacing w:line="240" w:lineRule="auto"/>
               <w:rPr>
-                <w:sz w:val="28"/>
-                <w:szCs w:val="28"/>
                 <w:lang w:eastAsia="ru-RU"/>
               </w:rPr>
             </w:pPr>
             <w:r>
               <w:rPr>
-                <w:sz w:val="28"/>
-                <w:szCs w:val="28"/>
                 <w:lang w:eastAsia="ru-RU"/>
               </w:rPr>
               <w:t>Тип коммутатора</w:t>
@@ -3792,15 +3707,11 @@
               <w:spacing w:line="240" w:lineRule="auto"/>
               <w:jc w:val="center"/>
               <w:rPr>
-                <w:sz w:val="28"/>
-                <w:szCs w:val="28"/>
                 <w:lang w:eastAsia="ru-RU"/>
               </w:rPr>
             </w:pPr>
             <w:r>
               <w:rPr>
-                <w:sz w:val="28"/>
-                <w:szCs w:val="28"/>
                 <w:lang w:eastAsia="ru-RU"/>
               </w:rPr>
               <w:t>Управляемый (Layer 2)</w:t>
@@ -3817,15 +3728,11 @@
             <w:pPr>
               <w:spacing w:line="240" w:lineRule="auto"/>
               <w:rPr>
-                <w:sz w:val="28"/>
-                <w:szCs w:val="28"/>
                 <w:lang w:eastAsia="ru-RU"/>
               </w:rPr>
             </w:pPr>
             <w:r>
               <w:rPr>
-                <w:sz w:val="28"/>
-                <w:szCs w:val="28"/>
                 <w:lang w:eastAsia="ru-RU"/>
               </w:rPr>
               <w:t>Технология доступа</w:t>
@@ -3841,15 +3748,11 @@
               <w:spacing w:line="240" w:lineRule="auto"/>
               <w:jc w:val="center"/>
               <w:rPr>
-                <w:sz w:val="28"/>
-                <w:szCs w:val="28"/>
                 <w:lang w:eastAsia="ru-RU"/>
               </w:rPr>
             </w:pPr>
             <w:r>
               <w:rPr>
-                <w:sz w:val="28"/>
-                <w:szCs w:val="28"/>
                 <w:lang w:eastAsia="ru-RU"/>
               </w:rPr>
               <w:t>Ethernet</w:t>
@@ -3866,15 +3769,11 @@
             <w:pPr>
               <w:spacing w:line="240" w:lineRule="auto"/>
               <w:rPr>
-                <w:sz w:val="28"/>
-                <w:szCs w:val="28"/>
                 <w:lang w:eastAsia="ru-RU"/>
               </w:rPr>
             </w:pPr>
             <w:r>
               <w:rPr>
-                <w:sz w:val="28"/>
-                <w:szCs w:val="28"/>
                 <w:lang w:eastAsia="ru-RU"/>
               </w:rPr>
               <w:t>Тип разъемов</w:t>
@@ -3890,15 +3789,11 @@
               <w:spacing w:line="240" w:lineRule="auto"/>
               <w:jc w:val="center"/>
               <w:rPr>
-                <w:sz w:val="28"/>
-                <w:szCs w:val="28"/>
                 <w:lang w:eastAsia="ru-RU"/>
               </w:rPr>
             </w:pPr>
             <w:r>
               <w:rPr>
-                <w:sz w:val="28"/>
-                <w:szCs w:val="28"/>
                 <w:lang w:eastAsia="ru-RU"/>
               </w:rPr>
               <w:t>RJ-45, SFP</w:t>
@@ -3915,15 +3810,11 @@
             <w:pPr>
               <w:spacing w:line="240" w:lineRule="auto"/>
               <w:rPr>
-                <w:sz w:val="28"/>
-                <w:szCs w:val="28"/>
                 <w:lang w:eastAsia="ru-RU"/>
               </w:rPr>
             </w:pPr>
             <w:r>
               <w:rPr>
-                <w:sz w:val="28"/>
-                <w:szCs w:val="28"/>
                 <w:lang w:eastAsia="ru-RU"/>
               </w:rPr>
               <w:t>Тип кабеля</w:t>
@@ -3939,15 +3830,11 @@
               <w:spacing w:line="240" w:lineRule="auto"/>
               <w:jc w:val="center"/>
               <w:rPr>
-                <w:sz w:val="28"/>
-                <w:szCs w:val="28"/>
                 <w:lang w:eastAsia="ru-RU"/>
               </w:rPr>
             </w:pPr>
             <w:r>
               <w:rPr>
-                <w:sz w:val="28"/>
-                <w:szCs w:val="28"/>
                 <w:lang w:eastAsia="ru-RU"/>
               </w:rPr>
               <w:t>Витая пара</w:t>
@@ -3964,31 +3851,23 @@
             <w:pPr>
               <w:spacing w:line="240" w:lineRule="auto"/>
               <w:rPr>
-                <w:sz w:val="28"/>
-                <w:szCs w:val="28"/>
                 <w:lang w:eastAsia="ru-RU"/>
               </w:rPr>
             </w:pPr>
             <w:r>
               <w:rPr>
-                <w:sz w:val="28"/>
-                <w:szCs w:val="28"/>
                 <w:lang w:eastAsia="ru-RU"/>
               </w:rPr>
               <w:t xml:space="preserve">Количество </w:t>
             </w:r>
             <w:r>
               <w:rPr>
-                <w:sz w:val="28"/>
-                <w:szCs w:val="28"/>
                 <w:lang w:val="en-US" w:eastAsia="ru-RU"/>
               </w:rPr>
               <w:t>LAN</w:t>
             </w:r>
             <w:r>
               <w:rPr>
-                <w:sz w:val="28"/>
-                <w:szCs w:val="28"/>
                 <w:lang w:eastAsia="ru-RU"/>
               </w:rPr>
               <w:t>-портов</w:t>
@@ -4004,15 +3883,11 @@
               <w:spacing w:line="240" w:lineRule="auto"/>
               <w:jc w:val="center"/>
               <w:rPr>
-                <w:sz w:val="28"/>
-                <w:szCs w:val="28"/>
                 <w:lang w:eastAsia="ru-RU"/>
               </w:rPr>
             </w:pPr>
             <w:r>
               <w:rPr>
-                <w:sz w:val="28"/>
-                <w:szCs w:val="28"/>
                 <w:lang w:eastAsia="ru-RU"/>
               </w:rPr>
               <w:t>48 шт.</w:t>
@@ -4029,31 +3904,23 @@
             <w:pPr>
               <w:spacing w:line="240" w:lineRule="auto"/>
               <w:rPr>
-                <w:sz w:val="28"/>
-                <w:szCs w:val="28"/>
                 <w:lang w:eastAsia="ru-RU"/>
               </w:rPr>
             </w:pPr>
             <w:r>
               <w:rPr>
-                <w:sz w:val="28"/>
-                <w:szCs w:val="28"/>
                 <w:lang w:eastAsia="ru-RU"/>
               </w:rPr>
               <w:t xml:space="preserve">Тип </w:t>
             </w:r>
             <w:r>
               <w:rPr>
-                <w:sz w:val="28"/>
-                <w:szCs w:val="28"/>
                 <w:lang w:val="en-US" w:eastAsia="ru-RU"/>
               </w:rPr>
               <w:t xml:space="preserve">LAN </w:t>
             </w:r>
             <w:r>
               <w:rPr>
-                <w:sz w:val="28"/>
-                <w:szCs w:val="28"/>
                 <w:lang w:eastAsia="ru-RU"/>
               </w:rPr>
               <w:t>портов</w:t>
@@ -4069,15 +3936,11 @@
               <w:spacing w:line="240" w:lineRule="auto"/>
               <w:jc w:val="center"/>
               <w:rPr>
-                <w:sz w:val="28"/>
-                <w:szCs w:val="28"/>
                 <w:lang w:eastAsia="ru-RU"/>
               </w:rPr>
             </w:pPr>
             <w:r>
               <w:rPr>
-                <w:sz w:val="28"/>
-                <w:szCs w:val="28"/>
                 <w:lang w:eastAsia="ru-RU"/>
               </w:rPr>
               <w:t>10/100Base-TX (100 Мбит/с)</w:t>
@@ -4094,31 +3957,23 @@
             <w:pPr>
               <w:spacing w:line="240" w:lineRule="auto"/>
               <w:rPr>
-                <w:sz w:val="28"/>
-                <w:szCs w:val="28"/>
                 <w:lang w:eastAsia="ru-RU"/>
               </w:rPr>
             </w:pPr>
             <w:r>
               <w:rPr>
-                <w:sz w:val="28"/>
-                <w:szCs w:val="28"/>
                 <w:lang w:eastAsia="ru-RU"/>
               </w:rPr>
               <w:t xml:space="preserve">Количество </w:t>
             </w:r>
             <w:r>
               <w:rPr>
-                <w:sz w:val="28"/>
-                <w:szCs w:val="28"/>
                 <w:lang w:val="en-US" w:eastAsia="ru-RU"/>
               </w:rPr>
               <w:t>uplink-</w:t>
             </w:r>
             <w:r>
               <w:rPr>
-                <w:sz w:val="28"/>
-                <w:szCs w:val="28"/>
                 <w:lang w:eastAsia="ru-RU"/>
               </w:rPr>
               <w:t>портов</w:t>
@@ -4134,15 +3989,11 @@
               <w:spacing w:line="240" w:lineRule="auto"/>
               <w:jc w:val="center"/>
               <w:rPr>
-                <w:sz w:val="28"/>
-                <w:szCs w:val="28"/>
                 <w:lang w:eastAsia="ru-RU"/>
               </w:rPr>
             </w:pPr>
             <w:r>
               <w:rPr>
-                <w:sz w:val="28"/>
-                <w:szCs w:val="28"/>
                 <w:lang w:eastAsia="ru-RU"/>
               </w:rPr>
               <w:t>2 шт.</w:t>
@@ -4159,31 +4010,23 @@
             <w:pPr>
               <w:spacing w:line="240" w:lineRule="auto"/>
               <w:rPr>
-                <w:sz w:val="28"/>
-                <w:szCs w:val="28"/>
                 <w:lang w:eastAsia="ru-RU"/>
               </w:rPr>
             </w:pPr>
             <w:r>
               <w:rPr>
-                <w:sz w:val="28"/>
-                <w:szCs w:val="28"/>
                 <w:lang w:eastAsia="ru-RU"/>
               </w:rPr>
               <w:t xml:space="preserve">Тип </w:t>
             </w:r>
             <w:r>
               <w:rPr>
-                <w:sz w:val="28"/>
-                <w:szCs w:val="28"/>
                 <w:lang w:val="en-US" w:eastAsia="ru-RU"/>
               </w:rPr>
               <w:t>uplink-</w:t>
             </w:r>
             <w:r>
               <w:rPr>
-                <w:sz w:val="28"/>
-                <w:szCs w:val="28"/>
                 <w:lang w:eastAsia="ru-RU"/>
               </w:rPr>
               <w:t>портов</w:t>
@@ -4199,47 +4042,35 @@
               <w:spacing w:line="240" w:lineRule="auto"/>
               <w:jc w:val="center"/>
               <w:rPr>
-                <w:sz w:val="28"/>
-                <w:szCs w:val="28"/>
                 <w:lang w:val="en-US" w:eastAsia="ru-RU"/>
               </w:rPr>
             </w:pPr>
             <w:r>
               <w:rPr>
-                <w:sz w:val="28"/>
-                <w:szCs w:val="28"/>
                 <w:lang w:val="en-US" w:eastAsia="ru-RU"/>
               </w:rPr>
               <w:t xml:space="preserve">10/100/1000 Base-TX (1000 </w:t>
             </w:r>
             <w:r>
               <w:rPr>
-                <w:sz w:val="28"/>
-                <w:szCs w:val="28"/>
                 <w:lang w:eastAsia="ru-RU"/>
               </w:rPr>
               <w:t>Мбит</w:t>
             </w:r>
             <w:r>
               <w:rPr>
-                <w:sz w:val="28"/>
-                <w:szCs w:val="28"/>
                 <w:lang w:val="en-US" w:eastAsia="ru-RU"/>
               </w:rPr>
               <w:t>/</w:t>
             </w:r>
             <w:r>
               <w:rPr>
-                <w:sz w:val="28"/>
-                <w:szCs w:val="28"/>
                 <w:lang w:eastAsia="ru-RU"/>
               </w:rPr>
               <w:t>с</w:t>
             </w:r>
             <w:r>
               <w:rPr>
-                <w:sz w:val="28"/>
-                <w:szCs w:val="28"/>
                 <w:lang w:val="en-US" w:eastAsia="ru-RU"/>
               </w:rPr>
               <w:t>), Combo SFP</w:t>
@@ -4256,15 +4087,11 @@
             <w:pPr>
               <w:spacing w:line="240" w:lineRule="auto"/>
               <w:rPr>
-                <w:sz w:val="28"/>
-                <w:szCs w:val="28"/>
                 <w:lang w:val="en-US" w:eastAsia="ru-RU"/>
               </w:rPr>
             </w:pPr>
             <w:r>
               <w:rPr>
-                <w:sz w:val="28"/>
-                <w:szCs w:val="28"/>
                 <w:lang w:eastAsia="ru-RU"/>
               </w:rPr>
               <w:t>Внутренняя пропускная способность</w:t>
@@ -4280,31 +4107,23 @@
               <w:spacing w:line="240" w:lineRule="auto"/>
               <w:jc w:val="center"/>
               <w:rPr>
-                <w:sz w:val="28"/>
-                <w:szCs w:val="28"/>
                 <w:lang w:val="en-US" w:eastAsia="ru-RU"/>
               </w:rPr>
             </w:pPr>
             <w:r>
               <w:rPr>
-                <w:sz w:val="28"/>
-                <w:szCs w:val="28"/>
                 <w:lang w:val="en-US" w:eastAsia="ru-RU"/>
               </w:rPr>
               <w:t xml:space="preserve">32 </w:t>
             </w:r>
             <w:r>
               <w:rPr>
-                <w:sz w:val="28"/>
-                <w:szCs w:val="28"/>
                 <w:lang w:eastAsia="ru-RU"/>
               </w:rPr>
               <w:t>Гбит</w:t>
             </w:r>
             <w:r>
               <w:rPr>
-                <w:sz w:val="28"/>
-                <w:szCs w:val="28"/>
                 <w:lang w:val="en-US" w:eastAsia="ru-RU"/>
               </w:rPr>
               <w:t>/c</w:t>
@@ -4321,15 +4140,11 @@
             <w:pPr>
               <w:spacing w:line="240" w:lineRule="auto"/>
               <w:rPr>
-                <w:sz w:val="28"/>
-                <w:szCs w:val="28"/>
                 <w:lang w:eastAsia="ru-RU"/>
               </w:rPr>
             </w:pPr>
             <w:r>
               <w:rPr>
-                <w:sz w:val="28"/>
-                <w:szCs w:val="28"/>
                 <w:lang w:eastAsia="ru-RU"/>
               </w:rPr>
               <w:t>Размер таблицы MAC-адресов</w:t>
@@ -4345,15 +4160,11 @@
               <w:spacing w:line="240" w:lineRule="auto"/>
               <w:jc w:val="center"/>
               <w:rPr>
-                <w:sz w:val="28"/>
-                <w:szCs w:val="28"/>
                 <w:lang w:val="en-US" w:eastAsia="ru-RU"/>
               </w:rPr>
             </w:pPr>
             <w:r>
               <w:rPr>
-                <w:sz w:val="28"/>
-                <w:szCs w:val="28"/>
                 <w:lang w:eastAsia="ru-RU"/>
               </w:rPr>
               <w:t>8000</w:t>
@@ -4370,23 +4181,17 @@
             <w:pPr>
               <w:spacing w:line="240" w:lineRule="auto"/>
               <w:rPr>
-                <w:sz w:val="28"/>
-                <w:szCs w:val="28"/>
                 <w:lang w:val="en-US" w:eastAsia="ru-RU"/>
               </w:rPr>
             </w:pPr>
             <w:r>
               <w:rPr>
-                <w:sz w:val="28"/>
-                <w:szCs w:val="28"/>
                 <w:lang w:eastAsia="ru-RU"/>
               </w:rPr>
               <w:t xml:space="preserve">Протоколы </w:t>
             </w:r>
             <w:r>
               <w:rPr>
-                <w:sz w:val="28"/>
-                <w:szCs w:val="28"/>
                 <w:lang w:val="en-US" w:eastAsia="ru-RU"/>
               </w:rPr>
               <w:t>Ethernet</w:t>
@@ -4402,15 +4207,11 @@
               <w:spacing w:line="240" w:lineRule="auto"/>
               <w:jc w:val="center"/>
               <w:rPr>
-                <w:sz w:val="28"/>
-                <w:szCs w:val="28"/>
                 <w:lang w:val="en-US" w:eastAsia="ru-RU"/>
               </w:rPr>
             </w:pPr>
             <w:r>
               <w:rPr>
-                <w:sz w:val="28"/>
-                <w:szCs w:val="28"/>
                 <w:lang w:val="en-US" w:eastAsia="ru-RU"/>
               </w:rPr>
               <w:t>IEEE 802.3a, IEEE 802.3ab, IEEE 802.3u</w:t>
@@ -4598,15 +4399,11 @@
             <w:pPr>
               <w:spacing w:line="240" w:lineRule="auto"/>
               <w:rPr>
-                <w:sz w:val="28"/>
-                <w:szCs w:val="28"/>
                 <w:lang w:eastAsia="ru-RU"/>
               </w:rPr>
             </w:pPr>
             <w:r>
               <w:rPr>
-                <w:sz w:val="28"/>
-                <w:szCs w:val="28"/>
                 <w:lang w:eastAsia="ru-RU"/>
               </w:rPr>
               <w:t>Тип коммутатора</w:t>
@@ -4622,31 +4419,23 @@
               <w:spacing w:line="240" w:lineRule="auto"/>
               <w:jc w:val="center"/>
               <w:rPr>
-                <w:sz w:val="28"/>
-                <w:szCs w:val="28"/>
                 <w:lang w:eastAsia="ru-RU"/>
               </w:rPr>
             </w:pPr>
             <w:r>
               <w:rPr>
-                <w:sz w:val="28"/>
-                <w:szCs w:val="28"/>
                 <w:lang w:eastAsia="ru-RU"/>
               </w:rPr>
               <w:t xml:space="preserve">Управляемый (Layer </w:t>
             </w:r>
             <w:r>
               <w:rPr>
-                <w:sz w:val="28"/>
-                <w:szCs w:val="28"/>
                 <w:lang w:val="en-US" w:eastAsia="ru-RU"/>
               </w:rPr>
               <w:t>3</w:t>
             </w:r>
             <w:r>
               <w:rPr>
-                <w:sz w:val="28"/>
-                <w:szCs w:val="28"/>
                 <w:lang w:eastAsia="ru-RU"/>
               </w:rPr>
               <w:t>)</w:t>
@@ -4663,15 +4452,11 @@
             <w:pPr>
               <w:spacing w:line="240" w:lineRule="auto"/>
               <w:rPr>
-                <w:sz w:val="28"/>
-                <w:szCs w:val="28"/>
                 <w:lang w:eastAsia="ru-RU"/>
               </w:rPr>
             </w:pPr>
             <w:r>
               <w:rPr>
-                <w:sz w:val="28"/>
-                <w:szCs w:val="28"/>
                 <w:lang w:eastAsia="ru-RU"/>
               </w:rPr>
               <w:t>Технология доступа</w:t>
@@ -4687,15 +4472,11 @@
               <w:spacing w:line="240" w:lineRule="auto"/>
               <w:jc w:val="center"/>
               <w:rPr>
-                <w:sz w:val="28"/>
-                <w:szCs w:val="28"/>
                 <w:lang w:eastAsia="ru-RU"/>
               </w:rPr>
             </w:pPr>
             <w:r>
               <w:rPr>
-                <w:sz w:val="28"/>
-                <w:szCs w:val="28"/>
                 <w:lang w:eastAsia="ru-RU"/>
               </w:rPr>
               <w:t>Ethernet</w:t>
@@ -4712,15 +4493,11 @@
             <w:pPr>
               <w:spacing w:line="240" w:lineRule="auto"/>
               <w:rPr>
-                <w:sz w:val="28"/>
-                <w:szCs w:val="28"/>
                 <w:lang w:eastAsia="ru-RU"/>
               </w:rPr>
             </w:pPr>
             <w:r>
               <w:rPr>
-                <w:sz w:val="28"/>
-                <w:szCs w:val="28"/>
                 <w:lang w:eastAsia="ru-RU"/>
               </w:rPr>
               <w:t>Тип разъемов</w:t>
@@ -4736,15 +4513,11 @@
               <w:spacing w:line="240" w:lineRule="auto"/>
               <w:jc w:val="center"/>
               <w:rPr>
-                <w:sz w:val="28"/>
-                <w:szCs w:val="28"/>
                 <w:lang w:eastAsia="ru-RU"/>
               </w:rPr>
             </w:pPr>
             <w:r>
               <w:rPr>
-                <w:sz w:val="28"/>
-                <w:szCs w:val="28"/>
                 <w:lang w:eastAsia="ru-RU"/>
               </w:rPr>
               <w:t>RJ-45</w:t>
@@ -4761,18 +4534,13 @@
             <w:pPr>
               <w:spacing w:line="240" w:lineRule="auto"/>
               <w:rPr>
-                <w:sz w:val="28"/>
-                <w:szCs w:val="28"/>
                 <w:lang w:eastAsia="ru-RU"/>
               </w:rPr>
             </w:pPr>
             <w:r>
               <w:rPr>
-                <w:sz w:val="28"/>
-                <w:szCs w:val="28"/>
-                <w:lang w:eastAsia="ru-RU"/>
-              </w:rPr>
-              <w:lastRenderedPageBreak/>
+                <w:lang w:eastAsia="ru-RU"/>
+              </w:rPr>
               <w:t>Тип RJ-45 Ethernet портов для основного подключения</w:t>
             </w:r>
           </w:p>
@@ -4786,15 +4554,11 @@
               <w:spacing w:line="240" w:lineRule="auto"/>
               <w:jc w:val="center"/>
               <w:rPr>
-                <w:sz w:val="28"/>
-                <w:szCs w:val="28"/>
                 <w:lang w:eastAsia="ru-RU"/>
               </w:rPr>
             </w:pPr>
             <w:r>
               <w:rPr>
-                <w:sz w:val="28"/>
-                <w:szCs w:val="28"/>
                 <w:lang w:eastAsia="ru-RU"/>
               </w:rPr>
               <w:t>Gigabit Ethernet (10/100/1000)</w:t>
@@ -4811,15 +4575,11 @@
             <w:pPr>
               <w:spacing w:line="240" w:lineRule="auto"/>
               <w:rPr>
-                <w:sz w:val="28"/>
-                <w:szCs w:val="28"/>
                 <w:lang w:eastAsia="ru-RU"/>
               </w:rPr>
             </w:pPr>
             <w:r>
               <w:rPr>
-                <w:sz w:val="28"/>
-                <w:szCs w:val="28"/>
                 <w:lang w:eastAsia="ru-RU"/>
               </w:rPr>
               <w:t>Количество RJ-45 Ethernet портов для основного подключения</w:t>
@@ -4835,23 +4595,17 @@
               <w:spacing w:line="240" w:lineRule="auto"/>
               <w:jc w:val="center"/>
               <w:rPr>
-                <w:sz w:val="28"/>
-                <w:szCs w:val="28"/>
                 <w:lang w:eastAsia="ru-RU"/>
               </w:rPr>
             </w:pPr>
             <w:r>
               <w:rPr>
-                <w:sz w:val="28"/>
-                <w:szCs w:val="28"/>
                 <w:lang w:val="en-US" w:eastAsia="ru-RU"/>
               </w:rPr>
               <w:t xml:space="preserve">24 </w:t>
             </w:r>
             <w:r>
               <w:rPr>
-                <w:sz w:val="28"/>
-                <w:szCs w:val="28"/>
                 <w:lang w:eastAsia="ru-RU"/>
               </w:rPr>
               <w:t>шт.</w:t>
@@ -4868,17 +4622,14 @@
             <w:pPr>
               <w:spacing w:line="240" w:lineRule="auto"/>
               <w:rPr>
-                <w:sz w:val="28"/>
-                <w:szCs w:val="28"/>
                 <w:lang w:eastAsia="ru-RU"/>
               </w:rPr>
             </w:pPr>
             <w:r>
               <w:rPr>
-                <w:sz w:val="28"/>
-                <w:szCs w:val="28"/>
-                <w:lang w:eastAsia="ru-RU"/>
-              </w:rPr>
+                <w:lang w:eastAsia="ru-RU"/>
+              </w:rPr>
+              <w:lastRenderedPageBreak/>
               <w:t>Размер адресной таблицы</w:t>
             </w:r>
           </w:p>
@@ -4892,15 +4643,11 @@
               <w:spacing w:line="240" w:lineRule="auto"/>
               <w:jc w:val="center"/>
               <w:rPr>
-                <w:sz w:val="28"/>
-                <w:szCs w:val="28"/>
                 <w:lang w:eastAsia="ru-RU"/>
               </w:rPr>
             </w:pPr>
             <w:r>
               <w:rPr>
-                <w:sz w:val="28"/>
-                <w:szCs w:val="28"/>
                 <w:lang w:eastAsia="ru-RU"/>
               </w:rPr>
               <w:t>32000</w:t>
@@ -4917,15 +4664,11 @@
             <w:pPr>
               <w:spacing w:line="240" w:lineRule="auto"/>
               <w:rPr>
-                <w:sz w:val="28"/>
-                <w:szCs w:val="28"/>
                 <w:lang w:eastAsia="ru-RU"/>
               </w:rPr>
             </w:pPr>
             <w:r>
               <w:rPr>
-                <w:sz w:val="28"/>
-                <w:szCs w:val="28"/>
                 <w:lang w:eastAsia="ru-RU"/>
               </w:rPr>
               <w:t>Коммутационная способность</w:t>
@@ -4941,31 +4684,23 @@
               <w:spacing w:line="240" w:lineRule="auto"/>
               <w:jc w:val="center"/>
               <w:rPr>
-                <w:sz w:val="28"/>
-                <w:szCs w:val="28"/>
                 <w:lang w:eastAsia="ru-RU"/>
               </w:rPr>
             </w:pPr>
             <w:r>
               <w:rPr>
-                <w:sz w:val="28"/>
-                <w:szCs w:val="28"/>
                 <w:lang w:eastAsia="ru-RU"/>
               </w:rPr>
               <w:t>88 Гбит</w:t>
             </w:r>
             <w:r>
               <w:rPr>
-                <w:sz w:val="28"/>
-                <w:szCs w:val="28"/>
                 <w:lang w:val="en-US" w:eastAsia="ru-RU"/>
               </w:rPr>
               <w:t>/</w:t>
             </w:r>
             <w:r>
               <w:rPr>
-                <w:sz w:val="28"/>
-                <w:szCs w:val="28"/>
                 <w:lang w:eastAsia="ru-RU"/>
               </w:rPr>
               <w:t>с</w:t>
@@ -4982,15 +4717,11 @@
             <w:pPr>
               <w:spacing w:line="240" w:lineRule="auto"/>
               <w:rPr>
-                <w:sz w:val="28"/>
-                <w:szCs w:val="28"/>
                 <w:lang w:eastAsia="ru-RU"/>
               </w:rPr>
             </w:pPr>
             <w:r>
               <w:rPr>
-                <w:sz w:val="28"/>
-                <w:szCs w:val="28"/>
                 <w:lang w:eastAsia="ru-RU"/>
               </w:rPr>
               <w:t>Стандарты сети</w:t>
@@ -5006,15 +4737,11 @@
               <w:spacing w:line="240" w:lineRule="auto"/>
               <w:jc w:val="center"/>
               <w:rPr>
-                <w:sz w:val="28"/>
-                <w:szCs w:val="28"/>
                 <w:lang w:val="en-US" w:eastAsia="ru-RU"/>
               </w:rPr>
             </w:pPr>
             <w:r>
               <w:rPr>
-                <w:sz w:val="28"/>
-                <w:szCs w:val="28"/>
                 <w:lang w:val="en-US" w:eastAsia="ru-RU"/>
               </w:rPr>
               <w:t>IEEE 802.1D, IEEE 802.1p, IEEE 802.1Q, IEEE 802.1s, IEEE 802.1w, IEEE 802.1x, IEEE 802.3</w:t>
@@ -5097,16 +4824,8 @@
           <w:p>
             <w:pPr>
               <w:spacing w:line="240" w:lineRule="auto"/>
-              <w:rPr>
-                <w:sz w:val="28"/>
-                <w:szCs w:val="28"/>
-              </w:rPr>
             </w:pPr>
             <w:r>
-              <w:rPr>
-                <w:sz w:val="28"/>
-                <w:szCs w:val="28"/>
-              </w:rPr>
               <w:t>Стандарты сети</w:t>
             </w:r>
           </w:p>
@@ -5120,18 +4839,28 @@
               <w:spacing w:line="240" w:lineRule="auto"/>
               <w:jc w:val="center"/>
               <w:rPr>
-                <w:sz w:val="28"/>
-                <w:szCs w:val="28"/>
                 <w:lang w:val="en-US"/>
               </w:rPr>
             </w:pPr>
             <w:r>
               <w:rPr>
-                <w:sz w:val="28"/>
-                <w:szCs w:val="28"/>
                 <w:lang w:val="en-US"/>
               </w:rPr>
-              <w:t>IEEE 802.1Q,IEEE 802.1ag,IEEE 802.3,IEEE 802.3ab,IEEE 802.3ah,IEEE 802.3u</w:t>
+              <w:t xml:space="preserve">IEEE </w:t>
+            </w:r>
+            <w:proofErr w:type="gramStart"/>
+            <w:r>
+              <w:rPr>
+                <w:lang w:val="en-US"/>
+              </w:rPr>
+              <w:t>802.1Q,IEEE</w:t>
+            </w:r>
+            <w:proofErr w:type="gramEnd"/>
+            <w:r>
+              <w:rPr>
+                <w:lang w:val="en-US"/>
+              </w:rPr>
+              <w:t xml:space="preserve"> 802.1ag,IEEE 802.3,IEEE 802.3ab,IEEE 802.3ah,IEEE 802.3u</w:t>
             </w:r>
           </w:p>
         </w:tc>
@@ -5144,16 +4873,8 @@
           <w:p>
             <w:pPr>
               <w:spacing w:line="240" w:lineRule="auto"/>
-              <w:rPr>
-                <w:sz w:val="28"/>
-                <w:szCs w:val="28"/>
-              </w:rPr>
             </w:pPr>
             <w:r>
-              <w:rPr>
-                <w:sz w:val="28"/>
-                <w:szCs w:val="28"/>
-              </w:rPr>
               <w:t>Тип Ethernet интерфейса</w:t>
             </w:r>
           </w:p>
@@ -5166,16 +4887,8 @@
             <w:pPr>
               <w:spacing w:line="240" w:lineRule="auto"/>
               <w:jc w:val="center"/>
-              <w:rPr>
-                <w:sz w:val="28"/>
-                <w:szCs w:val="28"/>
-              </w:rPr>
             </w:pPr>
             <w:r>
-              <w:rPr>
-                <w:sz w:val="28"/>
-                <w:szCs w:val="28"/>
-              </w:rPr>
               <w:t>Gigabit Ethernet</w:t>
             </w:r>
           </w:p>
@@ -5189,16 +4902,8 @@
           <w:p>
             <w:pPr>
               <w:spacing w:line="240" w:lineRule="auto"/>
-              <w:rPr>
-                <w:sz w:val="28"/>
-                <w:szCs w:val="28"/>
-              </w:rPr>
             </w:pPr>
             <w:r>
-              <w:rPr>
-                <w:sz w:val="28"/>
-                <w:szCs w:val="28"/>
-              </w:rPr>
               <w:t>WAN порты Ethernet</w:t>
             </w:r>
           </w:p>
@@ -5211,16 +4916,8 @@
             <w:pPr>
               <w:spacing w:line="240" w:lineRule="auto"/>
               <w:jc w:val="center"/>
-              <w:rPr>
-                <w:sz w:val="28"/>
-                <w:szCs w:val="28"/>
-              </w:rPr>
             </w:pPr>
             <w:r>
-              <w:rPr>
-                <w:sz w:val="28"/>
-                <w:szCs w:val="28"/>
-              </w:rPr>
               <w:t>3 шт.</w:t>
             </w:r>
           </w:p>
@@ -5234,16 +4931,8 @@
           <w:p>
             <w:pPr>
               <w:spacing w:line="240" w:lineRule="auto"/>
-              <w:rPr>
-                <w:sz w:val="28"/>
-                <w:szCs w:val="28"/>
-              </w:rPr>
             </w:pPr>
             <w:r>
-              <w:rPr>
-                <w:sz w:val="28"/>
-                <w:szCs w:val="28"/>
-              </w:rPr>
               <w:t>LAN порты Ethernet</w:t>
             </w:r>
           </w:p>
@@ -5256,16 +4945,8 @@
             <w:pPr>
               <w:spacing w:line="240" w:lineRule="auto"/>
               <w:jc w:val="center"/>
-              <w:rPr>
-                <w:sz w:val="28"/>
-                <w:szCs w:val="28"/>
-              </w:rPr>
             </w:pPr>
             <w:r>
-              <w:rPr>
-                <w:sz w:val="28"/>
-                <w:szCs w:val="28"/>
-              </w:rPr>
               <w:t>совмещаются c WAN</w:t>
             </w:r>
           </w:p>
@@ -5279,17 +4960,14 @@
           <w:p>
             <w:pPr>
               <w:spacing w:line="240" w:lineRule="auto"/>
-              <w:rPr>
-                <w:sz w:val="28"/>
-                <w:szCs w:val="28"/>
-              </w:rPr>
             </w:pPr>
-            <w:r>
-              <w:rPr>
-                <w:sz w:val="28"/>
-                <w:szCs w:val="28"/>
-              </w:rPr>
-              <w:t>Свивка кабеля</w:t>
+            <w:proofErr w:type="spellStart"/>
+            <w:r>
+              <w:t>Свивка</w:t>
+            </w:r>
+            <w:proofErr w:type="spellEnd"/>
+            <w:r>
+              <w:t xml:space="preserve"> кабеля</w:t>
             </w:r>
           </w:p>
         </w:tc>
@@ -5301,16 +4979,8 @@
             <w:pPr>
               <w:spacing w:line="240" w:lineRule="auto"/>
               <w:jc w:val="center"/>
-              <w:rPr>
-                <w:sz w:val="28"/>
-                <w:szCs w:val="28"/>
-              </w:rPr>
             </w:pPr>
             <w:r>
-              <w:rPr>
-                <w:sz w:val="28"/>
-                <w:szCs w:val="28"/>
-              </w:rPr>
               <w:t>10/100/1000Base-T(X)</w:t>
             </w:r>
           </w:p>
@@ -5324,16 +4994,8 @@
           <w:p>
             <w:pPr>
               <w:spacing w:line="240" w:lineRule="auto"/>
-              <w:rPr>
-                <w:sz w:val="28"/>
-                <w:szCs w:val="28"/>
-              </w:rPr>
             </w:pPr>
             <w:r>
-              <w:rPr>
-                <w:sz w:val="28"/>
-                <w:szCs w:val="28"/>
-              </w:rPr>
               <w:t>Слоты интерфейсных карт</w:t>
             </w:r>
           </w:p>
@@ -5346,16 +5008,8 @@
             <w:pPr>
               <w:spacing w:line="240" w:lineRule="auto"/>
               <w:jc w:val="center"/>
-              <w:rPr>
-                <w:sz w:val="28"/>
-                <w:szCs w:val="28"/>
-              </w:rPr>
             </w:pPr>
             <w:r>
-              <w:rPr>
-                <w:sz w:val="28"/>
-                <w:szCs w:val="28"/>
-              </w:rPr>
               <w:t>4 шт.</w:t>
             </w:r>
           </w:p>
@@ -5369,16 +5023,8 @@
           <w:p>
             <w:pPr>
               <w:spacing w:line="240" w:lineRule="auto"/>
-              <w:rPr>
-                <w:sz w:val="28"/>
-                <w:szCs w:val="28"/>
-              </w:rPr>
             </w:pPr>
             <w:r>
-              <w:rPr>
-                <w:sz w:val="28"/>
-                <w:szCs w:val="28"/>
-              </w:rPr>
               <w:t>Протокол маршрутизации</w:t>
             </w:r>
           </w:p>
@@ -5392,18 +5038,22 @@
               <w:spacing w:line="240" w:lineRule="auto"/>
               <w:jc w:val="center"/>
               <w:rPr>
-                <w:sz w:val="28"/>
-                <w:szCs w:val="28"/>
                 <w:lang w:val="en-US"/>
               </w:rPr>
             </w:pPr>
-            <w:r>
-              <w:rPr>
-                <w:sz w:val="28"/>
-                <w:szCs w:val="28"/>
+            <w:proofErr w:type="gramStart"/>
+            <w:r>
+              <w:rPr>
                 <w:lang w:val="en-US"/>
               </w:rPr>
-              <w:t>BGP,EIGRP,IGRP,IS-IS,MPLS,OSPF</w:t>
+              <w:t>BGP,EIGRP</w:t>
+            </w:r>
+            <w:proofErr w:type="gramEnd"/>
+            <w:r>
+              <w:rPr>
+                <w:lang w:val="en-US"/>
+              </w:rPr>
+              <w:t>,IGRP,IS-IS,MPLS,OSPF</w:t>
             </w:r>
           </w:p>
         </w:tc>
@@ -5416,16 +5066,8 @@
           <w:p>
             <w:pPr>
               <w:spacing w:line="240" w:lineRule="auto"/>
-              <w:rPr>
-                <w:sz w:val="28"/>
-                <w:szCs w:val="28"/>
-              </w:rPr>
             </w:pPr>
             <w:r>
-              <w:rPr>
-                <w:sz w:val="28"/>
-                <w:szCs w:val="28"/>
-              </w:rPr>
               <w:t>Поддерживаемые протоколы</w:t>
             </w:r>
           </w:p>
@@ -5439,18 +5081,28 @@
               <w:spacing w:line="240" w:lineRule="auto"/>
               <w:jc w:val="center"/>
               <w:rPr>
-                <w:sz w:val="28"/>
-                <w:szCs w:val="28"/>
                 <w:lang w:val="en-US"/>
               </w:rPr>
             </w:pPr>
             <w:r>
               <w:rPr>
-                <w:sz w:val="28"/>
-                <w:szCs w:val="28"/>
                 <w:lang w:val="en-US"/>
               </w:rPr>
-              <w:t>IPv4, IPv6, OSPF, EIGRP, BGP, IS-IS, IGMPv3, PIM SM, PIM SSM, DDVMRP, IPSec, GRE, BVD</w:t>
+              <w:t xml:space="preserve">IPv4, IPv6, OSPF, EIGRP, BGP, IS-IS, IGMPv3, PIM SM, PIM SSM, DDVMRP, </w:t>
+            </w:r>
+            <w:proofErr w:type="spellStart"/>
+            <w:r>
+              <w:rPr>
+                <w:lang w:val="en-US"/>
+              </w:rPr>
+              <w:t>IPSec</w:t>
+            </w:r>
+            <w:proofErr w:type="spellEnd"/>
+            <w:r>
+              <w:rPr>
+                <w:lang w:val="en-US"/>
+              </w:rPr>
+              <w:t>, GRE, BVD</w:t>
             </w:r>
           </w:p>
         </w:tc>
@@ -5463,16 +5115,8 @@
           <w:p>
             <w:pPr>
               <w:spacing w:line="240" w:lineRule="auto"/>
-              <w:rPr>
-                <w:sz w:val="28"/>
-                <w:szCs w:val="28"/>
-              </w:rPr>
             </w:pPr>
             <w:r>
-              <w:rPr>
-                <w:sz w:val="28"/>
-                <w:szCs w:val="28"/>
-              </w:rPr>
               <w:t>Флэш-память</w:t>
             </w:r>
           </w:p>
@@ -5485,16 +5129,8 @@
             <w:pPr>
               <w:spacing w:line="240" w:lineRule="auto"/>
               <w:jc w:val="center"/>
-              <w:rPr>
-                <w:sz w:val="28"/>
-                <w:szCs w:val="28"/>
-              </w:rPr>
             </w:pPr>
             <w:r>
-              <w:rPr>
-                <w:sz w:val="28"/>
-                <w:szCs w:val="28"/>
-              </w:rPr>
               <w:t>256 MB (макс. 4 Гб)</w:t>
             </w:r>
           </w:p>
@@ -5508,16 +5144,8 @@
           <w:p>
             <w:pPr>
               <w:spacing w:line="240" w:lineRule="auto"/>
-              <w:rPr>
-                <w:sz w:val="28"/>
-                <w:szCs w:val="28"/>
-              </w:rPr>
             </w:pPr>
             <w:r>
-              <w:rPr>
-                <w:sz w:val="28"/>
-                <w:szCs w:val="28"/>
-              </w:rPr>
               <w:t>Оперативная память</w:t>
             </w:r>
           </w:p>
@@ -5530,16 +5158,8 @@
             <w:pPr>
               <w:spacing w:line="240" w:lineRule="auto"/>
               <w:jc w:val="center"/>
-              <w:rPr>
-                <w:sz w:val="28"/>
-                <w:szCs w:val="28"/>
-              </w:rPr>
             </w:pPr>
             <w:r>
-              <w:rPr>
-                <w:sz w:val="28"/>
-                <w:szCs w:val="28"/>
-              </w:rPr>
               <w:t>512 MB (макс. 2 Гб)</w:t>
             </w:r>
           </w:p>
@@ -5553,16 +5173,8 @@
           <w:p>
             <w:pPr>
               <w:spacing w:line="240" w:lineRule="auto"/>
-              <w:rPr>
-                <w:sz w:val="28"/>
-                <w:szCs w:val="28"/>
-              </w:rPr>
             </w:pPr>
             <w:r>
-              <w:rPr>
-                <w:sz w:val="28"/>
-                <w:szCs w:val="28"/>
-              </w:rPr>
               <w:t>Совместимые карты памяти</w:t>
             </w:r>
           </w:p>
@@ -5575,16 +5187,8 @@
             <w:pPr>
               <w:spacing w:line="240" w:lineRule="auto"/>
               <w:jc w:val="center"/>
-              <w:rPr>
-                <w:sz w:val="28"/>
-                <w:szCs w:val="28"/>
-              </w:rPr>
             </w:pPr>
             <w:r>
-              <w:rPr>
-                <w:sz w:val="28"/>
-                <w:szCs w:val="28"/>
-              </w:rPr>
               <w:t>CF</w:t>
             </w:r>
           </w:p>
@@ -5598,16 +5202,8 @@
           <w:p>
             <w:pPr>
               <w:spacing w:line="240" w:lineRule="auto"/>
-              <w:rPr>
-                <w:sz w:val="28"/>
-                <w:szCs w:val="28"/>
-              </w:rPr>
             </w:pPr>
             <w:r>
-              <w:rPr>
-                <w:sz w:val="28"/>
-                <w:szCs w:val="28"/>
-              </w:rPr>
               <w:t>Порты USB</w:t>
             </w:r>
           </w:p>
@@ -5620,16 +5216,8 @@
             <w:pPr>
               <w:spacing w:line="240" w:lineRule="auto"/>
               <w:jc w:val="center"/>
-              <w:rPr>
-                <w:sz w:val="28"/>
-                <w:szCs w:val="28"/>
-              </w:rPr>
             </w:pPr>
             <w:r>
-              <w:rPr>
-                <w:sz w:val="28"/>
-                <w:szCs w:val="28"/>
-              </w:rPr>
               <w:t>2 шт.</w:t>
             </w:r>
           </w:p>
@@ -5643,16 +5231,8 @@
           <w:p>
             <w:pPr>
               <w:spacing w:line="240" w:lineRule="auto"/>
-              <w:rPr>
-                <w:sz w:val="28"/>
-                <w:szCs w:val="28"/>
-              </w:rPr>
             </w:pPr>
             <w:r>
-              <w:rPr>
-                <w:sz w:val="28"/>
-                <w:szCs w:val="28"/>
-              </w:rPr>
               <w:t>Порты консольные</w:t>
             </w:r>
           </w:p>
@@ -5666,15 +5246,11 @@
               <w:spacing w:line="240" w:lineRule="auto"/>
               <w:jc w:val="center"/>
               <w:rPr>
-                <w:sz w:val="28"/>
-                <w:szCs w:val="28"/>
                 <w:lang w:val="en-US"/>
               </w:rPr>
             </w:pPr>
             <w:r>
               <w:rPr>
-                <w:sz w:val="28"/>
-                <w:szCs w:val="28"/>
                 <w:lang w:val="en-US"/>
               </w:rPr>
               <w:t>RJ-45 (RS232), AUX RJ-45(RS232), USB, mini-USB</w:t>
@@ -5992,6 +5568,7 @@
           </w:rPr>
           <w:t>.</w:t>
         </w:r>
+        <w:proofErr w:type="spellStart"/>
         <w:r>
           <w:rPr>
             <w:rStyle w:val="ab"/>
@@ -6001,6 +5578,7 @@
           </w:rPr>
           <w:t>roksis</w:t>
         </w:r>
+        <w:proofErr w:type="spellEnd"/>
         <w:r>
           <w:rPr>
             <w:rStyle w:val="ab"/>
@@ -6046,6 +5624,7 @@
           </w:rPr>
           <w:t>/</w:t>
         </w:r>
+        <w:proofErr w:type="spellStart"/>
         <w:r>
           <w:rPr>
             <w:rStyle w:val="ab"/>
@@ -6055,6 +5634,7 @@
           </w:rPr>
           <w:t>lvs</w:t>
         </w:r>
+        <w:proofErr w:type="spellEnd"/>
         <w:r>
           <w:rPr>
             <w:rStyle w:val="ab"/>
@@ -6064,6 +5644,7 @@
           </w:rPr>
           <w:t>-</w:t>
         </w:r>
+        <w:proofErr w:type="spellStart"/>
         <w:r>
           <w:rPr>
             <w:rStyle w:val="ab"/>
@@ -6073,6 +5654,7 @@
           </w:rPr>
           <w:t>vvedenie</w:t>
         </w:r>
+        <w:proofErr w:type="spellEnd"/>
         <w:r>
           <w:rPr>
             <w:rStyle w:val="ab"/>
@@ -6082,6 +5664,7 @@
           </w:rPr>
           <w:t>-</w:t>
         </w:r>
+        <w:proofErr w:type="spellStart"/>
         <w:r>
           <w:rPr>
             <w:rStyle w:val="ab"/>
@@ -6091,6 +5674,7 @@
           </w:rPr>
           <w:t>osnovy</w:t>
         </w:r>
+        <w:proofErr w:type="spellEnd"/>
         <w:r>
           <w:rPr>
             <w:rStyle w:val="ab"/>
@@ -6217,6 +5801,7 @@
           </w:rPr>
           <w:t>://</w:t>
         </w:r>
+        <w:proofErr w:type="spellStart"/>
         <w:r>
           <w:rPr>
             <w:rStyle w:val="ab"/>
@@ -6226,6 +5811,7 @@
           </w:rPr>
           <w:t>componentltd</w:t>
         </w:r>
+        <w:proofErr w:type="spellEnd"/>
         <w:r>
           <w:rPr>
             <w:rStyle w:val="ab"/>
@@ -6307,6 +5893,7 @@
           </w:rPr>
           <w:t>/</w:t>
         </w:r>
+        <w:proofErr w:type="spellStart"/>
         <w:r>
           <w:rPr>
             <w:rStyle w:val="ab"/>
@@ -6316,6 +5903,7 @@
           </w:rPr>
           <w:t>odnomodovoe</w:t>
         </w:r>
+        <w:proofErr w:type="spellEnd"/>
         <w:r>
           <w:rPr>
             <w:rStyle w:val="ab"/>
@@ -6325,6 +5913,7 @@
           </w:rPr>
           <w:t>-</w:t>
         </w:r>
+        <w:proofErr w:type="spellStart"/>
         <w:r>
           <w:rPr>
             <w:rStyle w:val="ab"/>
@@ -6334,6 +5923,7 @@
           </w:rPr>
           <w:t>i</w:t>
         </w:r>
+        <w:proofErr w:type="spellEnd"/>
         <w:r>
           <w:rPr>
             <w:rStyle w:val="ab"/>
@@ -6343,6 +5933,7 @@
           </w:rPr>
           <w:t>-</w:t>
         </w:r>
+        <w:proofErr w:type="spellStart"/>
         <w:r>
           <w:rPr>
             <w:rStyle w:val="ab"/>
@@ -6352,6 +5943,7 @@
           </w:rPr>
           <w:t>mnogomodovoe</w:t>
         </w:r>
+        <w:proofErr w:type="spellEnd"/>
         <w:r>
           <w:rPr>
             <w:rStyle w:val="ab"/>
@@ -6361,6 +5953,7 @@
           </w:rPr>
           <w:t>-</w:t>
         </w:r>
+        <w:proofErr w:type="spellStart"/>
         <w:r>
           <w:rPr>
             <w:rStyle w:val="ab"/>
@@ -6370,6 +5963,7 @@
           </w:rPr>
           <w:t>volokno</w:t>
         </w:r>
+        <w:proofErr w:type="spellEnd"/>
         <w:r>
           <w:rPr>
             <w:rStyle w:val="ab"/>
@@ -6379,6 +5973,7 @@
           </w:rPr>
           <w:t>-</w:t>
         </w:r>
+        <w:proofErr w:type="spellStart"/>
         <w:r>
           <w:rPr>
             <w:rStyle w:val="ab"/>
@@ -6388,6 +5983,7 @@
           </w:rPr>
           <w:t>osobennosti</w:t>
         </w:r>
+        <w:proofErr w:type="spellEnd"/>
         <w:r>
           <w:rPr>
             <w:rStyle w:val="ab"/>
@@ -6397,6 +5993,7 @@
           </w:rPr>
           <w:t>-</w:t>
         </w:r>
+        <w:proofErr w:type="spellStart"/>
         <w:r>
           <w:rPr>
             <w:rStyle w:val="ab"/>
@@ -6406,6 +6003,7 @@
           </w:rPr>
           <w:t>i</w:t>
         </w:r>
+        <w:proofErr w:type="spellEnd"/>
         <w:r>
           <w:rPr>
             <w:rStyle w:val="ab"/>
@@ -6415,6 +6013,7 @@
           </w:rPr>
           <w:t>-</w:t>
         </w:r>
+        <w:proofErr w:type="spellStart"/>
         <w:r>
           <w:rPr>
             <w:rStyle w:val="ab"/>
@@ -6424,6 +6023,7 @@
           </w:rPr>
           <w:t>otlichiya</w:t>
         </w:r>
+        <w:proofErr w:type="spellEnd"/>
         <w:r>
           <w:rPr>
             <w:rStyle w:val="ab"/>

--- a/Сети/КП/Документация/3. Пояснительная записка.docx
+++ b/Сети/КП/Документация/3. Пояснительная записка.docx
@@ -2171,43 +2171,7 @@
           <w:sz w:val="28"/>
           <w:szCs w:val="18"/>
         </w:rPr>
-        <w:t xml:space="preserve">Комплекс зданий А и Б оснащен внутренней структурированной кабельной системой (СКС). В состав СКС входит четыре узла, расположенные в помещениях 07 здания А и в помещениях 46 здания Б. Горизонтальная составляющая СКС построена с использованием медной витой пары категории 6. Вертикальная составляющая СКС включает в себя </w:t>
-      </w:r>
-      <w:proofErr w:type="spellStart"/>
-      <w:r>
-        <w:rPr>
-          <w:color w:val="auto"/>
-          <w:sz w:val="28"/>
-          <w:szCs w:val="18"/>
-        </w:rPr>
-        <w:t>межузловые</w:t>
-      </w:r>
-      <w:proofErr w:type="spellEnd"/>
-      <w:r>
-        <w:rPr>
-          <w:color w:val="auto"/>
-          <w:sz w:val="28"/>
-          <w:szCs w:val="18"/>
-        </w:rPr>
-        <w:t xml:space="preserve"> соединения организованные с использованием как медной витой пары категории 6, так и </w:t>
-      </w:r>
-      <w:proofErr w:type="spellStart"/>
-      <w:r>
-        <w:rPr>
-          <w:color w:val="auto"/>
-          <w:sz w:val="28"/>
-          <w:szCs w:val="18"/>
-        </w:rPr>
-        <w:t>многомодового</w:t>
-      </w:r>
-      <w:proofErr w:type="spellEnd"/>
-      <w:r>
-        <w:rPr>
-          <w:color w:val="auto"/>
-          <w:sz w:val="28"/>
-          <w:szCs w:val="18"/>
-        </w:rPr>
-        <w:t xml:space="preserve"> оптоволокна.</w:t>
+        <w:t>Комплекс зданий А и Б оснащен внутренней структурированной кабельной системой (СКС). В состав СКС входит четыре узла, расположенные в помещениях 07 здания А и в помещениях 46 здания Б. Горизонтальная составляющая СКС построена с использованием медной витой пары категории 6. Вертикальная составляющая СКС включает в себя межузловые соединения организованные с использованием как медной витой пары категории 6, так и многомодового оптоволокна.</w:t>
       </w:r>
     </w:p>
     <w:p>
@@ -2233,7 +2197,6 @@
         </w:rPr>
         <w:t xml:space="preserve">Активное оборудование ЛВС должно обеспечивать возможность подключения существующих маршрутизаторов Компании X на уровне ядра или уровне распределения по протоколам </w:t>
       </w:r>
-      <w:proofErr w:type="spellStart"/>
       <w:r>
         <w:rPr>
           <w:color w:val="auto"/>
@@ -2243,7 +2206,6 @@
         </w:rPr>
         <w:t>FastEthernet</w:t>
       </w:r>
-      <w:proofErr w:type="spellEnd"/>
       <w:r>
         <w:rPr>
           <w:color w:val="auto"/>
@@ -2252,7 +2214,6 @@
         </w:rPr>
         <w:t xml:space="preserve"> или </w:t>
       </w:r>
-      <w:proofErr w:type="spellStart"/>
       <w:r>
         <w:rPr>
           <w:color w:val="auto"/>
@@ -2262,7 +2223,6 @@
         </w:rPr>
         <w:t>GigabitEthernet</w:t>
       </w:r>
-      <w:proofErr w:type="spellEnd"/>
       <w:r>
         <w:rPr>
           <w:color w:val="auto"/>
@@ -2706,7 +2666,7 @@
           <w:szCs w:val="28"/>
           <w:lang w:val="en-US" w:eastAsia="ru-RU"/>
         </w:rPr>
-        <w:t>Cisco</w:t>
+        <w:t>HP</w:t>
       </w:r>
       <w:r>
         <w:rPr>
@@ -2822,15 +2782,55 @@
           <w:szCs w:val="28"/>
           <w:lang w:eastAsia="ru-RU"/>
         </w:rPr>
-        <w:t>Cisco Catalyst WS-C2960R+24TC-L</w:t>
-      </w:r>
-      <w:r>
-        <w:rPr>
-          <w:sz w:val="28"/>
-          <w:szCs w:val="28"/>
-          <w:lang w:eastAsia="ru-RU"/>
-        </w:rPr>
-        <w:t xml:space="preserve"> на 24 порта, Cisco Catalyst WS-C2960R+48TC-L на 48 портов.</w:t>
+        <w:t>HP Aruba 2930F 24G</w:t>
+      </w:r>
+      <w:r>
+        <w:rPr>
+          <w:sz w:val="28"/>
+          <w:szCs w:val="28"/>
+          <w:lang w:eastAsia="ru-RU"/>
+        </w:rPr>
+        <w:t xml:space="preserve"> </w:t>
+      </w:r>
+      <w:r>
+        <w:rPr>
+          <w:sz w:val="28"/>
+          <w:szCs w:val="28"/>
+          <w:lang w:eastAsia="ru-RU"/>
+        </w:rPr>
+        <w:t>4SFP</w:t>
+      </w:r>
+      <w:r>
+        <w:rPr>
+          <w:sz w:val="28"/>
+          <w:szCs w:val="28"/>
+          <w:lang w:eastAsia="ru-RU"/>
+        </w:rPr>
+        <w:t>+</w:t>
+      </w:r>
+      <w:r>
+        <w:rPr>
+          <w:sz w:val="28"/>
+          <w:szCs w:val="28"/>
+          <w:lang w:eastAsia="ru-RU"/>
+        </w:rPr>
+        <w:t xml:space="preserve"> на 24 порта, </w:t>
+      </w:r>
+      <w:r>
+        <w:rPr>
+          <w:sz w:val="28"/>
+          <w:szCs w:val="28"/>
+          <w:lang w:eastAsia="ru-RU"/>
+        </w:rPr>
+        <w:t xml:space="preserve">HP Aruba 2930F 48G 4SFP+ </w:t>
+      </w:r>
+      <w:r>
+        <w:rPr>
+          <w:sz w:val="28"/>
+          <w:szCs w:val="28"/>
+          <w:lang w:eastAsia="ru-RU"/>
+        </w:rPr>
+        <w:t>на 48 портов.</w:t>
       </w:r>
     </w:p>
     <w:p>
@@ -2875,7 +2875,7 @@
           <w:szCs w:val="28"/>
           <w:lang w:val="en-US" w:eastAsia="ru-RU"/>
         </w:rPr>
-        <w:t>Cisco</w:t>
+        <w:t>HP</w:t>
       </w:r>
       <w:r>
         <w:rPr>
@@ -2891,15 +2891,15 @@
           <w:szCs w:val="28"/>
           <w:lang w:val="en-US" w:eastAsia="ru-RU"/>
         </w:rPr>
-        <w:t>Catalyst</w:t>
-      </w:r>
-      <w:r>
-        <w:rPr>
-          <w:sz w:val="28"/>
-          <w:szCs w:val="28"/>
-          <w:lang w:eastAsia="ru-RU"/>
-        </w:rPr>
-        <w:t xml:space="preserve"> </w:t>
+        <w:t>Aruba</w:t>
+      </w:r>
+      <w:r>
+        <w:rPr>
+          <w:sz w:val="28"/>
+          <w:szCs w:val="28"/>
+          <w:lang w:eastAsia="ru-RU"/>
+        </w:rPr>
+        <w:t xml:space="preserve"> 2930</w:t>
       </w:r>
       <w:r>
         <w:rPr>
@@ -2907,15 +2907,15 @@
           <w:szCs w:val="28"/>
           <w:lang w:val="en-US" w:eastAsia="ru-RU"/>
         </w:rPr>
-        <w:t>WS</w:t>
-      </w:r>
-      <w:r>
-        <w:rPr>
-          <w:sz w:val="28"/>
-          <w:szCs w:val="28"/>
-          <w:lang w:eastAsia="ru-RU"/>
-        </w:rPr>
-        <w:t>-</w:t>
+        <w:t>F</w:t>
+      </w:r>
+      <w:r>
+        <w:rPr>
+          <w:sz w:val="28"/>
+          <w:szCs w:val="28"/>
+          <w:lang w:eastAsia="ru-RU"/>
+        </w:rPr>
+        <w:t xml:space="preserve"> 24</w:t>
       </w:r>
       <w:r>
         <w:rPr>
@@ -2923,15 +2923,15 @@
           <w:szCs w:val="28"/>
           <w:lang w:val="en-US" w:eastAsia="ru-RU"/>
         </w:rPr>
-        <w:t>C</w:t>
-      </w:r>
-      <w:r>
-        <w:rPr>
-          <w:sz w:val="28"/>
-          <w:szCs w:val="28"/>
-          <w:lang w:eastAsia="ru-RU"/>
-        </w:rPr>
-        <w:t>2960+24</w:t>
+        <w:t>G</w:t>
+      </w:r>
+      <w:r>
+        <w:rPr>
+          <w:sz w:val="28"/>
+          <w:szCs w:val="28"/>
+          <w:lang w:eastAsia="ru-RU"/>
+        </w:rPr>
+        <w:t xml:space="preserve"> 4</w:t>
       </w:r>
       <w:r>
         <w:rPr>
@@ -2939,23 +2939,15 @@
           <w:szCs w:val="28"/>
           <w:lang w:val="en-US" w:eastAsia="ru-RU"/>
         </w:rPr>
-        <w:t>TC</w:t>
-      </w:r>
-      <w:r>
-        <w:rPr>
-          <w:sz w:val="28"/>
-          <w:szCs w:val="28"/>
-          <w:lang w:eastAsia="ru-RU"/>
-        </w:rPr>
-        <w:t>-</w:t>
-      </w:r>
-      <w:r>
-        <w:rPr>
-          <w:sz w:val="28"/>
-          <w:szCs w:val="28"/>
-          <w:lang w:val="en-US" w:eastAsia="ru-RU"/>
-        </w:rPr>
-        <w:t>L</w:t>
+        <w:t>SFP</w:t>
+      </w:r>
+      <w:r>
+        <w:rPr>
+          <w:sz w:val="28"/>
+          <w:szCs w:val="28"/>
+          <w:lang w:eastAsia="ru-RU"/>
+        </w:rPr>
+        <w:t>+</w:t>
       </w:r>
     </w:p>
     <w:tbl>
@@ -3129,6 +3121,18 @@
               </w:rPr>
               <w:t>Витая пара</w:t>
             </w:r>
+            <w:r>
+              <w:rPr>
+                <w:lang w:val="en-US" w:eastAsia="ru-RU"/>
+              </w:rPr>
+              <w:t xml:space="preserve">, </w:t>
+            </w:r>
+            <w:r>
+              <w:rPr>
+                <w:lang w:eastAsia="ru-RU"/>
+              </w:rPr>
+              <w:t>Многомодовое волокно</w:t>
+            </w:r>
           </w:p>
         </w:tc>
       </w:tr>
@@ -3233,7 +3237,43 @@
               <w:rPr>
                 <w:lang w:eastAsia="ru-RU"/>
               </w:rPr>
-              <w:t>10/100Base-TX (100 Мбит/с)</w:t>
+              <w:t>10</w:t>
+            </w:r>
+            <w:r>
+              <w:rPr>
+                <w:lang w:val="en-US" w:eastAsia="ru-RU"/>
+              </w:rPr>
+              <w:t>/100</w:t>
+            </w:r>
+            <w:r>
+              <w:rPr>
+                <w:lang w:eastAsia="ru-RU"/>
+              </w:rPr>
+              <w:t>/10</w:t>
+            </w:r>
+            <w:r>
+              <w:rPr>
+                <w:lang w:val="en-US" w:eastAsia="ru-RU"/>
+              </w:rPr>
+              <w:t>0</w:t>
+            </w:r>
+            <w:r>
+              <w:rPr>
+                <w:lang w:eastAsia="ru-RU"/>
+              </w:rPr>
+              <w:t>0Base-T (100</w:t>
+            </w:r>
+            <w:r>
+              <w:rPr>
+                <w:lang w:val="en-US" w:eastAsia="ru-RU"/>
+              </w:rPr>
+              <w:t>0</w:t>
+            </w:r>
+            <w:r>
+              <w:rPr>
+                <w:lang w:eastAsia="ru-RU"/>
+              </w:rPr>
+              <w:t xml:space="preserve"> Мбит/с)</w:t>
             </w:r>
           </w:p>
         </w:tc>
@@ -3284,9 +3324,15 @@
             </w:pPr>
             <w:r>
               <w:rPr>
-                <w:lang w:eastAsia="ru-RU"/>
-              </w:rPr>
-              <w:t>2 шт.</w:t>
+                <w:lang w:val="en-US" w:eastAsia="ru-RU"/>
+              </w:rPr>
+              <w:t>4</w:t>
+            </w:r>
+            <w:r>
+              <w:rPr>
+                <w:lang w:eastAsia="ru-RU"/>
+              </w:rPr>
+              <w:t xml:space="preserve"> шт.</w:t>
             </w:r>
           </w:p>
         </w:tc>
@@ -3339,7 +3385,19 @@
               <w:rPr>
                 <w:lang w:eastAsia="ru-RU"/>
               </w:rPr>
-              <w:t>10/100/1000 Base-TX (1000 Мбит/с)</w:t>
+              <w:t>100/1000 Base-</w:t>
+            </w:r>
+            <w:r>
+              <w:rPr>
+                <w:lang w:val="en-US" w:eastAsia="ru-RU"/>
+              </w:rPr>
+              <w:t>S</w:t>
+            </w:r>
+            <w:r>
+              <w:rPr>
+                <w:lang w:eastAsia="ru-RU"/>
+              </w:rPr>
+              <w:t>X (1000 Мбит/с)</w:t>
             </w:r>
           </w:p>
         </w:tc>
@@ -3461,9 +3519,15 @@
             </w:pPr>
             <w:r>
               <w:rPr>
-                <w:lang w:eastAsia="ru-RU"/>
-              </w:rPr>
-              <w:t>2 шт.</w:t>
+                <w:lang w:val="en-US" w:eastAsia="ru-RU"/>
+              </w:rPr>
+              <w:t>4</w:t>
+            </w:r>
+            <w:r>
+              <w:rPr>
+                <w:lang w:eastAsia="ru-RU"/>
+              </w:rPr>
+              <w:t xml:space="preserve"> шт.</w:t>
             </w:r>
           </w:p>
         </w:tc>
@@ -3510,7 +3574,7 @@
               <w:rPr>
                 <w:lang w:val="en-US" w:eastAsia="ru-RU"/>
               </w:rPr>
-              <w:t>IEEE 802.3a, IEEE 802.3ab, IEEE 802.3u</w:t>
+              <w:t>IEEE 802.1ab, IEEE 802.1ax, IEEE 802.1d, IEEE 802.1p, IEEE 802.1q, IEEE 802.1s, IEEE 802.1w, IEEE 802.1x, IEEE 802.3, IEEE 802.3ab, IEEE 802.3ad, IEEE 802.3af, IEEE 802.3at, IEEE 802.3az, IEEE 802.3u, IEEE 802.3x</w:t>
             </w:r>
           </w:p>
         </w:tc>
@@ -3533,7 +3597,23 @@
           <w:szCs w:val="28"/>
           <w:lang w:eastAsia="ru-RU"/>
         </w:rPr>
-        <w:t>Для каждого серверного сегмента выбраны коммутаторы второго уровня Cisco Catalyst WS-C2960R+48TC-L на 48 портов.</w:t>
+        <w:t xml:space="preserve">Для каждого серверного сегмента выбраны коммутаторы второго уровня </w:t>
+      </w:r>
+      <w:r>
+        <w:rPr>
+          <w:sz w:val="28"/>
+          <w:szCs w:val="28"/>
+          <w:lang w:eastAsia="ru-RU"/>
+        </w:rPr>
+        <w:t xml:space="preserve">HP Aruba 2930F 48G 4SFP+ </w:t>
+      </w:r>
+      <w:r>
+        <w:rPr>
+          <w:sz w:val="28"/>
+          <w:szCs w:val="28"/>
+          <w:lang w:eastAsia="ru-RU"/>
+        </w:rPr>
+        <w:t>на 48 портов.</w:t>
       </w:r>
     </w:p>
     <w:p>
@@ -3577,7 +3657,7 @@
           <w:szCs w:val="28"/>
           <w:lang w:val="en-US" w:eastAsia="ru-RU"/>
         </w:rPr>
-        <w:t>Cisco</w:t>
+        <w:t>HP</w:t>
       </w:r>
       <w:r>
         <w:rPr>
@@ -3593,15 +3673,15 @@
           <w:szCs w:val="28"/>
           <w:lang w:val="en-US" w:eastAsia="ru-RU"/>
         </w:rPr>
-        <w:t>Catalyst</w:t>
-      </w:r>
-      <w:r>
-        <w:rPr>
-          <w:sz w:val="28"/>
-          <w:szCs w:val="28"/>
-          <w:lang w:eastAsia="ru-RU"/>
-        </w:rPr>
-        <w:t xml:space="preserve"> </w:t>
+        <w:t>Aruba</w:t>
+      </w:r>
+      <w:r>
+        <w:rPr>
+          <w:sz w:val="28"/>
+          <w:szCs w:val="28"/>
+          <w:lang w:eastAsia="ru-RU"/>
+        </w:rPr>
+        <w:t xml:space="preserve"> 2930</w:t>
       </w:r>
       <w:r>
         <w:rPr>
@@ -3609,15 +3689,15 @@
           <w:szCs w:val="28"/>
           <w:lang w:val="en-US" w:eastAsia="ru-RU"/>
         </w:rPr>
-        <w:t>WS</w:t>
-      </w:r>
-      <w:r>
-        <w:rPr>
-          <w:sz w:val="28"/>
-          <w:szCs w:val="28"/>
-          <w:lang w:eastAsia="ru-RU"/>
-        </w:rPr>
-        <w:t>-</w:t>
+        <w:t>F</w:t>
+      </w:r>
+      <w:r>
+        <w:rPr>
+          <w:sz w:val="28"/>
+          <w:szCs w:val="28"/>
+          <w:lang w:eastAsia="ru-RU"/>
+        </w:rPr>
+        <w:t xml:space="preserve"> 48</w:t>
       </w:r>
       <w:r>
         <w:rPr>
@@ -3625,15 +3705,15 @@
           <w:szCs w:val="28"/>
           <w:lang w:val="en-US" w:eastAsia="ru-RU"/>
         </w:rPr>
-        <w:t>C</w:t>
-      </w:r>
-      <w:r>
-        <w:rPr>
-          <w:sz w:val="28"/>
-          <w:szCs w:val="28"/>
-          <w:lang w:eastAsia="ru-RU"/>
-        </w:rPr>
-        <w:t>2960+48</w:t>
+        <w:t>G</w:t>
+      </w:r>
+      <w:r>
+        <w:rPr>
+          <w:sz w:val="28"/>
+          <w:szCs w:val="28"/>
+          <w:lang w:eastAsia="ru-RU"/>
+        </w:rPr>
+        <w:t xml:space="preserve"> 4</w:t>
       </w:r>
       <w:r>
         <w:rPr>
@@ -3641,31 +3721,15 @@
           <w:szCs w:val="28"/>
           <w:lang w:val="en-US" w:eastAsia="ru-RU"/>
         </w:rPr>
-        <w:t>TC</w:t>
-      </w:r>
-      <w:r>
-        <w:rPr>
-          <w:sz w:val="28"/>
-          <w:szCs w:val="28"/>
-          <w:lang w:eastAsia="ru-RU"/>
-        </w:rPr>
-        <w:t>-</w:t>
-      </w:r>
-      <w:r>
-        <w:rPr>
-          <w:sz w:val="28"/>
-          <w:szCs w:val="28"/>
-          <w:lang w:val="en-US" w:eastAsia="ru-RU"/>
-        </w:rPr>
-        <w:t>L</w:t>
-      </w:r>
-      <w:r>
-        <w:rPr>
-          <w:sz w:val="28"/>
-          <w:szCs w:val="28"/>
-          <w:lang w:eastAsia="ru-RU"/>
-        </w:rPr>
-        <w:t xml:space="preserve"> </w:t>
+        <w:t>SFP</w:t>
+      </w:r>
+      <w:r>
+        <w:rPr>
+          <w:sz w:val="28"/>
+          <w:szCs w:val="28"/>
+          <w:lang w:eastAsia="ru-RU"/>
+        </w:rPr>
+        <w:t>+</w:t>
       </w:r>
     </w:p>
     <w:tbl>
@@ -3839,6 +3903,18 @@
               </w:rPr>
               <w:t>Витая пара</w:t>
             </w:r>
+            <w:r>
+              <w:rPr>
+                <w:lang w:val="en-US" w:eastAsia="ru-RU"/>
+              </w:rPr>
+              <w:t xml:space="preserve">, </w:t>
+            </w:r>
+            <w:r>
+              <w:rPr>
+                <w:lang w:eastAsia="ru-RU"/>
+              </w:rPr>
+              <w:t>Многомодовое волокно</w:t>
+            </w:r>
           </w:p>
         </w:tc>
       </w:tr>
@@ -3943,7 +4019,43 @@
               <w:rPr>
                 <w:lang w:eastAsia="ru-RU"/>
               </w:rPr>
-              <w:t>10/100Base-TX (100 Мбит/с)</w:t>
+              <w:t>10</w:t>
+            </w:r>
+            <w:r>
+              <w:rPr>
+                <w:lang w:val="en-US" w:eastAsia="ru-RU"/>
+              </w:rPr>
+              <w:t>/100</w:t>
+            </w:r>
+            <w:r>
+              <w:rPr>
+                <w:lang w:eastAsia="ru-RU"/>
+              </w:rPr>
+              <w:t>/10</w:t>
+            </w:r>
+            <w:r>
+              <w:rPr>
+                <w:lang w:val="en-US" w:eastAsia="ru-RU"/>
+              </w:rPr>
+              <w:t>0</w:t>
+            </w:r>
+            <w:r>
+              <w:rPr>
+                <w:lang w:eastAsia="ru-RU"/>
+              </w:rPr>
+              <w:t>0Base-T (100</w:t>
+            </w:r>
+            <w:r>
+              <w:rPr>
+                <w:lang w:val="en-US" w:eastAsia="ru-RU"/>
+              </w:rPr>
+              <w:t>0</w:t>
+            </w:r>
+            <w:r>
+              <w:rPr>
+                <w:lang w:eastAsia="ru-RU"/>
+              </w:rPr>
+              <w:t xml:space="preserve"> Мбит/с)</w:t>
             </w:r>
           </w:p>
         </w:tc>
@@ -3994,9 +4106,15 @@
             </w:pPr>
             <w:r>
               <w:rPr>
-                <w:lang w:eastAsia="ru-RU"/>
-              </w:rPr>
-              <w:t>2 шт.</w:t>
+                <w:lang w:val="en-US" w:eastAsia="ru-RU"/>
+              </w:rPr>
+              <w:t>4</w:t>
+            </w:r>
+            <w:r>
+              <w:rPr>
+                <w:lang w:eastAsia="ru-RU"/>
+              </w:rPr>
+              <w:t xml:space="preserve"> шт.</w:t>
             </w:r>
           </w:p>
         </w:tc>
@@ -4047,33 +4165,21 @@
             </w:pPr>
             <w:r>
               <w:rPr>
+                <w:lang w:eastAsia="ru-RU"/>
+              </w:rPr>
+              <w:t>100/1000 Base-</w:t>
+            </w:r>
+            <w:r>
+              <w:rPr>
                 <w:lang w:val="en-US" w:eastAsia="ru-RU"/>
               </w:rPr>
-              <w:t xml:space="preserve">10/100/1000 Base-TX (1000 </w:t>
-            </w:r>
-            <w:r>
-              <w:rPr>
-                <w:lang w:eastAsia="ru-RU"/>
-              </w:rPr>
-              <w:t>Мбит</w:t>
-            </w:r>
-            <w:r>
-              <w:rPr>
-                <w:lang w:val="en-US" w:eastAsia="ru-RU"/>
-              </w:rPr>
-              <w:t>/</w:t>
-            </w:r>
-            <w:r>
-              <w:rPr>
-                <w:lang w:eastAsia="ru-RU"/>
-              </w:rPr>
-              <w:t>с</w:t>
-            </w:r>
-            <w:r>
-              <w:rPr>
-                <w:lang w:val="en-US" w:eastAsia="ru-RU"/>
-              </w:rPr>
-              <w:t>), Combo SFP</w:t>
+              <w:t>S</w:t>
+            </w:r>
+            <w:r>
+              <w:rPr>
+                <w:lang w:eastAsia="ru-RU"/>
+              </w:rPr>
+              <w:t>X (1000 Мбит/с)</w:t>
             </w:r>
           </w:p>
         </w:tc>
@@ -4112,9 +4218,15 @@
             </w:pPr>
             <w:r>
               <w:rPr>
+                <w:lang w:eastAsia="ru-RU"/>
+              </w:rPr>
+              <w:t>176</w:t>
+            </w:r>
+            <w:r>
+              <w:rPr>
                 <w:lang w:val="en-US" w:eastAsia="ru-RU"/>
               </w:rPr>
-              <w:t xml:space="preserve">32 </w:t>
+              <w:t xml:space="preserve"> </w:t>
             </w:r>
             <w:r>
               <w:rPr>
@@ -4167,7 +4279,7 @@
               <w:rPr>
                 <w:lang w:eastAsia="ru-RU"/>
               </w:rPr>
-              <w:t>8000</w:t>
+              <w:t>32768</w:t>
             </w:r>
           </w:p>
         </w:tc>
@@ -4214,7 +4326,7 @@
               <w:rPr>
                 <w:lang w:val="en-US" w:eastAsia="ru-RU"/>
               </w:rPr>
-              <w:t>IEEE 802.3a, IEEE 802.3ab, IEEE 802.3u</w:t>
+              <w:t>IEEE 802.1ab, IEEE 802.1ax, IEEE 802.1d, IEEE 802.1p, IEEE 802.1q, IEEE 802.1s, IEEE 802.1w, IEEE 802.1x, IEEE 802.3, IEEE 802.3ab, IEEE 802.3ad, IEEE 802.3af, IEEE 802.3at, IEEE 802.3az, IEEE 802.3u, IEEE 802.3x</w:t>
             </w:r>
           </w:p>
         </w:tc>
@@ -4243,9 +4355,33 @@
         <w:rPr>
           <w:sz w:val="28"/>
           <w:szCs w:val="28"/>
-          <w:lang w:eastAsia="ru-RU"/>
-        </w:rPr>
-        <w:t>Cisco Catalyst WS-C3650-24PS-S на 24 порта.</w:t>
+          <w:lang w:val="en-US" w:eastAsia="ru-RU"/>
+        </w:rPr>
+        <w:t>HP</w:t>
+      </w:r>
+      <w:r>
+        <w:rPr>
+          <w:sz w:val="28"/>
+          <w:szCs w:val="28"/>
+          <w:lang w:eastAsia="ru-RU"/>
+        </w:rPr>
+        <w:t xml:space="preserve"> </w:t>
+      </w:r>
+      <w:r>
+        <w:rPr>
+          <w:sz w:val="28"/>
+          <w:szCs w:val="28"/>
+          <w:lang w:eastAsia="ru-RU"/>
+        </w:rPr>
+        <w:t>Aruba CX 6100 24G 4SFP+</w:t>
+      </w:r>
+      <w:r>
+        <w:rPr>
+          <w:sz w:val="28"/>
+          <w:szCs w:val="28"/>
+          <w:lang w:eastAsia="ru-RU"/>
+        </w:rPr>
+        <w:t xml:space="preserve"> на 24 порта.</w:t>
       </w:r>
     </w:p>
     <w:p>
@@ -4281,7 +4417,15 @@
           <w:szCs w:val="28"/>
           <w:lang w:eastAsia="ru-RU"/>
         </w:rPr>
-        <w:t xml:space="preserve">Характеристики </w:t>
+        <w:t>Характеристики</w:t>
+      </w:r>
+      <w:r>
+        <w:rPr>
+          <w:sz w:val="28"/>
+          <w:szCs w:val="28"/>
+          <w:lang w:eastAsia="ru-RU"/>
+        </w:rPr>
+        <w:t xml:space="preserve"> </w:t>
       </w:r>
       <w:r>
         <w:rPr>
@@ -4289,7 +4433,7 @@
           <w:szCs w:val="28"/>
           <w:lang w:val="en-US" w:eastAsia="ru-RU"/>
         </w:rPr>
-        <w:t>Cisco</w:t>
+        <w:t>HP</w:t>
       </w:r>
       <w:r>
         <w:rPr>
@@ -4305,7 +4449,7 @@
           <w:szCs w:val="28"/>
           <w:lang w:val="en-US" w:eastAsia="ru-RU"/>
         </w:rPr>
-        <w:t>Catalyst</w:t>
+        <w:t>Aruba</w:t>
       </w:r>
       <w:r>
         <w:rPr>
@@ -4321,15 +4465,15 @@
           <w:szCs w:val="28"/>
           <w:lang w:val="en-US" w:eastAsia="ru-RU"/>
         </w:rPr>
-        <w:t>WS</w:t>
-      </w:r>
-      <w:r>
-        <w:rPr>
-          <w:sz w:val="28"/>
-          <w:szCs w:val="28"/>
-          <w:lang w:eastAsia="ru-RU"/>
-        </w:rPr>
-        <w:t>-</w:t>
+        <w:t>CX</w:t>
+      </w:r>
+      <w:r>
+        <w:rPr>
+          <w:sz w:val="28"/>
+          <w:szCs w:val="28"/>
+          <w:lang w:eastAsia="ru-RU"/>
+        </w:rPr>
+        <w:t xml:space="preserve"> 6100 24</w:t>
       </w:r>
       <w:r>
         <w:rPr>
@@ -4337,15 +4481,15 @@
           <w:szCs w:val="28"/>
           <w:lang w:val="en-US" w:eastAsia="ru-RU"/>
         </w:rPr>
-        <w:t>C</w:t>
-      </w:r>
-      <w:r>
-        <w:rPr>
-          <w:sz w:val="28"/>
-          <w:szCs w:val="28"/>
-          <w:lang w:eastAsia="ru-RU"/>
-        </w:rPr>
-        <w:t>3650+24</w:t>
+        <w:t>G</w:t>
+      </w:r>
+      <w:r>
+        <w:rPr>
+          <w:sz w:val="28"/>
+          <w:szCs w:val="28"/>
+          <w:lang w:eastAsia="ru-RU"/>
+        </w:rPr>
+        <w:t xml:space="preserve"> 4</w:t>
       </w:r>
       <w:r>
         <w:rPr>
@@ -4353,31 +4497,15 @@
           <w:szCs w:val="28"/>
           <w:lang w:val="en-US" w:eastAsia="ru-RU"/>
         </w:rPr>
-        <w:t>PS</w:t>
-      </w:r>
-      <w:r>
-        <w:rPr>
-          <w:sz w:val="28"/>
-          <w:szCs w:val="28"/>
-          <w:lang w:eastAsia="ru-RU"/>
-        </w:rPr>
-        <w:t>-</w:t>
-      </w:r>
-      <w:r>
-        <w:rPr>
-          <w:sz w:val="28"/>
-          <w:szCs w:val="28"/>
-          <w:lang w:val="en-US" w:eastAsia="ru-RU"/>
-        </w:rPr>
-        <w:t>S</w:t>
-      </w:r>
-      <w:r>
-        <w:rPr>
-          <w:sz w:val="28"/>
-          <w:szCs w:val="28"/>
-          <w:lang w:eastAsia="ru-RU"/>
-        </w:rPr>
-        <w:t xml:space="preserve"> </w:t>
+        <w:t>SFP</w:t>
+      </w:r>
+      <w:r>
+        <w:rPr>
+          <w:sz w:val="28"/>
+          <w:szCs w:val="28"/>
+          <w:lang w:eastAsia="ru-RU"/>
+        </w:rPr>
+        <w:t>+</w:t>
       </w:r>
     </w:p>
     <w:tbl>
@@ -4406,6 +4534,7 @@
               <w:rPr>
                 <w:lang w:eastAsia="ru-RU"/>
               </w:rPr>
+              <w:lastRenderedPageBreak/>
               <w:t>Тип коммутатора</w:t>
             </w:r>
           </w:p>
@@ -4513,7 +4642,7 @@
               <w:spacing w:line="240" w:lineRule="auto"/>
               <w:jc w:val="center"/>
               <w:rPr>
-                <w:lang w:eastAsia="ru-RU"/>
+                <w:lang w:val="en-US" w:eastAsia="ru-RU"/>
               </w:rPr>
             </w:pPr>
             <w:r>
@@ -4521,6 +4650,12 @@
                 <w:lang w:eastAsia="ru-RU"/>
               </w:rPr>
               <w:t>RJ-45</w:t>
+            </w:r>
+            <w:r>
+              <w:rPr>
+                <w:lang w:val="en-US" w:eastAsia="ru-RU"/>
+              </w:rPr>
+              <w:t>, SFP</w:t>
             </w:r>
           </w:p>
         </w:tc>
@@ -4629,7 +4764,6 @@
               <w:rPr>
                 <w:lang w:eastAsia="ru-RU"/>
               </w:rPr>
-              <w:lastRenderedPageBreak/>
               <w:t>Размер адресной таблицы</w:t>
             </w:r>
           </w:p>
@@ -4643,14 +4777,14 @@
               <w:spacing w:line="240" w:lineRule="auto"/>
               <w:jc w:val="center"/>
               <w:rPr>
-                <w:lang w:eastAsia="ru-RU"/>
+                <w:lang w:val="en-US" w:eastAsia="ru-RU"/>
               </w:rPr>
             </w:pPr>
             <w:r>
               <w:rPr>
-                <w:lang w:eastAsia="ru-RU"/>
-              </w:rPr>
-              <w:t>32000</w:t>
+                <w:lang w:val="en-US" w:eastAsia="ru-RU"/>
+              </w:rPr>
+              <w:t>8192</w:t>
             </w:r>
           </w:p>
         </w:tc>
@@ -4689,9 +4823,15 @@
             </w:pPr>
             <w:r>
               <w:rPr>
-                <w:lang w:eastAsia="ru-RU"/>
-              </w:rPr>
-              <w:t>88 Гбит</w:t>
+                <w:lang w:val="en-US" w:eastAsia="ru-RU"/>
+              </w:rPr>
+              <w:t>128</w:t>
+            </w:r>
+            <w:r>
+              <w:rPr>
+                <w:lang w:eastAsia="ru-RU"/>
+              </w:rPr>
+              <w:t xml:space="preserve"> Гбит</w:t>
             </w:r>
             <w:r>
               <w:rPr>
@@ -4744,7 +4884,25 @@
               <w:rPr>
                 <w:lang w:val="en-US" w:eastAsia="ru-RU"/>
               </w:rPr>
-              <w:t>IEEE 802.1D, IEEE 802.1p, IEEE 802.1Q, IEEE 802.1s, IEEE 802.1w, IEEE 802.1x, IEEE 802.3</w:t>
+              <w:t xml:space="preserve">IEEE 802.1D, IEEE 802.1p, IEEE 802.1Q, IEEE 802.1s, IEEE 802.1w, </w:t>
+            </w:r>
+            <w:r>
+              <w:rPr>
+                <w:lang w:val="en-US" w:eastAsia="ru-RU"/>
+              </w:rPr>
+              <w:t xml:space="preserve">IEEE 802.1x, IEEE 802.1ab, </w:t>
+            </w:r>
+            <w:r>
+              <w:rPr>
+                <w:lang w:val="en-US" w:eastAsia="ru-RU"/>
+              </w:rPr>
+              <w:t>IEEE 802.3</w:t>
+            </w:r>
+            <w:r>
+              <w:rPr>
+                <w:lang w:val="en-US" w:eastAsia="ru-RU"/>
+              </w:rPr>
+              <w:t>, IEEE 802.3ab, IEEE 802.3ad, IEEE, 802.3at, IEEE 802.3az, IEEE 802.3x</w:t>
             </w:r>
           </w:p>
         </w:tc>
@@ -4767,7 +4925,65 @@
           <w:szCs w:val="28"/>
           <w:lang w:eastAsia="ru-RU"/>
         </w:rPr>
-        <w:t>Маршрутизаторов будет установлено по 1 в каждом здании, модель – Cisco 2911/K9.</w:t>
+        <w:t>Маршрутизаторов будет установлено по 1 в каждом здании, модель –</w:t>
+      </w:r>
+      <w:r>
+        <w:rPr>
+          <w:sz w:val="28"/>
+          <w:szCs w:val="28"/>
+          <w:lang w:eastAsia="ru-RU"/>
+        </w:rPr>
+        <w:t xml:space="preserve"> </w:t>
+      </w:r>
+      <w:bookmarkStart w:id="5" w:name="_Hlk216725890"/>
+      <w:r>
+        <w:rPr>
+          <w:sz w:val="28"/>
+          <w:szCs w:val="28"/>
+          <w:lang w:val="en-US" w:eastAsia="ru-RU"/>
+        </w:rPr>
+        <w:t>HP</w:t>
+      </w:r>
+      <w:r>
+        <w:rPr>
+          <w:sz w:val="28"/>
+          <w:szCs w:val="28"/>
+          <w:lang w:eastAsia="ru-RU"/>
+        </w:rPr>
+        <w:t xml:space="preserve"> </w:t>
+      </w:r>
+      <w:r>
+        <w:rPr>
+          <w:sz w:val="28"/>
+          <w:szCs w:val="28"/>
+          <w:lang w:eastAsia="ru-RU"/>
+        </w:rPr>
+        <w:t>Aruba 7008</w:t>
+      </w:r>
+      <w:r>
+        <w:rPr>
+          <w:sz w:val="28"/>
+          <w:szCs w:val="28"/>
+          <w:lang w:eastAsia="ru-RU"/>
+        </w:rPr>
+        <w:t>-</w:t>
+      </w:r>
+      <w:r>
+        <w:rPr>
+          <w:sz w:val="28"/>
+          <w:szCs w:val="28"/>
+          <w:lang w:val="en-US" w:eastAsia="ru-RU"/>
+        </w:rPr>
+        <w:t>RW</w:t>
+      </w:r>
+      <w:bookmarkEnd w:id="5"/>
+      <w:r>
+        <w:rPr>
+          <w:sz w:val="28"/>
+          <w:szCs w:val="28"/>
+          <w:lang w:eastAsia="ru-RU"/>
+        </w:rPr>
+        <w:t>.</w:t>
       </w:r>
     </w:p>
     <w:p>
@@ -4803,7 +5019,15 @@
           <w:szCs w:val="28"/>
           <w:lang w:eastAsia="ru-RU"/>
         </w:rPr>
-        <w:t xml:space="preserve"> Характеристики Cisco 2911/K9</w:t>
+        <w:t xml:space="preserve"> Характеристики </w:t>
+      </w:r>
+      <w:r>
+        <w:rPr>
+          <w:sz w:val="28"/>
+          <w:szCs w:val="28"/>
+          <w:lang w:eastAsia="ru-RU"/>
+        </w:rPr>
+        <w:t>HP Aruba 7008-RW</w:t>
       </w:r>
     </w:p>
     <w:tbl>
@@ -4846,21 +5070,67 @@
               <w:rPr>
                 <w:lang w:val="en-US"/>
               </w:rPr>
-              <w:t xml:space="preserve">IEEE </w:t>
-            </w:r>
-            <w:proofErr w:type="gramStart"/>
+              <w:t>IEEE 802.1Q,</w:t>
+            </w:r>
             <w:r>
               <w:rPr>
                 <w:lang w:val="en-US"/>
               </w:rPr>
-              <w:t>802.1Q,IEEE</w:t>
-            </w:r>
-            <w:proofErr w:type="gramEnd"/>
+              <w:t xml:space="preserve"> </w:t>
+            </w:r>
             <w:r>
               <w:rPr>
                 <w:lang w:val="en-US"/>
               </w:rPr>
-              <w:t xml:space="preserve"> 802.1ag,IEEE 802.3,IEEE 802.3ab,IEEE 802.3ah,IEEE 802.3u</w:t>
+              <w:t>IEEE 802.1ag,</w:t>
+            </w:r>
+            <w:r>
+              <w:rPr>
+                <w:lang w:val="en-US"/>
+              </w:rPr>
+              <w:t xml:space="preserve"> </w:t>
+            </w:r>
+            <w:r>
+              <w:rPr>
+                <w:lang w:val="en-US"/>
+              </w:rPr>
+              <w:t>IEEE 802.3,</w:t>
+            </w:r>
+            <w:r>
+              <w:rPr>
+                <w:lang w:val="en-US"/>
+              </w:rPr>
+              <w:t xml:space="preserve"> </w:t>
+            </w:r>
+            <w:r>
+              <w:rPr>
+                <w:lang w:val="en-US"/>
+              </w:rPr>
+              <w:t>IEEE 802.3ab,</w:t>
+            </w:r>
+            <w:r>
+              <w:rPr>
+                <w:lang w:val="en-US"/>
+              </w:rPr>
+              <w:t xml:space="preserve"> </w:t>
+            </w:r>
+            <w:r>
+              <w:rPr>
+                <w:lang w:val="en-US"/>
+              </w:rPr>
+              <w:t>IEEE 802.3ah,</w:t>
+            </w:r>
+            <w:r>
+              <w:rPr>
+                <w:lang w:val="en-US"/>
+              </w:rPr>
+              <w:t xml:space="preserve"> </w:t>
+            </w:r>
+            <w:r>
+              <w:rPr>
+                <w:lang w:val="en-US"/>
+              </w:rPr>
+              <w:t>IEEE 802.3u</w:t>
             </w:r>
           </w:p>
         </w:tc>
@@ -4918,7 +5188,13 @@
               <w:jc w:val="center"/>
             </w:pPr>
             <w:r>
-              <w:t>3 шт.</w:t>
+              <w:rPr>
+                <w:lang w:val="en-US"/>
+              </w:rPr>
+              <w:t>8</w:t>
+            </w:r>
+            <w:r>
+              <w:t xml:space="preserve"> шт.</w:t>
             </w:r>
           </w:p>
         </w:tc>
@@ -4961,13 +5237,8 @@
             <w:pPr>
               <w:spacing w:line="240" w:lineRule="auto"/>
             </w:pPr>
-            <w:proofErr w:type="spellStart"/>
-            <w:r>
-              <w:t>Свивка</w:t>
-            </w:r>
-            <w:proofErr w:type="spellEnd"/>
-            <w:r>
-              <w:t xml:space="preserve"> кабеля</w:t>
+            <w:r>
+              <w:t>Свивка кабеля</w:t>
             </w:r>
           </w:p>
         </w:tc>
@@ -5041,19 +5312,35 @@
                 <w:lang w:val="en-US"/>
               </w:rPr>
             </w:pPr>
-            <w:proofErr w:type="gramStart"/>
             <w:r>
               <w:rPr>
                 <w:lang w:val="en-US"/>
               </w:rPr>
-              <w:t>BGP,EIGRP</w:t>
-            </w:r>
-            <w:proofErr w:type="gramEnd"/>
+              <w:t>BGP,</w:t>
+            </w:r>
             <w:r>
               <w:rPr>
                 <w:lang w:val="en-US"/>
               </w:rPr>
-              <w:t>,IGRP,IS-IS,MPLS,OSPF</w:t>
+              <w:t xml:space="preserve"> RIP</w:t>
+            </w:r>
+            <w:r>
+              <w:rPr>
+                <w:lang w:val="en-US"/>
+              </w:rPr>
+              <w:t>,</w:t>
+            </w:r>
+            <w:r>
+              <w:rPr>
+                <w:lang w:val="en-US"/>
+              </w:rPr>
+              <w:t xml:space="preserve"> </w:t>
+            </w:r>
+            <w:r>
+              <w:rPr>
+                <w:lang w:val="en-US"/>
+              </w:rPr>
+              <w:t>OSPF</w:t>
             </w:r>
           </w:p>
         </w:tc>
@@ -5088,21 +5375,13 @@
               <w:rPr>
                 <w:lang w:val="en-US"/>
               </w:rPr>
-              <w:t xml:space="preserve">IPv4, IPv6, OSPF, EIGRP, BGP, IS-IS, IGMPv3, PIM SM, PIM SSM, DDVMRP, </w:t>
-            </w:r>
-            <w:proofErr w:type="spellStart"/>
+              <w:t xml:space="preserve">IPv4, IPv6, </w:t>
+            </w:r>
             <w:r>
               <w:rPr>
                 <w:lang w:val="en-US"/>
               </w:rPr>
-              <w:t>IPSec</w:t>
-            </w:r>
-            <w:proofErr w:type="spellEnd"/>
-            <w:r>
-              <w:rPr>
-                <w:lang w:val="en-US"/>
-              </w:rPr>
-              <w:t>, GRE, BVD</w:t>
+              <w:t>OSPF, BGP, RIP, VRRP, NAT, DHCP Server/Relay, IPsec VPN, GRE, QoS</w:t>
             </w:r>
           </w:p>
         </w:tc>
@@ -5131,7 +5410,7 @@
               <w:jc w:val="center"/>
             </w:pPr>
             <w:r>
-              <w:t>256 MB (макс. 4 Гб)</w:t>
+              <w:t>8 ГБ</w:t>
             </w:r>
           </w:p>
         </w:tc>
@@ -5160,7 +5439,16 @@
               <w:jc w:val="center"/>
             </w:pPr>
             <w:r>
-              <w:t>512 MB (макс. 2 Гб)</w:t>
+              <w:rPr>
+                <w:lang w:val="en-US"/>
+              </w:rPr>
+              <w:t>2</w:t>
+            </w:r>
+            <w:r>
+              <w:t xml:space="preserve"> </w:t>
+            </w:r>
+            <w:r>
+              <w:t>ГБ</w:t>
             </w:r>
           </w:p>
         </w:tc>
@@ -5175,7 +5463,7 @@
               <w:spacing w:line="240" w:lineRule="auto"/>
             </w:pPr>
             <w:r>
-              <w:t>Совместимые карты памяти</w:t>
+              <w:t>Порты USB</w:t>
             </w:r>
           </w:p>
         </w:tc>
@@ -5189,7 +5477,7 @@
               <w:jc w:val="center"/>
             </w:pPr>
             <w:r>
-              <w:t>CF</w:t>
+              <w:t>2 шт.</w:t>
             </w:r>
           </w:p>
         </w:tc>
@@ -5204,7 +5492,7 @@
               <w:spacing w:line="240" w:lineRule="auto"/>
             </w:pPr>
             <w:r>
-              <w:t>Порты USB</w:t>
+              <w:t>Порты консольные</w:t>
             </w:r>
           </w:p>
         </w:tc>
@@ -5216,44 +5504,21 @@
             <w:pPr>
               <w:spacing w:line="240" w:lineRule="auto"/>
               <w:jc w:val="center"/>
+              <w:rPr>
+                <w:lang w:val="en-US"/>
+              </w:rPr>
             </w:pPr>
             <w:r>
-              <w:t>2 шт.</w:t>
-            </w:r>
-          </w:p>
-        </w:tc>
-      </w:tr>
-      <w:tr>
-        <w:tc>
-          <w:tcPr>
-            <w:tcW w:w="5097" w:type="dxa"/>
-          </w:tcPr>
-          <w:p>
-            <w:pPr>
-              <w:spacing w:line="240" w:lineRule="auto"/>
-            </w:pPr>
-            <w:r>
-              <w:t>Порты консольные</w:t>
-            </w:r>
-          </w:p>
-        </w:tc>
-        <w:tc>
-          <w:tcPr>
-            <w:tcW w:w="5098" w:type="dxa"/>
-          </w:tcPr>
-          <w:p>
-            <w:pPr>
-              <w:spacing w:line="240" w:lineRule="auto"/>
-              <w:jc w:val="center"/>
               <w:rPr>
                 <w:lang w:val="en-US"/>
               </w:rPr>
-            </w:pPr>
+              <w:t>RJ-45 (RS232), USB</w:t>
+            </w:r>
             <w:r>
               <w:rPr>
                 <w:lang w:val="en-US"/>
               </w:rPr>
-              <w:t>RJ-45 (RS232), AUX RJ-45(RS232), USB, mini-USB</w:t>
+              <w:t xml:space="preserve"> Type-C</w:t>
             </w:r>
           </w:p>
         </w:tc>
@@ -5302,12 +5567,12 @@
       <w:pPr>
         <w:pStyle w:val="1"/>
       </w:pPr>
-      <w:bookmarkStart w:id="5" w:name="_Toc216303672"/>
+      <w:bookmarkStart w:id="6" w:name="_Toc216303672"/>
       <w:r>
         <w:lastRenderedPageBreak/>
         <w:t>ЗАКЛЮЧЕНИЕ</w:t>
       </w:r>
-      <w:bookmarkEnd w:id="5"/>
+      <w:bookmarkEnd w:id="6"/>
     </w:p>
     <w:p>
       <w:pPr>
@@ -5417,7 +5682,7 @@
           <w:szCs w:val="28"/>
           <w:lang w:eastAsia="ru-RU"/>
         </w:rPr>
-        <w:t>3</w:t>
+        <w:t>2</w:t>
       </w:r>
       <w:r>
         <w:rPr>
@@ -5454,7 +5719,7 @@
       <w:pPr>
         <w:pStyle w:val="1"/>
       </w:pPr>
-      <w:bookmarkStart w:id="6" w:name="_Toc216303673"/>
+      <w:bookmarkStart w:id="7" w:name="_Toc216303673"/>
       <w:r>
         <w:lastRenderedPageBreak/>
         <w:t xml:space="preserve">СПИСОК </w:t>
@@ -5462,7 +5727,7 @@
       <w:r>
         <w:t>ИСПОЛЬЗОВАННЫХ ИСТОЧНИКОВ</w:t>
       </w:r>
-      <w:bookmarkEnd w:id="6"/>
+      <w:bookmarkEnd w:id="7"/>
     </w:p>
     <w:p>
       <w:pPr>
@@ -5568,7 +5833,6 @@
           </w:rPr>
           <w:t>.</w:t>
         </w:r>
-        <w:proofErr w:type="spellStart"/>
         <w:r>
           <w:rPr>
             <w:rStyle w:val="ab"/>
@@ -5578,7 +5842,6 @@
           </w:rPr>
           <w:t>roksis</w:t>
         </w:r>
-        <w:proofErr w:type="spellEnd"/>
         <w:r>
           <w:rPr>
             <w:rStyle w:val="ab"/>
@@ -5624,7 +5887,6 @@
           </w:rPr>
           <w:t>/</w:t>
         </w:r>
-        <w:proofErr w:type="spellStart"/>
         <w:r>
           <w:rPr>
             <w:rStyle w:val="ab"/>
@@ -5634,7 +5896,6 @@
           </w:rPr>
           <w:t>lvs</w:t>
         </w:r>
-        <w:proofErr w:type="spellEnd"/>
         <w:r>
           <w:rPr>
             <w:rStyle w:val="ab"/>
@@ -5644,7 +5905,6 @@
           </w:rPr>
           <w:t>-</w:t>
         </w:r>
-        <w:proofErr w:type="spellStart"/>
         <w:r>
           <w:rPr>
             <w:rStyle w:val="ab"/>
@@ -5654,7 +5914,6 @@
           </w:rPr>
           <w:t>vvedenie</w:t>
         </w:r>
-        <w:proofErr w:type="spellEnd"/>
         <w:r>
           <w:rPr>
             <w:rStyle w:val="ab"/>
@@ -5664,7 +5923,6 @@
           </w:rPr>
           <w:t>-</w:t>
         </w:r>
-        <w:proofErr w:type="spellStart"/>
         <w:r>
           <w:rPr>
             <w:rStyle w:val="ab"/>
@@ -5674,7 +5932,6 @@
           </w:rPr>
           <w:t>osnovy</w:t>
         </w:r>
-        <w:proofErr w:type="spellEnd"/>
         <w:r>
           <w:rPr>
             <w:rStyle w:val="ab"/>
@@ -5801,7 +6058,6 @@
           </w:rPr>
           <w:t>://</w:t>
         </w:r>
-        <w:proofErr w:type="spellStart"/>
         <w:r>
           <w:rPr>
             <w:rStyle w:val="ab"/>
@@ -5811,7 +6067,6 @@
           </w:rPr>
           <w:t>componentltd</w:t>
         </w:r>
-        <w:proofErr w:type="spellEnd"/>
         <w:r>
           <w:rPr>
             <w:rStyle w:val="ab"/>
@@ -5893,7 +6148,6 @@
           </w:rPr>
           <w:t>/</w:t>
         </w:r>
-        <w:proofErr w:type="spellStart"/>
         <w:r>
           <w:rPr>
             <w:rStyle w:val="ab"/>
@@ -5903,7 +6157,6 @@
           </w:rPr>
           <w:t>odnomodovoe</w:t>
         </w:r>
-        <w:proofErr w:type="spellEnd"/>
         <w:r>
           <w:rPr>
             <w:rStyle w:val="ab"/>
@@ -5913,7 +6166,6 @@
           </w:rPr>
           <w:t>-</w:t>
         </w:r>
-        <w:proofErr w:type="spellStart"/>
         <w:r>
           <w:rPr>
             <w:rStyle w:val="ab"/>
@@ -5923,7 +6175,6 @@
           </w:rPr>
           <w:t>i</w:t>
         </w:r>
-        <w:proofErr w:type="spellEnd"/>
         <w:r>
           <w:rPr>
             <w:rStyle w:val="ab"/>
@@ -5933,7 +6184,6 @@
           </w:rPr>
           <w:t>-</w:t>
         </w:r>
-        <w:proofErr w:type="spellStart"/>
         <w:r>
           <w:rPr>
             <w:rStyle w:val="ab"/>
@@ -5943,7 +6193,6 @@
           </w:rPr>
           <w:t>mnogomodovoe</w:t>
         </w:r>
-        <w:proofErr w:type="spellEnd"/>
         <w:r>
           <w:rPr>
             <w:rStyle w:val="ab"/>
@@ -5953,7 +6202,6 @@
           </w:rPr>
           <w:t>-</w:t>
         </w:r>
-        <w:proofErr w:type="spellStart"/>
         <w:r>
           <w:rPr>
             <w:rStyle w:val="ab"/>
@@ -5963,7 +6211,6 @@
           </w:rPr>
           <w:t>volokno</w:t>
         </w:r>
-        <w:proofErr w:type="spellEnd"/>
         <w:r>
           <w:rPr>
             <w:rStyle w:val="ab"/>
@@ -5973,7 +6220,6 @@
           </w:rPr>
           <w:t>-</w:t>
         </w:r>
-        <w:proofErr w:type="spellStart"/>
         <w:r>
           <w:rPr>
             <w:rStyle w:val="ab"/>
@@ -5983,7 +6229,6 @@
           </w:rPr>
           <w:t>osobennosti</w:t>
         </w:r>
-        <w:proofErr w:type="spellEnd"/>
         <w:r>
           <w:rPr>
             <w:rStyle w:val="ab"/>
@@ -5993,7 +6238,6 @@
           </w:rPr>
           <w:t>-</w:t>
         </w:r>
-        <w:proofErr w:type="spellStart"/>
         <w:r>
           <w:rPr>
             <w:rStyle w:val="ab"/>
@@ -6003,7 +6247,6 @@
           </w:rPr>
           <w:t>i</w:t>
         </w:r>
-        <w:proofErr w:type="spellEnd"/>
         <w:r>
           <w:rPr>
             <w:rStyle w:val="ab"/>
@@ -6013,7 +6256,6 @@
           </w:rPr>
           <w:t>-</w:t>
         </w:r>
-        <w:proofErr w:type="spellStart"/>
         <w:r>
           <w:rPr>
             <w:rStyle w:val="ab"/>
@@ -6023,7 +6265,6 @@
           </w:rPr>
           <w:t>otlichiya</w:t>
         </w:r>
-        <w:proofErr w:type="spellEnd"/>
         <w:r>
           <w:rPr>
             <w:rStyle w:val="ab"/>
@@ -8071,6 +8312,27 @@
       <w:lang w:eastAsia="ru-RU"/>
     </w:rPr>
   </w:style>
+  <w:style w:type="paragraph" w:styleId="3">
+    <w:name w:val="heading 3"/>
+    <w:basedOn w:val="a"/>
+    <w:next w:val="a"/>
+    <w:link w:val="30"/>
+    <w:uiPriority w:val="9"/>
+    <w:semiHidden/>
+    <w:unhideWhenUsed/>
+    <w:qFormat/>
+    <w:rsid w:val="00391940"/>
+    <w:pPr>
+      <w:keepNext/>
+      <w:keepLines/>
+      <w:spacing w:before="40"/>
+      <w:outlineLvl w:val="2"/>
+    </w:pPr>
+    <w:rPr>
+      <w:rFonts w:asciiTheme="majorHAnsi" w:eastAsiaTheme="majorEastAsia" w:hAnsiTheme="majorHAnsi" w:cstheme="majorBidi"/>
+      <w:color w:val="1F3763" w:themeColor="accent1" w:themeShade="7F"/>
+    </w:rPr>
+  </w:style>
   <w:style w:type="character" w:default="1" w:styleId="a0">
     <w:name w:val="Default Paragraph Font"/>
     <w:uiPriority w:val="1"/>
@@ -8362,6 +8624,21 @@
       <w:lang w:eastAsia="ar-SA"/>
     </w:rPr>
   </w:style>
+  <w:style w:type="character" w:customStyle="1" w:styleId="30">
+    <w:name w:val="Заголовок 3 Знак"/>
+    <w:basedOn w:val="a0"/>
+    <w:link w:val="3"/>
+    <w:uiPriority w:val="9"/>
+    <w:semiHidden/>
+    <w:rsid w:val="00391940"/>
+    <w:rPr>
+      <w:rFonts w:asciiTheme="majorHAnsi" w:eastAsiaTheme="majorEastAsia" w:hAnsiTheme="majorHAnsi" w:cstheme="majorBidi"/>
+      <w:color w:val="1F3763" w:themeColor="accent1" w:themeShade="7F"/>
+      <w:sz w:val="24"/>
+      <w:szCs w:val="24"/>
+      <w:lang w:eastAsia="ar-SA"/>
+    </w:rPr>
+  </w:style>
 </w:styles>
 </file>
 

--- a/Сети/КП/Документация/3. Пояснительная записка.docx
+++ b/Сети/КП/Документация/3. Пояснительная записка.docx
@@ -1309,7 +1309,23 @@
           <w:szCs w:val="28"/>
           <w:lang w:eastAsia="ru-RU"/>
         </w:rPr>
-        <w:t xml:space="preserve"> сеть, охватывающая ограниченную территорию (например, офис). Грамотно спроектированная ЛВС обеспечивает стабильную работу, безопасность данных и повышает общую эффективность сотрудников.</w:t>
+        <w:t xml:space="preserve"> сеть, охватывающая ограниченную территорию (например, офис). </w:t>
+      </w:r>
+      <w:r>
+        <w:rPr>
+          <w:sz w:val="28"/>
+          <w:szCs w:val="28"/>
+          <w:lang w:eastAsia="ru-RU"/>
+        </w:rPr>
+        <w:t>Правильно</w:t>
+      </w:r>
+      <w:r>
+        <w:rPr>
+          <w:sz w:val="28"/>
+          <w:szCs w:val="28"/>
+          <w:lang w:eastAsia="ru-RU"/>
+        </w:rPr>
+        <w:t xml:space="preserve"> спроектированная ЛВС обеспечивает стабильную работу, безопасность данных и повышает общую эффективность сотрудников.</w:t>
       </w:r>
     </w:p>
     <w:p>
@@ -1409,16 +1425,16 @@
           <w:szCs w:val="28"/>
           <w:lang w:eastAsia="ru-RU"/>
         </w:rPr>
-        <w:t xml:space="preserve"> является разработка сети средствами кабеля </w:t>
+        <w:t xml:space="preserve"> является </w:t>
       </w:r>
       <w:r>
         <w:rPr>
           <w:rFonts w:eastAsia="Calibri"/>
           <w:sz w:val="28"/>
           <w:szCs w:val="28"/>
-          <w:lang w:val="en-US" w:eastAsia="ru-RU"/>
-        </w:rPr>
-        <w:t>MMF</w:t>
+          <w:lang w:eastAsia="ru-RU"/>
+        </w:rPr>
+        <w:t>разработка локальной вычислительной сети для компании Х</w:t>
       </w:r>
       <w:r>
         <w:rPr>
@@ -1427,43 +1443,7 @@
           <w:szCs w:val="28"/>
           <w:lang w:eastAsia="ru-RU"/>
         </w:rPr>
-        <w:t xml:space="preserve"> </w:t>
-      </w:r>
-      <w:r>
-        <w:rPr>
-          <w:rFonts w:eastAsia="Calibri"/>
-          <w:sz w:val="28"/>
-          <w:szCs w:val="28"/>
-          <w:lang w:eastAsia="ru-RU"/>
-        </w:rPr>
-        <w:t>[2]</w:t>
-      </w:r>
-      <w:r>
-        <w:rPr>
-          <w:rFonts w:eastAsia="Calibri"/>
-          <w:sz w:val="28"/>
-          <w:szCs w:val="28"/>
-          <w:lang w:eastAsia="ru-RU"/>
-        </w:rPr>
-        <w:t xml:space="preserve"> (</w:t>
-      </w:r>
-      <w:r>
-        <w:rPr>
-          <w:rFonts w:eastAsia="Calibri"/>
-          <w:sz w:val="28"/>
-          <w:szCs w:val="28"/>
-          <w:lang w:eastAsia="ru-RU"/>
-        </w:rPr>
-        <w:t>многомодовое волокно</w:t>
-      </w:r>
-      <w:r>
-        <w:rPr>
-          <w:rFonts w:eastAsia="Calibri"/>
-          <w:sz w:val="28"/>
-          <w:szCs w:val="28"/>
-          <w:lang w:eastAsia="ru-RU"/>
-        </w:rPr>
-        <w:t>).</w:t>
+        <w:t>.</w:t>
       </w:r>
     </w:p>
     <w:p>
@@ -2171,7 +2151,43 @@
           <w:sz w:val="28"/>
           <w:szCs w:val="18"/>
         </w:rPr>
-        <w:t>Комплекс зданий А и Б оснащен внутренней структурированной кабельной системой (СКС). В состав СКС входит четыре узла, расположенные в помещениях 07 здания А и в помещениях 46 здания Б. Горизонтальная составляющая СКС построена с использованием медной витой пары категории 6. Вертикальная составляющая СКС включает в себя межузловые соединения организованные с использованием как медной витой пары категории 6, так и многомодового оптоволокна.</w:t>
+        <w:t xml:space="preserve">Комплекс зданий А и Б оснащен внутренней структурированной кабельной системой (СКС). В состав СКС входит четыре узла, расположенные в помещениях 07 здания А и в помещениях 46 здания Б. Горизонтальная составляющая СКС построена с использованием медной витой пары категории 6. Вертикальная составляющая СКС включает в себя </w:t>
+      </w:r>
+      <w:proofErr w:type="spellStart"/>
+      <w:r>
+        <w:rPr>
+          <w:color w:val="auto"/>
+          <w:sz w:val="28"/>
+          <w:szCs w:val="18"/>
+        </w:rPr>
+        <w:t>межузловые</w:t>
+      </w:r>
+      <w:proofErr w:type="spellEnd"/>
+      <w:r>
+        <w:rPr>
+          <w:color w:val="auto"/>
+          <w:sz w:val="28"/>
+          <w:szCs w:val="18"/>
+        </w:rPr>
+        <w:t xml:space="preserve"> соединения организованные с использованием как медной витой пары категории 6, так и </w:t>
+      </w:r>
+      <w:proofErr w:type="spellStart"/>
+      <w:r>
+        <w:rPr>
+          <w:color w:val="auto"/>
+          <w:sz w:val="28"/>
+          <w:szCs w:val="18"/>
+        </w:rPr>
+        <w:t>многомодового</w:t>
+      </w:r>
+      <w:proofErr w:type="spellEnd"/>
+      <w:r>
+        <w:rPr>
+          <w:color w:val="auto"/>
+          <w:sz w:val="28"/>
+          <w:szCs w:val="18"/>
+        </w:rPr>
+        <w:t xml:space="preserve"> оптоволокна.</w:t>
       </w:r>
     </w:p>
     <w:p>
@@ -2197,6 +2213,7 @@
         </w:rPr>
         <w:t xml:space="preserve">Активное оборудование ЛВС должно обеспечивать возможность подключения существующих маршрутизаторов Компании X на уровне ядра или уровне распределения по протоколам </w:t>
       </w:r>
+      <w:proofErr w:type="spellStart"/>
       <w:r>
         <w:rPr>
           <w:color w:val="auto"/>
@@ -2206,6 +2223,7 @@
         </w:rPr>
         <w:t>FastEthernet</w:t>
       </w:r>
+      <w:proofErr w:type="spellEnd"/>
       <w:r>
         <w:rPr>
           <w:color w:val="auto"/>
@@ -2214,6 +2232,7 @@
         </w:rPr>
         <w:t xml:space="preserve"> или </w:t>
       </w:r>
+      <w:proofErr w:type="spellStart"/>
       <w:r>
         <w:rPr>
           <w:color w:val="auto"/>
@@ -2223,6 +2242,7 @@
         </w:rPr>
         <w:t>GigabitEthernet</w:t>
       </w:r>
+      <w:proofErr w:type="spellEnd"/>
       <w:r>
         <w:rPr>
           <w:color w:val="auto"/>
@@ -2270,7 +2290,7 @@
           <w:sz w:val="28"/>
           <w:szCs w:val="18"/>
         </w:rPr>
-        <w:t>174</w:t>
+        <w:t>180</w:t>
       </w:r>
       <w:r>
         <w:rPr>
@@ -2286,7 +2306,7 @@
           <w:sz w:val="28"/>
           <w:szCs w:val="18"/>
         </w:rPr>
-        <w:t>24</w:t>
+        <w:t>60</w:t>
       </w:r>
       <w:r>
         <w:rPr>
@@ -2302,7 +2322,7 @@
           <w:sz w:val="28"/>
           <w:szCs w:val="18"/>
         </w:rPr>
-        <w:t>85</w:t>
+        <w:t>180</w:t>
       </w:r>
       <w:r>
         <w:rPr>
@@ -2318,7 +2338,7 @@
           <w:sz w:val="28"/>
           <w:szCs w:val="18"/>
         </w:rPr>
-        <w:t>24</w:t>
+        <w:t>30</w:t>
       </w:r>
       <w:r>
         <w:rPr>
@@ -2328,6 +2348,19 @@
         </w:rPr>
         <w:t xml:space="preserve"> серверов.</w:t>
       </w:r>
+    </w:p>
+    <w:p>
+      <w:pPr>
+        <w:pStyle w:val="Default"/>
+        <w:spacing w:line="360" w:lineRule="auto"/>
+        <w:ind w:left="1429"/>
+        <w:jc w:val="both"/>
+        <w:rPr>
+          <w:color w:val="auto"/>
+          <w:sz w:val="28"/>
+          <w:szCs w:val="18"/>
+        </w:rPr>
+      </w:pPr>
     </w:p>
     <w:p>
       <w:pPr>
@@ -2347,6 +2380,7 @@
           <w:sz w:val="28"/>
           <w:szCs w:val="18"/>
         </w:rPr>
+        <w:lastRenderedPageBreak/>
         <w:t>Перечень требований к ЛВС:</w:t>
       </w:r>
     </w:p>
@@ -2371,7 +2405,6 @@
           <w:sz w:val="28"/>
           <w:szCs w:val="18"/>
         </w:rPr>
-        <w:lastRenderedPageBreak/>
         <w:t>ЛВС имеет иерархическую структуру, состоящую из двух уровней: ядра/распределения и доступа.</w:t>
       </w:r>
     </w:p>
@@ -2710,6 +2743,7 @@
           <w:szCs w:val="28"/>
           <w:lang w:eastAsia="ru-RU"/>
         </w:rPr>
+        <w:lastRenderedPageBreak/>
         <w:t>Для обеспечения необходимого числа портов</w:t>
       </w:r>
       <w:r>
@@ -2782,7 +2816,25 @@
           <w:szCs w:val="28"/>
           <w:lang w:eastAsia="ru-RU"/>
         </w:rPr>
-        <w:t>HP Aruba 2930F 24G</w:t>
+        <w:t xml:space="preserve">HP </w:t>
+      </w:r>
+      <w:proofErr w:type="spellStart"/>
+      <w:r>
+        <w:rPr>
+          <w:sz w:val="28"/>
+          <w:szCs w:val="28"/>
+          <w:lang w:eastAsia="ru-RU"/>
+        </w:rPr>
+        <w:t>Aruba</w:t>
+      </w:r>
+      <w:proofErr w:type="spellEnd"/>
+      <w:r>
+        <w:rPr>
+          <w:sz w:val="28"/>
+          <w:szCs w:val="28"/>
+          <w:lang w:eastAsia="ru-RU"/>
+        </w:rPr>
+        <w:t xml:space="preserve"> 2930F 24G</w:t>
       </w:r>
       <w:r>
         <w:rPr>
@@ -2822,7 +2874,25 @@
           <w:szCs w:val="28"/>
           <w:lang w:eastAsia="ru-RU"/>
         </w:rPr>
-        <w:t xml:space="preserve">HP Aruba 2930F 48G 4SFP+ </w:t>
+        <w:t xml:space="preserve">HP </w:t>
+      </w:r>
+      <w:proofErr w:type="spellStart"/>
+      <w:r>
+        <w:rPr>
+          <w:sz w:val="28"/>
+          <w:szCs w:val="28"/>
+          <w:lang w:eastAsia="ru-RU"/>
+        </w:rPr>
+        <w:t>Aruba</w:t>
+      </w:r>
+      <w:proofErr w:type="spellEnd"/>
+      <w:r>
+        <w:rPr>
+          <w:sz w:val="28"/>
+          <w:szCs w:val="28"/>
+          <w:lang w:eastAsia="ru-RU"/>
+        </w:rPr>
+        <w:t xml:space="preserve"> 2930F 48G 4SFP+ </w:t>
       </w:r>
       <w:r>
         <w:rPr>
@@ -2850,7 +2920,6 @@
           <w:szCs w:val="28"/>
           <w:lang w:eastAsia="ru-RU"/>
         </w:rPr>
-        <w:lastRenderedPageBreak/>
         <w:t>Таблица 1</w:t>
       </w:r>
       <w:r>
@@ -3605,7 +3674,25 @@
           <w:szCs w:val="28"/>
           <w:lang w:eastAsia="ru-RU"/>
         </w:rPr>
-        <w:t xml:space="preserve">HP Aruba 2930F 48G 4SFP+ </w:t>
+        <w:t xml:space="preserve">HP </w:t>
+      </w:r>
+      <w:proofErr w:type="spellStart"/>
+      <w:r>
+        <w:rPr>
+          <w:sz w:val="28"/>
+          <w:szCs w:val="28"/>
+          <w:lang w:eastAsia="ru-RU"/>
+        </w:rPr>
+        <w:t>Aruba</w:t>
+      </w:r>
+      <w:proofErr w:type="spellEnd"/>
+      <w:r>
+        <w:rPr>
+          <w:sz w:val="28"/>
+          <w:szCs w:val="28"/>
+          <w:lang w:eastAsia="ru-RU"/>
+        </w:rPr>
+        <w:t xml:space="preserve"> 2930F 48G 4SFP+ </w:t>
       </w:r>
       <w:r>
         <w:rPr>
@@ -4349,7 +4436,16 @@
           <w:szCs w:val="28"/>
           <w:lang w:eastAsia="ru-RU"/>
         </w:rPr>
-        <w:t xml:space="preserve">Каждый коммутатор уровня доступа должен подключаться к коммутаторам третьего уровня, а также необходимо обеспечить надежность при подключении, которая обеспечивается резервированием подключения. Было принято решение для каждого здания использовать по 2 коммутатора третьего уровня </w:t>
+        <w:t xml:space="preserve">Каждый коммутатор уровня доступа должен подключаться к коммутаторам третьего уровня, а также необходимо обеспечить надежность при подключении, которая обеспечивается резервированием подключения. Было принято решение для </w:t>
+      </w:r>
+      <w:r>
+        <w:rPr>
+          <w:sz w:val="28"/>
+          <w:szCs w:val="28"/>
+          <w:lang w:eastAsia="ru-RU"/>
+        </w:rPr>
+        <w:lastRenderedPageBreak/>
+        <w:t xml:space="preserve">каждого здания использовать по 2 коммутатора третьего уровня </w:t>
       </w:r>
       <w:r>
         <w:rPr>
@@ -4367,13 +4463,23 @@
         </w:rPr>
         <w:t xml:space="preserve"> </w:t>
       </w:r>
-      <w:r>
-        <w:rPr>
-          <w:sz w:val="28"/>
-          <w:szCs w:val="28"/>
-          <w:lang w:eastAsia="ru-RU"/>
-        </w:rPr>
-        <w:t>Aruba CX 6100 24G 4SFP+</w:t>
+      <w:proofErr w:type="spellStart"/>
+      <w:r>
+        <w:rPr>
+          <w:sz w:val="28"/>
+          <w:szCs w:val="28"/>
+          <w:lang w:eastAsia="ru-RU"/>
+        </w:rPr>
+        <w:t>Aruba</w:t>
+      </w:r>
+      <w:proofErr w:type="spellEnd"/>
+      <w:r>
+        <w:rPr>
+          <w:sz w:val="28"/>
+          <w:szCs w:val="28"/>
+          <w:lang w:eastAsia="ru-RU"/>
+        </w:rPr>
+        <w:t xml:space="preserve"> CX 6100 24G 4SFP+</w:t>
       </w:r>
       <w:r>
         <w:rPr>
@@ -4534,7 +4640,6 @@
               <w:rPr>
                 <w:lang w:eastAsia="ru-RU"/>
               </w:rPr>
-              <w:lastRenderedPageBreak/>
               <w:t>Тип коммутатора</w:t>
             </w:r>
           </w:p>
@@ -4952,13 +5057,23 @@
         </w:rPr>
         <w:t xml:space="preserve"> </w:t>
       </w:r>
-      <w:r>
-        <w:rPr>
-          <w:sz w:val="28"/>
-          <w:szCs w:val="28"/>
-          <w:lang w:eastAsia="ru-RU"/>
-        </w:rPr>
-        <w:t>Aruba 7008</w:t>
+      <w:proofErr w:type="spellStart"/>
+      <w:r>
+        <w:rPr>
+          <w:sz w:val="28"/>
+          <w:szCs w:val="28"/>
+          <w:lang w:eastAsia="ru-RU"/>
+        </w:rPr>
+        <w:t>Aruba</w:t>
+      </w:r>
+      <w:proofErr w:type="spellEnd"/>
+      <w:r>
+        <w:rPr>
+          <w:sz w:val="28"/>
+          <w:szCs w:val="28"/>
+          <w:lang w:eastAsia="ru-RU"/>
+        </w:rPr>
+        <w:t xml:space="preserve"> 7008</w:t>
       </w:r>
       <w:r>
         <w:rPr>
@@ -5027,7 +5142,25 @@
           <w:szCs w:val="28"/>
           <w:lang w:eastAsia="ru-RU"/>
         </w:rPr>
-        <w:t>HP Aruba 7008-RW</w:t>
+        <w:t xml:space="preserve">HP </w:t>
+      </w:r>
+      <w:proofErr w:type="spellStart"/>
+      <w:r>
+        <w:rPr>
+          <w:sz w:val="28"/>
+          <w:szCs w:val="28"/>
+          <w:lang w:eastAsia="ru-RU"/>
+        </w:rPr>
+        <w:t>Aruba</w:t>
+      </w:r>
+      <w:proofErr w:type="spellEnd"/>
+      <w:r>
+        <w:rPr>
+          <w:sz w:val="28"/>
+          <w:szCs w:val="28"/>
+          <w:lang w:eastAsia="ru-RU"/>
+        </w:rPr>
+        <w:t xml:space="preserve"> 7008-RW</w:t>
       </w:r>
     </w:p>
     <w:tbl>
@@ -5237,8 +5370,13 @@
             <w:pPr>
               <w:spacing w:line="240" w:lineRule="auto"/>
             </w:pPr>
-            <w:r>
-              <w:t>Свивка кабеля</w:t>
+            <w:proofErr w:type="spellStart"/>
+            <w:r>
+              <w:t>Свивка</w:t>
+            </w:r>
+            <w:proofErr w:type="spellEnd"/>
+            <w:r>
+              <w:t xml:space="preserve"> кабеля</w:t>
             </w:r>
           </w:p>
         </w:tc>
@@ -5833,6 +5971,7 @@
           </w:rPr>
           <w:t>.</w:t>
         </w:r>
+        <w:proofErr w:type="spellStart"/>
         <w:r>
           <w:rPr>
             <w:rStyle w:val="ab"/>
@@ -5842,6 +5981,7 @@
           </w:rPr>
           <w:t>roksis</w:t>
         </w:r>
+        <w:proofErr w:type="spellEnd"/>
         <w:r>
           <w:rPr>
             <w:rStyle w:val="ab"/>
@@ -5887,6 +6027,7 @@
           </w:rPr>
           <w:t>/</w:t>
         </w:r>
+        <w:proofErr w:type="spellStart"/>
         <w:r>
           <w:rPr>
             <w:rStyle w:val="ab"/>
@@ -5896,6 +6037,7 @@
           </w:rPr>
           <w:t>lvs</w:t>
         </w:r>
+        <w:proofErr w:type="spellEnd"/>
         <w:r>
           <w:rPr>
             <w:rStyle w:val="ab"/>
@@ -5905,6 +6047,7 @@
           </w:rPr>
           <w:t>-</w:t>
         </w:r>
+        <w:proofErr w:type="spellStart"/>
         <w:r>
           <w:rPr>
             <w:rStyle w:val="ab"/>
@@ -5914,6 +6057,7 @@
           </w:rPr>
           <w:t>vvedenie</w:t>
         </w:r>
+        <w:proofErr w:type="spellEnd"/>
         <w:r>
           <w:rPr>
             <w:rStyle w:val="ab"/>
@@ -5923,6 +6067,7 @@
           </w:rPr>
           <w:t>-</w:t>
         </w:r>
+        <w:proofErr w:type="spellStart"/>
         <w:r>
           <w:rPr>
             <w:rStyle w:val="ab"/>
@@ -5932,6 +6077,7 @@
           </w:rPr>
           <w:t>osnovy</w:t>
         </w:r>
+        <w:proofErr w:type="spellEnd"/>
         <w:r>
           <w:rPr>
             <w:rStyle w:val="ab"/>
@@ -6058,6 +6204,7 @@
           </w:rPr>
           <w:t>://</w:t>
         </w:r>
+        <w:proofErr w:type="spellStart"/>
         <w:r>
           <w:rPr>
             <w:rStyle w:val="ab"/>
@@ -6067,6 +6214,7 @@
           </w:rPr>
           <w:t>componentltd</w:t>
         </w:r>
+        <w:proofErr w:type="spellEnd"/>
         <w:r>
           <w:rPr>
             <w:rStyle w:val="ab"/>
@@ -6148,6 +6296,7 @@
           </w:rPr>
           <w:t>/</w:t>
         </w:r>
+        <w:proofErr w:type="spellStart"/>
         <w:r>
           <w:rPr>
             <w:rStyle w:val="ab"/>
@@ -6157,6 +6306,7 @@
           </w:rPr>
           <w:t>odnomodovoe</w:t>
         </w:r>
+        <w:proofErr w:type="spellEnd"/>
         <w:r>
           <w:rPr>
             <w:rStyle w:val="ab"/>
@@ -6166,6 +6316,7 @@
           </w:rPr>
           <w:t>-</w:t>
         </w:r>
+        <w:proofErr w:type="spellStart"/>
         <w:r>
           <w:rPr>
             <w:rStyle w:val="ab"/>
@@ -6175,6 +6326,7 @@
           </w:rPr>
           <w:t>i</w:t>
         </w:r>
+        <w:proofErr w:type="spellEnd"/>
         <w:r>
           <w:rPr>
             <w:rStyle w:val="ab"/>
@@ -6184,6 +6336,7 @@
           </w:rPr>
           <w:t>-</w:t>
         </w:r>
+        <w:proofErr w:type="spellStart"/>
         <w:r>
           <w:rPr>
             <w:rStyle w:val="ab"/>
@@ -6193,6 +6346,7 @@
           </w:rPr>
           <w:t>mnogomodovoe</w:t>
         </w:r>
+        <w:proofErr w:type="spellEnd"/>
         <w:r>
           <w:rPr>
             <w:rStyle w:val="ab"/>
@@ -6202,6 +6356,7 @@
           </w:rPr>
           <w:t>-</w:t>
         </w:r>
+        <w:proofErr w:type="spellStart"/>
         <w:r>
           <w:rPr>
             <w:rStyle w:val="ab"/>
@@ -6211,6 +6366,7 @@
           </w:rPr>
           <w:t>volokno</w:t>
         </w:r>
+        <w:proofErr w:type="spellEnd"/>
         <w:r>
           <w:rPr>
             <w:rStyle w:val="ab"/>
@@ -6220,6 +6376,7 @@
           </w:rPr>
           <w:t>-</w:t>
         </w:r>
+        <w:proofErr w:type="spellStart"/>
         <w:r>
           <w:rPr>
             <w:rStyle w:val="ab"/>
@@ -6229,6 +6386,7 @@
           </w:rPr>
           <w:t>osobennosti</w:t>
         </w:r>
+        <w:proofErr w:type="spellEnd"/>
         <w:r>
           <w:rPr>
             <w:rStyle w:val="ab"/>
@@ -6238,6 +6396,7 @@
           </w:rPr>
           <w:t>-</w:t>
         </w:r>
+        <w:proofErr w:type="spellStart"/>
         <w:r>
           <w:rPr>
             <w:rStyle w:val="ab"/>
@@ -6247,6 +6406,7 @@
           </w:rPr>
           <w:t>i</w:t>
         </w:r>
+        <w:proofErr w:type="spellEnd"/>
         <w:r>
           <w:rPr>
             <w:rStyle w:val="ab"/>
@@ -6256,6 +6416,7 @@
           </w:rPr>
           <w:t>-</w:t>
         </w:r>
+        <w:proofErr w:type="spellStart"/>
         <w:r>
           <w:rPr>
             <w:rStyle w:val="ab"/>
@@ -6265,6 +6426,7 @@
           </w:rPr>
           <w:t>otlichiya</w:t>
         </w:r>
+        <w:proofErr w:type="spellEnd"/>
         <w:r>
           <w:rPr>
             <w:rStyle w:val="ab"/>
